--- a/docs/01_core/Clarity Intelligence Platform_features.docx
+++ b/docs/01_core/Clarity Intelligence Platform_features.docx
@@ -5,42 +5,124 @@
     <w:p>
       <w:pPr>
         <w:spacing w:before="100" w:beforeAutospacing="1" w:after="100" w:afterAutospacing="1" w:line="240" w:lineRule="auto"/>
-        <w:outlineLvl w:val="0"/>
+        <w:rPr>
+          <w:rFonts w:ascii="Times New Roman" w:eastAsia="Times New Roman" w:hAnsi="Times New Roman" w:cs="Times New Roman"/>
+          <w:color w:val="000000"/>
+          <w:kern w:val="0"/>
+          <w14:ligatures w14:val="none"/>
+        </w:rPr>
+      </w:pPr>
+      <w:r>
         <w:rPr>
           <w:rFonts w:ascii="Times New Roman" w:eastAsia="Times New Roman" w:hAnsi="Times New Roman" w:cs="Times New Roman"/>
           <w:b/>
           <w:bCs/>
           <w:color w:val="000000"/>
-          <w:kern w:val="36"/>
-          <w:sz w:val="48"/>
-          <w:szCs w:val="48"/>
-          <w14:ligatures w14:val="none"/>
-        </w:rPr>
-      </w:pPr>
-      <w:r>
+          <w:kern w:val="0"/>
+          <w14:ligatures w14:val="none"/>
+        </w:rPr>
+        <w:t>Clarity Intelligence Platform - Feature Specification Document</w:t>
+      </w:r>
+    </w:p>
+    <w:p>
+      <w:pPr>
+        <w:spacing w:before="100" w:beforeAutospacing="1" w:after="100" w:afterAutospacing="1" w:line="240" w:lineRule="auto"/>
+        <w:outlineLvl w:val="1"/>
         <w:rPr>
           <w:rFonts w:ascii="Times New Roman" w:eastAsia="Times New Roman" w:hAnsi="Times New Roman" w:cs="Times New Roman"/>
           <w:b/>
           <w:bCs/>
           <w:color w:val="000000"/>
-          <w:kern w:val="36"/>
-          <w:sz w:val="48"/>
-          <w:szCs w:val="48"/>
-          <w14:ligatures w14:val="none"/>
-        </w:rPr>
-        <w:t>Clarity Intelligence Platform - Feature Specification Document</w:t>
+          <w:kern w:val="0"/>
+          <w:sz w:val="36"/>
+          <w:szCs w:val="36"/>
+          <w14:ligatures w14:val="none"/>
+        </w:rPr>
+      </w:pPr>
+      <w:r>
+        <w:rPr>
+          <w:rFonts w:ascii="Times New Roman" w:eastAsia="Times New Roman" w:hAnsi="Times New Roman" w:cs="Times New Roman"/>
+          <w:b/>
+          <w:bCs/>
+          <w:color w:val="000000"/>
+          <w:kern w:val="0"/>
+          <w:sz w:val="36"/>
+          <w:szCs w:val="36"/>
+          <w14:ligatures w14:val="none"/>
+        </w:rPr>
+        <w:t>1. Overview</w:t>
       </w:r>
     </w:p>
     <w:p>
       <w:pPr>
         <w:spacing w:before="100" w:beforeAutospacing="1" w:after="100" w:afterAutospacing="1" w:line="240" w:lineRule="auto"/>
-        <w:outlineLvl w:val="1"/>
+        <w:rPr>
+          <w:rFonts w:ascii="Times New Roman" w:eastAsia="Times New Roman" w:hAnsi="Times New Roman" w:cs="Times New Roman"/>
+          <w:color w:val="000000"/>
+          <w:kern w:val="0"/>
+          <w14:ligatures w14:val="none"/>
+        </w:rPr>
+      </w:pPr>
+      <w:r>
+        <w:rPr>
+          <w:rFonts w:ascii="Times New Roman" w:eastAsia="Times New Roman" w:hAnsi="Times New Roman" w:cs="Times New Roman"/>
+          <w:color w:val="000000"/>
+          <w:kern w:val="0"/>
+          <w14:ligatures w14:val="none"/>
+        </w:rPr>
+        <w:t>Clarity is an AI-powered intelligence platform designed to </w:t>
+      </w:r>
+      <w:r>
         <w:rPr>
           <w:rFonts w:ascii="Times New Roman" w:eastAsia="Times New Roman" w:hAnsi="Times New Roman" w:cs="Times New Roman"/>
           <w:b/>
           <w:bCs/>
           <w:color w:val="000000"/>
           <w:kern w:val="0"/>
+          <w14:ligatures w14:val="none"/>
+        </w:rPr>
+        <w:t>detect misinformation, analyze media bias, and provide real-time insights</w:t>
+      </w:r>
+      <w:r>
+        <w:rPr>
+          <w:rFonts w:ascii="Times New Roman" w:eastAsia="Times New Roman" w:hAnsi="Times New Roman" w:cs="Times New Roman"/>
+          <w:color w:val="000000"/>
+          <w:kern w:val="0"/>
+          <w14:ligatures w14:val="none"/>
+        </w:rPr>
+        <w:t> for </w:t>
+      </w:r>
+      <w:r>
+        <w:rPr>
+          <w:rFonts w:ascii="Times New Roman" w:eastAsia="Times New Roman" w:hAnsi="Times New Roman" w:cs="Times New Roman"/>
+          <w:b/>
+          <w:bCs/>
+          <w:color w:val="000000"/>
+          <w:kern w:val="0"/>
+          <w14:ligatures w14:val="none"/>
+        </w:rPr>
+        <w:t>financial analysts, hedge funds, investigative journalists, and enterprises</w:t>
+      </w:r>
+      <w:r>
+        <w:rPr>
+          <w:rFonts w:ascii="Times New Roman" w:eastAsia="Times New Roman" w:hAnsi="Times New Roman" w:cs="Times New Roman"/>
+          <w:color w:val="000000"/>
+          <w:kern w:val="0"/>
+          <w14:ligatures w14:val="none"/>
+        </w:rPr>
+        <w:t>. This document outlines the full feature set, technical requirements, and development roadmap.</w:t>
+      </w:r>
+    </w:p>
+    <w:p>
+      <w:pPr>
+        <w:spacing w:before="100" w:beforeAutospacing="1" w:after="100" w:afterAutospacing="1" w:line="240" w:lineRule="auto"/>
+        <w:outlineLvl w:val="1"/>
+        <w:rPr>
+          <w:rFonts w:ascii="Times New Roman" w:eastAsia="Times New Roman" w:hAnsi="Times New Roman" w:cs="Times New Roman"/>
+          <w:b/>
+          <w:bCs/>
+          <w:color w:val="000000"/>
+          <w:kern w:val="0"/>
           <w:sz w:val="36"/>
           <w:szCs w:val="36"/>
           <w14:ligatures w14:val="none"/>
@@ -57,48 +139,24 @@
           <w:szCs w:val="36"/>
           <w14:ligatures w14:val="none"/>
         </w:rPr>
-        <w:t>1. Overview</w:t>
+        <w:t>2. Core Functionalities</w:t>
       </w:r>
     </w:p>
     <w:p>
       <w:pPr>
         <w:spacing w:before="100" w:beforeAutospacing="1" w:after="100" w:afterAutospacing="1" w:line="240" w:lineRule="auto"/>
-        <w:rPr>
-          <w:rFonts w:ascii="Times New Roman" w:eastAsia="Times New Roman" w:hAnsi="Times New Roman" w:cs="Times New Roman"/>
-          <w:color w:val="000000"/>
-          <w:kern w:val="0"/>
-          <w14:ligatures w14:val="none"/>
-        </w:rPr>
-      </w:pPr>
-      <w:r>
-        <w:rPr>
-          <w:rFonts w:ascii="Times New Roman" w:eastAsia="Times New Roman" w:hAnsi="Times New Roman" w:cs="Times New Roman"/>
-          <w:color w:val="000000"/>
-          <w:kern w:val="0"/>
-          <w14:ligatures w14:val="none"/>
-        </w:rPr>
-        <w:t>Clarity is an AI-powered intelligence platform designed to </w:t>
-      </w:r>
-      <w:r>
+        <w:outlineLvl w:val="2"/>
         <w:rPr>
           <w:rFonts w:ascii="Times New Roman" w:eastAsia="Times New Roman" w:hAnsi="Times New Roman" w:cs="Times New Roman"/>
           <w:b/>
           <w:bCs/>
           <w:color w:val="000000"/>
           <w:kern w:val="0"/>
-          <w14:ligatures w14:val="none"/>
-        </w:rPr>
-        <w:t>detect misinformation, analyze media bias, and provide real-time insights</w:t>
-      </w:r>
-      <w:r>
-        <w:rPr>
-          <w:rFonts w:ascii="Times New Roman" w:eastAsia="Times New Roman" w:hAnsi="Times New Roman" w:cs="Times New Roman"/>
-          <w:color w:val="000000"/>
-          <w:kern w:val="0"/>
-          <w14:ligatures w14:val="none"/>
-        </w:rPr>
-        <w:t> for </w:t>
-      </w:r>
+          <w:sz w:val="27"/>
+          <w:szCs w:val="27"/>
+          <w14:ligatures w14:val="none"/>
+        </w:rPr>
+      </w:pPr>
       <w:r>
         <w:rPr>
           <w:rFonts w:ascii="Times New Roman" w:eastAsia="Times New Roman" w:hAnsi="Times New Roman" w:cs="Times New Roman"/>
@@ -106,44 +164,1124 @@
           <w:bCs/>
           <w:color w:val="000000"/>
           <w:kern w:val="0"/>
-          <w14:ligatures w14:val="none"/>
-        </w:rPr>
-        <w:t>financial analysts, hedge funds, investigative journalists, and enterprises</w:t>
-      </w:r>
-      <w:r>
-        <w:rPr>
-          <w:rFonts w:ascii="Times New Roman" w:eastAsia="Times New Roman" w:hAnsi="Times New Roman" w:cs="Times New Roman"/>
-          <w:color w:val="000000"/>
-          <w:kern w:val="0"/>
-          <w14:ligatures w14:val="none"/>
-        </w:rPr>
-        <w:t>. This document outlines the full feature set, technical requirements, and development roadmap.</w:t>
+          <w:sz w:val="27"/>
+          <w:szCs w:val="27"/>
+          <w14:ligatures w14:val="none"/>
+        </w:rPr>
+        <w:t>2.1 Real-Time News Manipulation Dashboard (MVP - Phase 1)</w:t>
       </w:r>
     </w:p>
     <w:p>
       <w:pPr>
-        <w:spacing w:after="0" w:line="240" w:lineRule="auto"/>
-        <w:rPr>
-          <w:rFonts w:ascii="Times New Roman" w:eastAsia="Times New Roman" w:hAnsi="Times New Roman" w:cs="Times New Roman"/>
-          <w:color w:val="000000"/>
-          <w:kern w:val="0"/>
-          <w14:ligatures w14:val="none"/>
-        </w:rPr>
-      </w:pPr>
-      <w:r>
-        <w:rPr>
-          <w:rFonts w:ascii="Times New Roman" w:eastAsia="Times New Roman" w:hAnsi="Times New Roman" w:cs="Times New Roman"/>
-          <w:noProof/>
-          <w:color w:val="000000"/>
-          <w:kern w:val="0"/>
-        </w:rPr>
-        <w:pict>
-          <v:rect id="_x0000_i1075" alt="" style="width:468pt;height:.05pt;mso-width-percent:0;mso-height-percent:0;mso-width-percent:0;mso-height-percent:0" o:hralign="center" o:hrstd="t" o:hr="t" fillcolor="#a0a0a0" stroked="f"/>
-        </w:pict>
+        <w:spacing w:before="100" w:beforeAutospacing="1" w:after="100" w:afterAutospacing="1" w:line="240" w:lineRule="auto"/>
+        <w:outlineLvl w:val="3"/>
+        <w:rPr>
+          <w:rFonts w:ascii="Times New Roman" w:eastAsia="Times New Roman" w:hAnsi="Times New Roman" w:cs="Times New Roman"/>
+          <w:b/>
+          <w:bCs/>
+          <w:color w:val="000000"/>
+          <w:kern w:val="0"/>
+          <w14:ligatures w14:val="none"/>
+        </w:rPr>
+      </w:pPr>
+      <w:r>
+        <w:rPr>
+          <w:rFonts w:ascii="Times New Roman" w:eastAsia="Times New Roman" w:hAnsi="Times New Roman" w:cs="Times New Roman"/>
+          <w:b/>
+          <w:bCs/>
+          <w:color w:val="000000"/>
+          <w:kern w:val="0"/>
+          <w14:ligatures w14:val="none"/>
+        </w:rPr>
+        <w:t>Key Features:</w:t>
       </w:r>
     </w:p>
     <w:p>
       <w:pPr>
+        <w:numPr>
+          <w:ilvl w:val="0"/>
+          <w:numId w:val="46"/>
+        </w:numPr>
+        <w:spacing w:before="100" w:beforeAutospacing="1" w:after="100" w:afterAutospacing="1" w:line="240" w:lineRule="auto"/>
+        <w:rPr>
+          <w:rFonts w:ascii="Times New Roman" w:eastAsia="Times New Roman" w:hAnsi="Times New Roman" w:cs="Times New Roman"/>
+          <w:color w:val="000000"/>
+          <w:kern w:val="0"/>
+          <w14:ligatures w14:val="none"/>
+        </w:rPr>
+      </w:pPr>
+      <w:r>
+        <w:rPr>
+          <w:rFonts w:ascii="Times New Roman" w:eastAsia="Times New Roman" w:hAnsi="Times New Roman" w:cs="Times New Roman"/>
+          <w:b/>
+          <w:bCs/>
+          <w:color w:val="000000"/>
+          <w:kern w:val="0"/>
+          <w14:ligatures w14:val="none"/>
+        </w:rPr>
+        <w:t>Live News Feed Analysis</w:t>
+      </w:r>
+      <w:r>
+        <w:rPr>
+          <w:rFonts w:ascii="Times New Roman" w:eastAsia="Times New Roman" w:hAnsi="Times New Roman" w:cs="Times New Roman"/>
+          <w:color w:val="000000"/>
+          <w:kern w:val="0"/>
+          <w14:ligatures w14:val="none"/>
+        </w:rPr>
+        <w:t> → AI scans, classifies, and ranks news for potential manipulation.</w:t>
+      </w:r>
+    </w:p>
+    <w:p>
+      <w:pPr>
+        <w:numPr>
+          <w:ilvl w:val="0"/>
+          <w:numId w:val="46"/>
+        </w:numPr>
+        <w:spacing w:before="100" w:beforeAutospacing="1" w:after="100" w:afterAutospacing="1" w:line="240" w:lineRule="auto"/>
+        <w:rPr>
+          <w:rFonts w:ascii="Times New Roman" w:eastAsia="Times New Roman" w:hAnsi="Times New Roman" w:cs="Times New Roman"/>
+          <w:color w:val="000000"/>
+          <w:kern w:val="0"/>
+          <w14:ligatures w14:val="none"/>
+        </w:rPr>
+      </w:pPr>
+      <w:r>
+        <w:rPr>
+          <w:rFonts w:ascii="Times New Roman" w:eastAsia="Times New Roman" w:hAnsi="Times New Roman" w:cs="Times New Roman"/>
+          <w:b/>
+          <w:bCs/>
+          <w:color w:val="000000"/>
+          <w:kern w:val="0"/>
+          <w14:ligatures w14:val="none"/>
+        </w:rPr>
+        <w:t>Contradiction Detection</w:t>
+      </w:r>
+      <w:r>
+        <w:rPr>
+          <w:rFonts w:ascii="Times New Roman" w:eastAsia="Times New Roman" w:hAnsi="Times New Roman" w:cs="Times New Roman"/>
+          <w:color w:val="000000"/>
+          <w:kern w:val="0"/>
+          <w14:ligatures w14:val="none"/>
+        </w:rPr>
+        <w:t> → Identifies conflicting narratives across sources.</w:t>
+      </w:r>
+    </w:p>
+    <w:p>
+      <w:pPr>
+        <w:numPr>
+          <w:ilvl w:val="0"/>
+          <w:numId w:val="46"/>
+        </w:numPr>
+        <w:spacing w:before="100" w:beforeAutospacing="1" w:after="100" w:afterAutospacing="1" w:line="240" w:lineRule="auto"/>
+        <w:rPr>
+          <w:rFonts w:ascii="Times New Roman" w:eastAsia="Times New Roman" w:hAnsi="Times New Roman" w:cs="Times New Roman"/>
+          <w:color w:val="000000"/>
+          <w:kern w:val="0"/>
+          <w14:ligatures w14:val="none"/>
+        </w:rPr>
+      </w:pPr>
+      <w:r>
+        <w:rPr>
+          <w:rFonts w:ascii="Times New Roman" w:eastAsia="Times New Roman" w:hAnsi="Times New Roman" w:cs="Times New Roman"/>
+          <w:b/>
+          <w:bCs/>
+          <w:color w:val="000000"/>
+          <w:kern w:val="0"/>
+          <w14:ligatures w14:val="none"/>
+        </w:rPr>
+        <w:t>Source Credibility Scoring</w:t>
+      </w:r>
+      <w:r>
+        <w:rPr>
+          <w:rFonts w:ascii="Times New Roman" w:eastAsia="Times New Roman" w:hAnsi="Times New Roman" w:cs="Times New Roman"/>
+          <w:color w:val="000000"/>
+          <w:kern w:val="0"/>
+          <w14:ligatures w14:val="none"/>
+        </w:rPr>
+        <w:t> → Ranks sources based on historical accuracy and bias.</w:t>
+      </w:r>
+    </w:p>
+    <w:p>
+      <w:pPr>
+        <w:numPr>
+          <w:ilvl w:val="0"/>
+          <w:numId w:val="46"/>
+        </w:numPr>
+        <w:spacing w:before="100" w:beforeAutospacing="1" w:after="100" w:afterAutospacing="1" w:line="240" w:lineRule="auto"/>
+        <w:rPr>
+          <w:rFonts w:ascii="Times New Roman" w:eastAsia="Times New Roman" w:hAnsi="Times New Roman" w:cs="Times New Roman"/>
+          <w:color w:val="000000"/>
+          <w:kern w:val="0"/>
+          <w14:ligatures w14:val="none"/>
+        </w:rPr>
+      </w:pPr>
+      <w:r>
+        <w:rPr>
+          <w:rFonts w:ascii="Times New Roman" w:eastAsia="Times New Roman" w:hAnsi="Times New Roman" w:cs="Times New Roman"/>
+          <w:b/>
+          <w:bCs/>
+          <w:color w:val="000000"/>
+          <w:kern w:val="0"/>
+          <w14:ligatures w14:val="none"/>
+        </w:rPr>
+        <w:t>User-Defined Alerts</w:t>
+      </w:r>
+      <w:r>
+        <w:rPr>
+          <w:rFonts w:ascii="Times New Roman" w:eastAsia="Times New Roman" w:hAnsi="Times New Roman" w:cs="Times New Roman"/>
+          <w:color w:val="000000"/>
+          <w:kern w:val="0"/>
+          <w14:ligatures w14:val="none"/>
+        </w:rPr>
+        <w:t> → Custom notifications when misinformation trends emerge.</w:t>
+      </w:r>
+    </w:p>
+    <w:p>
+      <w:pPr>
+        <w:numPr>
+          <w:ilvl w:val="0"/>
+          <w:numId w:val="46"/>
+        </w:numPr>
+        <w:spacing w:before="100" w:beforeAutospacing="1" w:after="100" w:afterAutospacing="1" w:line="240" w:lineRule="auto"/>
+        <w:rPr>
+          <w:rFonts w:ascii="Times New Roman" w:eastAsia="Times New Roman" w:hAnsi="Times New Roman" w:cs="Times New Roman"/>
+          <w:color w:val="000000"/>
+          <w:kern w:val="0"/>
+          <w14:ligatures w14:val="none"/>
+        </w:rPr>
+      </w:pPr>
+      <w:r>
+        <w:rPr>
+          <w:rFonts w:ascii="Times New Roman" w:eastAsia="Times New Roman" w:hAnsi="Times New Roman" w:cs="Times New Roman"/>
+          <w:b/>
+          <w:bCs/>
+          <w:color w:val="000000"/>
+          <w:kern w:val="0"/>
+          <w14:ligatures w14:val="none"/>
+        </w:rPr>
+        <w:t>Interactive Visualization</w:t>
+      </w:r>
+      <w:r>
+        <w:rPr>
+          <w:rFonts w:ascii="Times New Roman" w:eastAsia="Times New Roman" w:hAnsi="Times New Roman" w:cs="Times New Roman"/>
+          <w:color w:val="000000"/>
+          <w:kern w:val="0"/>
+          <w14:ligatures w14:val="none"/>
+        </w:rPr>
+        <w:t> → Shows misinformation spread in a network graph.</w:t>
+      </w:r>
+    </w:p>
+    <w:p>
+      <w:pPr>
+        <w:spacing w:before="100" w:beforeAutospacing="1" w:after="100" w:afterAutospacing="1" w:line="240" w:lineRule="auto"/>
+        <w:outlineLvl w:val="3"/>
+        <w:rPr>
+          <w:rFonts w:ascii="Times New Roman" w:eastAsia="Times New Roman" w:hAnsi="Times New Roman" w:cs="Times New Roman"/>
+          <w:b/>
+          <w:bCs/>
+          <w:color w:val="000000"/>
+          <w:kern w:val="0"/>
+          <w14:ligatures w14:val="none"/>
+        </w:rPr>
+      </w:pPr>
+      <w:r>
+        <w:rPr>
+          <w:rFonts w:ascii="Times New Roman" w:eastAsia="Times New Roman" w:hAnsi="Times New Roman" w:cs="Times New Roman"/>
+          <w:b/>
+          <w:bCs/>
+          <w:color w:val="000000"/>
+          <w:kern w:val="0"/>
+          <w14:ligatures w14:val="none"/>
+        </w:rPr>
+        <w:t>Technical Considerations:</w:t>
+      </w:r>
+    </w:p>
+    <w:p>
+      <w:pPr>
+        <w:numPr>
+          <w:ilvl w:val="0"/>
+          <w:numId w:val="47"/>
+        </w:numPr>
+        <w:spacing w:before="100" w:beforeAutospacing="1" w:after="100" w:afterAutospacing="1" w:line="240" w:lineRule="auto"/>
+        <w:rPr>
+          <w:rFonts w:ascii="Times New Roman" w:eastAsia="Times New Roman" w:hAnsi="Times New Roman" w:cs="Times New Roman"/>
+          <w:color w:val="000000"/>
+          <w:kern w:val="0"/>
+          <w14:ligatures w14:val="none"/>
+        </w:rPr>
+      </w:pPr>
+      <w:r>
+        <w:rPr>
+          <w:rFonts w:ascii="Times New Roman" w:eastAsia="Times New Roman" w:hAnsi="Times New Roman" w:cs="Times New Roman"/>
+          <w:b/>
+          <w:bCs/>
+          <w:color w:val="000000"/>
+          <w:kern w:val="0"/>
+          <w14:ligatures w14:val="none"/>
+        </w:rPr>
+        <w:t>AI Models:</w:t>
+      </w:r>
+      <w:r>
+        <w:rPr>
+          <w:rFonts w:ascii="Times New Roman" w:eastAsia="Times New Roman" w:hAnsi="Times New Roman" w:cs="Times New Roman"/>
+          <w:color w:val="000000"/>
+          <w:kern w:val="0"/>
+          <w14:ligatures w14:val="none"/>
+        </w:rPr>
+        <w:t> Ollama, Mistral, DeepSeek Coder for real-time NLP.</w:t>
+      </w:r>
+    </w:p>
+    <w:p>
+      <w:pPr>
+        <w:numPr>
+          <w:ilvl w:val="0"/>
+          <w:numId w:val="47"/>
+        </w:numPr>
+        <w:spacing w:before="100" w:beforeAutospacing="1" w:after="100" w:afterAutospacing="1" w:line="240" w:lineRule="auto"/>
+        <w:rPr>
+          <w:rFonts w:ascii="Times New Roman" w:eastAsia="Times New Roman" w:hAnsi="Times New Roman" w:cs="Times New Roman"/>
+          <w:color w:val="000000"/>
+          <w:kern w:val="0"/>
+          <w14:ligatures w14:val="none"/>
+        </w:rPr>
+      </w:pPr>
+      <w:r>
+        <w:rPr>
+          <w:rFonts w:ascii="Times New Roman" w:eastAsia="Times New Roman" w:hAnsi="Times New Roman" w:cs="Times New Roman"/>
+          <w:b/>
+          <w:bCs/>
+          <w:color w:val="000000"/>
+          <w:kern w:val="0"/>
+          <w14:ligatures w14:val="none"/>
+        </w:rPr>
+        <w:t>Database:</w:t>
+      </w:r>
+      <w:r>
+        <w:rPr>
+          <w:rFonts w:ascii="Times New Roman" w:eastAsia="Times New Roman" w:hAnsi="Times New Roman" w:cs="Times New Roman"/>
+          <w:color w:val="000000"/>
+          <w:kern w:val="0"/>
+          <w14:ligatures w14:val="none"/>
+        </w:rPr>
+        <w:t> PostgreSQL + Redis for fast query execution.</w:t>
+      </w:r>
+    </w:p>
+    <w:p>
+      <w:pPr>
+        <w:numPr>
+          <w:ilvl w:val="0"/>
+          <w:numId w:val="47"/>
+        </w:numPr>
+        <w:spacing w:before="100" w:beforeAutospacing="1" w:after="100" w:afterAutospacing="1" w:line="240" w:lineRule="auto"/>
+        <w:rPr>
+          <w:rFonts w:ascii="Times New Roman" w:eastAsia="Times New Roman" w:hAnsi="Times New Roman" w:cs="Times New Roman"/>
+          <w:color w:val="000000"/>
+          <w:kern w:val="0"/>
+          <w14:ligatures w14:val="none"/>
+        </w:rPr>
+      </w:pPr>
+      <w:r>
+        <w:rPr>
+          <w:rFonts w:ascii="Times New Roman" w:eastAsia="Times New Roman" w:hAnsi="Times New Roman" w:cs="Times New Roman"/>
+          <w:b/>
+          <w:bCs/>
+          <w:color w:val="000000"/>
+          <w:kern w:val="0"/>
+          <w14:ligatures w14:val="none"/>
+        </w:rPr>
+        <w:t>Infrastructure:</w:t>
+      </w:r>
+      <w:r>
+        <w:rPr>
+          <w:rFonts w:ascii="Times New Roman" w:eastAsia="Times New Roman" w:hAnsi="Times New Roman" w:cs="Times New Roman"/>
+          <w:color w:val="000000"/>
+          <w:kern w:val="0"/>
+          <w14:ligatures w14:val="none"/>
+        </w:rPr>
+        <w:t> FastAPI backend, Next.js frontend, scalable microservices.</w:t>
+      </w:r>
+    </w:p>
+    <w:p>
+      <w:pPr>
+        <w:spacing w:after="0" w:line="240" w:lineRule="auto"/>
+        <w:rPr>
+          <w:rFonts w:ascii="Times New Roman" w:eastAsia="Times New Roman" w:hAnsi="Times New Roman" w:cs="Times New Roman"/>
+          <w:kern w:val="0"/>
+          <w14:ligatures w14:val="none"/>
+        </w:rPr>
+      </w:pPr>
+      <w:r>
+        <w:rPr>
+          <w:rFonts w:ascii="Times New Roman" w:eastAsia="Times New Roman" w:hAnsi="Times New Roman" w:cs="Times New Roman"/>
+          <w:noProof/>
+          <w:kern w:val="0"/>
+        </w:rPr>
+        <w:pict>
+          <v:rect id="_x0000_i1044" alt="" style="width:468pt;height:.05pt;mso-width-percent:0;mso-height-percent:0;mso-width-percent:0;mso-height-percent:0" o:hralign="center" o:hrstd="t" o:hr="t" fillcolor="#a0a0a0" stroked="f"/>
+        </w:pict>
+      </w:r>
+    </w:p>
+    <w:p>
+      <w:pPr>
+        <w:spacing w:before="100" w:beforeAutospacing="1" w:after="100" w:afterAutospacing="1" w:line="240" w:lineRule="auto"/>
+        <w:outlineLvl w:val="2"/>
+        <w:rPr>
+          <w:rFonts w:ascii="Times New Roman" w:eastAsia="Times New Roman" w:hAnsi="Times New Roman" w:cs="Times New Roman"/>
+          <w:b/>
+          <w:bCs/>
+          <w:color w:val="000000"/>
+          <w:kern w:val="0"/>
+          <w:sz w:val="27"/>
+          <w:szCs w:val="27"/>
+          <w14:ligatures w14:val="none"/>
+        </w:rPr>
+      </w:pPr>
+      <w:r>
+        <w:rPr>
+          <w:rFonts w:ascii="Times New Roman" w:eastAsia="Times New Roman" w:hAnsi="Times New Roman" w:cs="Times New Roman"/>
+          <w:b/>
+          <w:bCs/>
+          <w:color w:val="000000"/>
+          <w:kern w:val="0"/>
+          <w:sz w:val="27"/>
+          <w:szCs w:val="27"/>
+          <w14:ligatures w14:val="none"/>
+        </w:rPr>
+        <w:t>2.2 Advanced AI-Powered Analysis Tools (Phase 2 - Expansion to Media &amp; Investigative Intelligence)</w:t>
+      </w:r>
+    </w:p>
+    <w:p>
+      <w:pPr>
+        <w:spacing w:before="100" w:beforeAutospacing="1" w:after="100" w:afterAutospacing="1" w:line="240" w:lineRule="auto"/>
+        <w:outlineLvl w:val="3"/>
+        <w:rPr>
+          <w:rFonts w:ascii="Times New Roman" w:eastAsia="Times New Roman" w:hAnsi="Times New Roman" w:cs="Times New Roman"/>
+          <w:b/>
+          <w:bCs/>
+          <w:color w:val="000000"/>
+          <w:kern w:val="0"/>
+          <w14:ligatures w14:val="none"/>
+        </w:rPr>
+      </w:pPr>
+      <w:r>
+        <w:rPr>
+          <w:rFonts w:ascii="Times New Roman" w:eastAsia="Times New Roman" w:hAnsi="Times New Roman" w:cs="Times New Roman"/>
+          <w:b/>
+          <w:bCs/>
+          <w:color w:val="000000"/>
+          <w:kern w:val="0"/>
+          <w14:ligatures w14:val="none"/>
+        </w:rPr>
+        <w:t>Key Features:</w:t>
+      </w:r>
+    </w:p>
+    <w:p>
+      <w:pPr>
+        <w:numPr>
+          <w:ilvl w:val="0"/>
+          <w:numId w:val="48"/>
+        </w:numPr>
+        <w:spacing w:before="100" w:beforeAutospacing="1" w:after="100" w:afterAutospacing="1" w:line="240" w:lineRule="auto"/>
+        <w:rPr>
+          <w:rFonts w:ascii="Times New Roman" w:eastAsia="Times New Roman" w:hAnsi="Times New Roman" w:cs="Times New Roman"/>
+          <w:color w:val="000000"/>
+          <w:kern w:val="0"/>
+          <w14:ligatures w14:val="none"/>
+        </w:rPr>
+      </w:pPr>
+      <w:r>
+        <w:rPr>
+          <w:rFonts w:ascii="Times New Roman" w:eastAsia="Times New Roman" w:hAnsi="Times New Roman" w:cs="Times New Roman"/>
+          <w:b/>
+          <w:bCs/>
+          <w:color w:val="000000"/>
+          <w:kern w:val="0"/>
+          <w14:ligatures w14:val="none"/>
+        </w:rPr>
+        <w:t>Deep Fake Detection</w:t>
+      </w:r>
+      <w:r>
+        <w:rPr>
+          <w:rFonts w:ascii="Times New Roman" w:eastAsia="Times New Roman" w:hAnsi="Times New Roman" w:cs="Times New Roman"/>
+          <w:color w:val="000000"/>
+          <w:kern w:val="0"/>
+          <w14:ligatures w14:val="none"/>
+        </w:rPr>
+        <w:t> → Uses AI models to analyze and verify multimedia authenticity.</w:t>
+      </w:r>
+    </w:p>
+    <w:p>
+      <w:pPr>
+        <w:numPr>
+          <w:ilvl w:val="0"/>
+          <w:numId w:val="48"/>
+        </w:numPr>
+        <w:spacing w:before="100" w:beforeAutospacing="1" w:after="100" w:afterAutospacing="1" w:line="240" w:lineRule="auto"/>
+        <w:rPr>
+          <w:rFonts w:ascii="Times New Roman" w:eastAsia="Times New Roman" w:hAnsi="Times New Roman" w:cs="Times New Roman"/>
+          <w:color w:val="000000"/>
+          <w:kern w:val="0"/>
+          <w14:ligatures w14:val="none"/>
+        </w:rPr>
+      </w:pPr>
+      <w:r>
+        <w:rPr>
+          <w:rFonts w:ascii="Times New Roman" w:eastAsia="Times New Roman" w:hAnsi="Times New Roman" w:cs="Times New Roman"/>
+          <w:b/>
+          <w:bCs/>
+          <w:color w:val="000000"/>
+          <w:kern w:val="0"/>
+          <w14:ligatures w14:val="none"/>
+        </w:rPr>
+        <w:t>Narrative Tracking Over Time</w:t>
+      </w:r>
+      <w:r>
+        <w:rPr>
+          <w:rFonts w:ascii="Times New Roman" w:eastAsia="Times New Roman" w:hAnsi="Times New Roman" w:cs="Times New Roman"/>
+          <w:color w:val="000000"/>
+          <w:kern w:val="0"/>
+          <w14:ligatures w14:val="none"/>
+        </w:rPr>
+        <w:t> → Maps the evolution of misinformation.</w:t>
+      </w:r>
+    </w:p>
+    <w:p>
+      <w:pPr>
+        <w:numPr>
+          <w:ilvl w:val="0"/>
+          <w:numId w:val="48"/>
+        </w:numPr>
+        <w:spacing w:before="100" w:beforeAutospacing="1" w:after="100" w:afterAutospacing="1" w:line="240" w:lineRule="auto"/>
+        <w:rPr>
+          <w:rFonts w:ascii="Times New Roman" w:eastAsia="Times New Roman" w:hAnsi="Times New Roman" w:cs="Times New Roman"/>
+          <w:color w:val="000000"/>
+          <w:kern w:val="0"/>
+          <w14:ligatures w14:val="none"/>
+        </w:rPr>
+      </w:pPr>
+      <w:r>
+        <w:rPr>
+          <w:rFonts w:ascii="Times New Roman" w:eastAsia="Times New Roman" w:hAnsi="Times New Roman" w:cs="Times New Roman"/>
+          <w:b/>
+          <w:bCs/>
+          <w:color w:val="000000"/>
+          <w:kern w:val="0"/>
+          <w14:ligatures w14:val="none"/>
+        </w:rPr>
+        <w:t>Sentiment Analysis &amp; Influence Tracking</w:t>
+      </w:r>
+      <w:r>
+        <w:rPr>
+          <w:rFonts w:ascii="Times New Roman" w:eastAsia="Times New Roman" w:hAnsi="Times New Roman" w:cs="Times New Roman"/>
+          <w:color w:val="000000"/>
+          <w:kern w:val="0"/>
+          <w14:ligatures w14:val="none"/>
+        </w:rPr>
+        <w:t> → Identifies emotional manipulation in news.</w:t>
+      </w:r>
+    </w:p>
+    <w:p>
+      <w:pPr>
+        <w:numPr>
+          <w:ilvl w:val="0"/>
+          <w:numId w:val="48"/>
+        </w:numPr>
+        <w:spacing w:before="100" w:beforeAutospacing="1" w:after="100" w:afterAutospacing="1" w:line="240" w:lineRule="auto"/>
+        <w:rPr>
+          <w:rFonts w:ascii="Times New Roman" w:eastAsia="Times New Roman" w:hAnsi="Times New Roman" w:cs="Times New Roman"/>
+          <w:color w:val="000000"/>
+          <w:kern w:val="0"/>
+          <w14:ligatures w14:val="none"/>
+        </w:rPr>
+      </w:pPr>
+      <w:r>
+        <w:rPr>
+          <w:rFonts w:ascii="Times New Roman" w:eastAsia="Times New Roman" w:hAnsi="Times New Roman" w:cs="Times New Roman"/>
+          <w:b/>
+          <w:bCs/>
+          <w:color w:val="000000"/>
+          <w:kern w:val="0"/>
+          <w14:ligatures w14:val="none"/>
+        </w:rPr>
+        <w:t>Historical Fact-Checking Database</w:t>
+      </w:r>
+      <w:r>
+        <w:rPr>
+          <w:rFonts w:ascii="Times New Roman" w:eastAsia="Times New Roman" w:hAnsi="Times New Roman" w:cs="Times New Roman"/>
+          <w:color w:val="000000"/>
+          <w:kern w:val="0"/>
+          <w14:ligatures w14:val="none"/>
+        </w:rPr>
+        <w:t> → AI cross-references current news against historical records.</w:t>
+      </w:r>
+    </w:p>
+    <w:p>
+      <w:pPr>
+        <w:numPr>
+          <w:ilvl w:val="0"/>
+          <w:numId w:val="48"/>
+        </w:numPr>
+        <w:spacing w:before="100" w:beforeAutospacing="1" w:after="100" w:afterAutospacing="1" w:line="240" w:lineRule="auto"/>
+        <w:rPr>
+          <w:rFonts w:ascii="Times New Roman" w:eastAsia="Times New Roman" w:hAnsi="Times New Roman" w:cs="Times New Roman"/>
+          <w:color w:val="000000"/>
+          <w:kern w:val="0"/>
+          <w14:ligatures w14:val="none"/>
+        </w:rPr>
+      </w:pPr>
+      <w:r>
+        <w:rPr>
+          <w:rFonts w:ascii="Times New Roman" w:eastAsia="Times New Roman" w:hAnsi="Times New Roman" w:cs="Times New Roman"/>
+          <w:b/>
+          <w:bCs/>
+          <w:color w:val="000000"/>
+          <w:kern w:val="0"/>
+          <w14:ligatures w14:val="none"/>
+        </w:rPr>
+        <w:t>User Customization &amp; Filtering</w:t>
+      </w:r>
+      <w:r>
+        <w:rPr>
+          <w:rFonts w:ascii="Times New Roman" w:eastAsia="Times New Roman" w:hAnsi="Times New Roman" w:cs="Times New Roman"/>
+          <w:color w:val="000000"/>
+          <w:kern w:val="0"/>
+          <w14:ligatures w14:val="none"/>
+        </w:rPr>
+        <w:t> → Advanced query tools for analysts to filter specific topics.</w:t>
+      </w:r>
+    </w:p>
+    <w:p>
+      <w:pPr>
+        <w:spacing w:before="100" w:beforeAutospacing="1" w:after="100" w:afterAutospacing="1" w:line="240" w:lineRule="auto"/>
+        <w:outlineLvl w:val="3"/>
+        <w:rPr>
+          <w:rFonts w:ascii="Times New Roman" w:eastAsia="Times New Roman" w:hAnsi="Times New Roman" w:cs="Times New Roman"/>
+          <w:b/>
+          <w:bCs/>
+          <w:color w:val="000000"/>
+          <w:kern w:val="0"/>
+          <w14:ligatures w14:val="none"/>
+        </w:rPr>
+      </w:pPr>
+      <w:r>
+        <w:rPr>
+          <w:rFonts w:ascii="Times New Roman" w:eastAsia="Times New Roman" w:hAnsi="Times New Roman" w:cs="Times New Roman"/>
+          <w:b/>
+          <w:bCs/>
+          <w:color w:val="000000"/>
+          <w:kern w:val="0"/>
+          <w14:ligatures w14:val="none"/>
+        </w:rPr>
+        <w:t>Technical Considerations:</w:t>
+      </w:r>
+    </w:p>
+    <w:p>
+      <w:pPr>
+        <w:numPr>
+          <w:ilvl w:val="0"/>
+          <w:numId w:val="49"/>
+        </w:numPr>
+        <w:spacing w:before="100" w:beforeAutospacing="1" w:after="100" w:afterAutospacing="1" w:line="240" w:lineRule="auto"/>
+        <w:rPr>
+          <w:rFonts w:ascii="Times New Roman" w:eastAsia="Times New Roman" w:hAnsi="Times New Roman" w:cs="Times New Roman"/>
+          <w:color w:val="000000"/>
+          <w:kern w:val="0"/>
+          <w14:ligatures w14:val="none"/>
+        </w:rPr>
+      </w:pPr>
+      <w:r>
+        <w:rPr>
+          <w:rFonts w:ascii="Times New Roman" w:eastAsia="Times New Roman" w:hAnsi="Times New Roman" w:cs="Times New Roman"/>
+          <w:b/>
+          <w:bCs/>
+          <w:color w:val="000000"/>
+          <w:kern w:val="0"/>
+          <w14:ligatures w14:val="none"/>
+        </w:rPr>
+        <w:lastRenderedPageBreak/>
+        <w:t>AI Benchmarking:</w:t>
+      </w:r>
+      <w:r>
+        <w:rPr>
+          <w:rFonts w:ascii="Times New Roman" w:eastAsia="Times New Roman" w:hAnsi="Times New Roman" w:cs="Times New Roman"/>
+          <w:color w:val="000000"/>
+          <w:kern w:val="0"/>
+          <w14:ligatures w14:val="none"/>
+        </w:rPr>
+        <w:t> Precision, recall, F1-score optimization.</w:t>
+      </w:r>
+    </w:p>
+    <w:p>
+      <w:pPr>
+        <w:numPr>
+          <w:ilvl w:val="0"/>
+          <w:numId w:val="49"/>
+        </w:numPr>
+        <w:spacing w:before="100" w:beforeAutospacing="1" w:after="100" w:afterAutospacing="1" w:line="240" w:lineRule="auto"/>
+        <w:rPr>
+          <w:rFonts w:ascii="Times New Roman" w:eastAsia="Times New Roman" w:hAnsi="Times New Roman" w:cs="Times New Roman"/>
+          <w:color w:val="000000"/>
+          <w:kern w:val="0"/>
+          <w14:ligatures w14:val="none"/>
+        </w:rPr>
+      </w:pPr>
+      <w:r>
+        <w:rPr>
+          <w:rFonts w:ascii="Times New Roman" w:eastAsia="Times New Roman" w:hAnsi="Times New Roman" w:cs="Times New Roman"/>
+          <w:b/>
+          <w:bCs/>
+          <w:color w:val="000000"/>
+          <w:kern w:val="0"/>
+          <w14:ligatures w14:val="none"/>
+        </w:rPr>
+        <w:t>Explainability:</w:t>
+      </w:r>
+      <w:r>
+        <w:rPr>
+          <w:rFonts w:ascii="Times New Roman" w:eastAsia="Times New Roman" w:hAnsi="Times New Roman" w:cs="Times New Roman"/>
+          <w:color w:val="000000"/>
+          <w:kern w:val="0"/>
+          <w14:ligatures w14:val="none"/>
+        </w:rPr>
+        <w:t> XAI (Explainable AI) standards for model transparency.</w:t>
+      </w:r>
+    </w:p>
+    <w:p>
+      <w:pPr>
+        <w:numPr>
+          <w:ilvl w:val="0"/>
+          <w:numId w:val="49"/>
+        </w:numPr>
+        <w:spacing w:before="100" w:beforeAutospacing="1" w:after="100" w:afterAutospacing="1" w:line="240" w:lineRule="auto"/>
+        <w:rPr>
+          <w:rFonts w:ascii="Times New Roman" w:eastAsia="Times New Roman" w:hAnsi="Times New Roman" w:cs="Times New Roman"/>
+          <w:color w:val="000000"/>
+          <w:kern w:val="0"/>
+          <w14:ligatures w14:val="none"/>
+        </w:rPr>
+      </w:pPr>
+      <w:r>
+        <w:rPr>
+          <w:rFonts w:ascii="Times New Roman" w:eastAsia="Times New Roman" w:hAnsi="Times New Roman" w:cs="Times New Roman"/>
+          <w:b/>
+          <w:bCs/>
+          <w:color w:val="000000"/>
+          <w:kern w:val="0"/>
+          <w14:ligatures w14:val="none"/>
+        </w:rPr>
+        <w:t>Performance:</w:t>
+      </w:r>
+      <w:r>
+        <w:rPr>
+          <w:rFonts w:ascii="Times New Roman" w:eastAsia="Times New Roman" w:hAnsi="Times New Roman" w:cs="Times New Roman"/>
+          <w:color w:val="000000"/>
+          <w:kern w:val="0"/>
+          <w14:ligatures w14:val="none"/>
+        </w:rPr>
+        <w:t> Optimized query execution with caching strategies.</w:t>
+      </w:r>
+    </w:p>
+    <w:p>
+      <w:pPr>
+        <w:spacing w:after="0" w:line="240" w:lineRule="auto"/>
+        <w:rPr>
+          <w:rFonts w:ascii="Times New Roman" w:eastAsia="Times New Roman" w:hAnsi="Times New Roman" w:cs="Times New Roman"/>
+          <w:kern w:val="0"/>
+          <w14:ligatures w14:val="none"/>
+        </w:rPr>
+      </w:pPr>
+      <w:r>
+        <w:rPr>
+          <w:rFonts w:ascii="Times New Roman" w:eastAsia="Times New Roman" w:hAnsi="Times New Roman" w:cs="Times New Roman"/>
+          <w:kern w:val="0"/>
+          <w14:ligatures w14:val="none"/>
+        </w:rPr>
+        <w:pict>
+          <v:rect id="_x0000_i1037" style="width:0;height:1.5pt" o:hralign="center" o:hrstd="t" o:hr="t" fillcolor="#a0a0a0" stroked="f"/>
+        </w:pict>
+      </w:r>
+    </w:p>
+    <w:p>
+      <w:pPr>
+        <w:spacing w:before="100" w:beforeAutospacing="1" w:after="100" w:afterAutospacing="1" w:line="240" w:lineRule="auto"/>
+        <w:outlineLvl w:val="2"/>
+        <w:rPr>
+          <w:rFonts w:ascii="Times New Roman" w:eastAsia="Times New Roman" w:hAnsi="Times New Roman" w:cs="Times New Roman"/>
+          <w:b/>
+          <w:bCs/>
+          <w:color w:val="000000"/>
+          <w:kern w:val="0"/>
+          <w:sz w:val="27"/>
+          <w:szCs w:val="27"/>
+          <w14:ligatures w14:val="none"/>
+        </w:rPr>
+      </w:pPr>
+      <w:r>
+        <w:rPr>
+          <w:rFonts w:ascii="Times New Roman" w:eastAsia="Times New Roman" w:hAnsi="Times New Roman" w:cs="Times New Roman"/>
+          <w:b/>
+          <w:bCs/>
+          <w:color w:val="000000"/>
+          <w:kern w:val="0"/>
+          <w:sz w:val="27"/>
+          <w:szCs w:val="27"/>
+          <w14:ligatures w14:val="none"/>
+        </w:rPr>
+        <w:t>2.3 Enterprise Intelligence &amp; Government Solutions (Phase 3 - AI Decision Intelligence Cloud)</w:t>
+      </w:r>
+    </w:p>
+    <w:p>
+      <w:pPr>
+        <w:spacing w:before="100" w:beforeAutospacing="1" w:after="100" w:afterAutospacing="1" w:line="240" w:lineRule="auto"/>
+        <w:outlineLvl w:val="3"/>
+        <w:rPr>
+          <w:rFonts w:ascii="Times New Roman" w:eastAsia="Times New Roman" w:hAnsi="Times New Roman" w:cs="Times New Roman"/>
+          <w:b/>
+          <w:bCs/>
+          <w:color w:val="000000"/>
+          <w:kern w:val="0"/>
+          <w14:ligatures w14:val="none"/>
+        </w:rPr>
+      </w:pPr>
+      <w:r>
+        <w:rPr>
+          <w:rFonts w:ascii="Times New Roman" w:eastAsia="Times New Roman" w:hAnsi="Times New Roman" w:cs="Times New Roman"/>
+          <w:b/>
+          <w:bCs/>
+          <w:color w:val="000000"/>
+          <w:kern w:val="0"/>
+          <w14:ligatures w14:val="none"/>
+        </w:rPr>
+        <w:t>Key Features:</w:t>
+      </w:r>
+    </w:p>
+    <w:p>
+      <w:pPr>
+        <w:numPr>
+          <w:ilvl w:val="0"/>
+          <w:numId w:val="50"/>
+        </w:numPr>
+        <w:spacing w:before="100" w:beforeAutospacing="1" w:after="100" w:afterAutospacing="1" w:line="240" w:lineRule="auto"/>
+        <w:rPr>
+          <w:rFonts w:ascii="Times New Roman" w:eastAsia="Times New Roman" w:hAnsi="Times New Roman" w:cs="Times New Roman"/>
+          <w:color w:val="000000"/>
+          <w:kern w:val="0"/>
+          <w14:ligatures w14:val="none"/>
+        </w:rPr>
+      </w:pPr>
+      <w:r>
+        <w:rPr>
+          <w:rFonts w:ascii="Times New Roman" w:eastAsia="Times New Roman" w:hAnsi="Times New Roman" w:cs="Times New Roman"/>
+          <w:b/>
+          <w:bCs/>
+          <w:color w:val="000000"/>
+          <w:kern w:val="0"/>
+          <w14:ligatures w14:val="none"/>
+        </w:rPr>
+        <w:t>Automated Misinformation Forecasting</w:t>
+      </w:r>
+      <w:r>
+        <w:rPr>
+          <w:rFonts w:ascii="Times New Roman" w:eastAsia="Times New Roman" w:hAnsi="Times New Roman" w:cs="Times New Roman"/>
+          <w:color w:val="000000"/>
+          <w:kern w:val="0"/>
+          <w14:ligatures w14:val="none"/>
+        </w:rPr>
+        <w:t> → Predicts misinformation campaigns before they spread.</w:t>
+      </w:r>
+    </w:p>
+    <w:p>
+      <w:pPr>
+        <w:numPr>
+          <w:ilvl w:val="0"/>
+          <w:numId w:val="50"/>
+        </w:numPr>
+        <w:spacing w:before="100" w:beforeAutospacing="1" w:after="100" w:afterAutospacing="1" w:line="240" w:lineRule="auto"/>
+        <w:rPr>
+          <w:rFonts w:ascii="Times New Roman" w:eastAsia="Times New Roman" w:hAnsi="Times New Roman" w:cs="Times New Roman"/>
+          <w:color w:val="000000"/>
+          <w:kern w:val="0"/>
+          <w14:ligatures w14:val="none"/>
+        </w:rPr>
+      </w:pPr>
+      <w:r>
+        <w:rPr>
+          <w:rFonts w:ascii="Times New Roman" w:eastAsia="Times New Roman" w:hAnsi="Times New Roman" w:cs="Times New Roman"/>
+          <w:b/>
+          <w:bCs/>
+          <w:color w:val="000000"/>
+          <w:kern w:val="0"/>
+          <w14:ligatures w14:val="none"/>
+        </w:rPr>
+        <w:t>Deep Institutional Risk Analysis</w:t>
+      </w:r>
+      <w:r>
+        <w:rPr>
+          <w:rFonts w:ascii="Times New Roman" w:eastAsia="Times New Roman" w:hAnsi="Times New Roman" w:cs="Times New Roman"/>
+          <w:color w:val="000000"/>
+          <w:kern w:val="0"/>
+          <w14:ligatures w14:val="none"/>
+        </w:rPr>
+        <w:t> → AI identifies financial &amp; geopolitical risks in media narratives.</w:t>
+      </w:r>
+    </w:p>
+    <w:p>
+      <w:pPr>
+        <w:numPr>
+          <w:ilvl w:val="0"/>
+          <w:numId w:val="50"/>
+        </w:numPr>
+        <w:spacing w:before="100" w:beforeAutospacing="1" w:after="100" w:afterAutospacing="1" w:line="240" w:lineRule="auto"/>
+        <w:rPr>
+          <w:rFonts w:ascii="Times New Roman" w:eastAsia="Times New Roman" w:hAnsi="Times New Roman" w:cs="Times New Roman"/>
+          <w:color w:val="000000"/>
+          <w:kern w:val="0"/>
+          <w14:ligatures w14:val="none"/>
+        </w:rPr>
+      </w:pPr>
+      <w:r>
+        <w:rPr>
+          <w:rFonts w:ascii="Times New Roman" w:eastAsia="Times New Roman" w:hAnsi="Times New Roman" w:cs="Times New Roman"/>
+          <w:b/>
+          <w:bCs/>
+          <w:color w:val="000000"/>
+          <w:kern w:val="0"/>
+          <w14:ligatures w14:val="none"/>
+        </w:rPr>
+        <w:t>Government &amp; Enterprise API Access</w:t>
+      </w:r>
+      <w:r>
+        <w:rPr>
+          <w:rFonts w:ascii="Times New Roman" w:eastAsia="Times New Roman" w:hAnsi="Times New Roman" w:cs="Times New Roman"/>
+          <w:color w:val="000000"/>
+          <w:kern w:val="0"/>
+          <w14:ligatures w14:val="none"/>
+        </w:rPr>
+        <w:t> → Secure API endpoints for large-scale intelligence.</w:t>
+      </w:r>
+    </w:p>
+    <w:p>
+      <w:pPr>
+        <w:numPr>
+          <w:ilvl w:val="0"/>
+          <w:numId w:val="50"/>
+        </w:numPr>
+        <w:spacing w:before="100" w:beforeAutospacing="1" w:after="100" w:afterAutospacing="1" w:line="240" w:lineRule="auto"/>
+        <w:rPr>
+          <w:rFonts w:ascii="Times New Roman" w:eastAsia="Times New Roman" w:hAnsi="Times New Roman" w:cs="Times New Roman"/>
+          <w:color w:val="000000"/>
+          <w:kern w:val="0"/>
+          <w14:ligatures w14:val="none"/>
+        </w:rPr>
+      </w:pPr>
+      <w:r>
+        <w:rPr>
+          <w:rFonts w:ascii="Times New Roman" w:eastAsia="Times New Roman" w:hAnsi="Times New Roman" w:cs="Times New Roman"/>
+          <w:b/>
+          <w:bCs/>
+          <w:color w:val="000000"/>
+          <w:kern w:val="0"/>
+          <w14:ligatures w14:val="none"/>
+        </w:rPr>
+        <w:t>Autonomous Investigation Agent</w:t>
+      </w:r>
+      <w:r>
+        <w:rPr>
+          <w:rFonts w:ascii="Times New Roman" w:eastAsia="Times New Roman" w:hAnsi="Times New Roman" w:cs="Times New Roman"/>
+          <w:color w:val="000000"/>
+          <w:kern w:val="0"/>
+          <w14:ligatures w14:val="none"/>
+        </w:rPr>
+        <w:t> → AI autonomously compiles intelligence reports.</w:t>
+      </w:r>
+    </w:p>
+    <w:p>
+      <w:pPr>
+        <w:numPr>
+          <w:ilvl w:val="0"/>
+          <w:numId w:val="50"/>
+        </w:numPr>
+        <w:spacing w:before="100" w:beforeAutospacing="1" w:after="100" w:afterAutospacing="1" w:line="240" w:lineRule="auto"/>
+        <w:rPr>
+          <w:rFonts w:ascii="Times New Roman" w:eastAsia="Times New Roman" w:hAnsi="Times New Roman" w:cs="Times New Roman"/>
+          <w:color w:val="000000"/>
+          <w:kern w:val="0"/>
+          <w14:ligatures w14:val="none"/>
+        </w:rPr>
+      </w:pPr>
+      <w:r>
+        <w:rPr>
+          <w:rFonts w:ascii="Times New Roman" w:eastAsia="Times New Roman" w:hAnsi="Times New Roman" w:cs="Times New Roman"/>
+          <w:b/>
+          <w:bCs/>
+          <w:color w:val="000000"/>
+          <w:kern w:val="0"/>
+          <w14:ligatures w14:val="none"/>
+        </w:rPr>
+        <w:t>AI-Powered Data Visualization Suite</w:t>
+      </w:r>
+      <w:r>
+        <w:rPr>
+          <w:rFonts w:ascii="Times New Roman" w:eastAsia="Times New Roman" w:hAnsi="Times New Roman" w:cs="Times New Roman"/>
+          <w:color w:val="000000"/>
+          <w:kern w:val="0"/>
+          <w14:ligatures w14:val="none"/>
+        </w:rPr>
+        <w:t> → Advanced visualization tools for large datasets.</w:t>
+      </w:r>
+    </w:p>
+    <w:p>
+      <w:pPr>
+        <w:spacing w:before="100" w:beforeAutospacing="1" w:after="100" w:afterAutospacing="1" w:line="240" w:lineRule="auto"/>
+        <w:outlineLvl w:val="3"/>
+        <w:rPr>
+          <w:rFonts w:ascii="Times New Roman" w:eastAsia="Times New Roman" w:hAnsi="Times New Roman" w:cs="Times New Roman"/>
+          <w:b/>
+          <w:bCs/>
+          <w:color w:val="000000"/>
+          <w:kern w:val="0"/>
+          <w14:ligatures w14:val="none"/>
+        </w:rPr>
+      </w:pPr>
+      <w:r>
+        <w:rPr>
+          <w:rFonts w:ascii="Times New Roman" w:eastAsia="Times New Roman" w:hAnsi="Times New Roman" w:cs="Times New Roman"/>
+          <w:b/>
+          <w:bCs/>
+          <w:color w:val="000000"/>
+          <w:kern w:val="0"/>
+          <w14:ligatures w14:val="none"/>
+        </w:rPr>
+        <w:t>Technical Considerations:</w:t>
+      </w:r>
+    </w:p>
+    <w:p>
+      <w:pPr>
+        <w:numPr>
+          <w:ilvl w:val="0"/>
+          <w:numId w:val="51"/>
+        </w:numPr>
+        <w:spacing w:before="100" w:beforeAutospacing="1" w:after="100" w:afterAutospacing="1" w:line="240" w:lineRule="auto"/>
+        <w:rPr>
+          <w:rFonts w:ascii="Times New Roman" w:eastAsia="Times New Roman" w:hAnsi="Times New Roman" w:cs="Times New Roman"/>
+          <w:color w:val="000000"/>
+          <w:kern w:val="0"/>
+          <w14:ligatures w14:val="none"/>
+        </w:rPr>
+      </w:pPr>
+      <w:r>
+        <w:rPr>
+          <w:rFonts w:ascii="Times New Roman" w:eastAsia="Times New Roman" w:hAnsi="Times New Roman" w:cs="Times New Roman"/>
+          <w:b/>
+          <w:bCs/>
+          <w:color w:val="000000"/>
+          <w:kern w:val="0"/>
+          <w14:ligatures w14:val="none"/>
+        </w:rPr>
+        <w:t>Scalability:</w:t>
+      </w:r>
+      <w:r>
+        <w:rPr>
+          <w:rFonts w:ascii="Times New Roman" w:eastAsia="Times New Roman" w:hAnsi="Times New Roman" w:cs="Times New Roman"/>
+          <w:color w:val="000000"/>
+          <w:kern w:val="0"/>
+          <w14:ligatures w14:val="none"/>
+        </w:rPr>
+        <w:t> Kubernetes + cloud deployment (AWS/GCP/Azure).</w:t>
+      </w:r>
+    </w:p>
+    <w:p>
+      <w:pPr>
+        <w:numPr>
+          <w:ilvl w:val="0"/>
+          <w:numId w:val="51"/>
+        </w:numPr>
+        <w:spacing w:before="100" w:beforeAutospacing="1" w:after="100" w:afterAutospacing="1" w:line="240" w:lineRule="auto"/>
+        <w:rPr>
+          <w:rFonts w:ascii="Times New Roman" w:eastAsia="Times New Roman" w:hAnsi="Times New Roman" w:cs="Times New Roman"/>
+          <w:color w:val="000000"/>
+          <w:kern w:val="0"/>
+          <w14:ligatures w14:val="none"/>
+        </w:rPr>
+      </w:pPr>
+      <w:r>
+        <w:rPr>
+          <w:rFonts w:ascii="Times New Roman" w:eastAsia="Times New Roman" w:hAnsi="Times New Roman" w:cs="Times New Roman"/>
+          <w:b/>
+          <w:bCs/>
+          <w:color w:val="000000"/>
+          <w:kern w:val="0"/>
+          <w14:ligatures w14:val="none"/>
+        </w:rPr>
+        <w:t>Security:</w:t>
+      </w:r>
+      <w:r>
+        <w:rPr>
+          <w:rFonts w:ascii="Times New Roman" w:eastAsia="Times New Roman" w:hAnsi="Times New Roman" w:cs="Times New Roman"/>
+          <w:color w:val="000000"/>
+          <w:kern w:val="0"/>
+          <w14:ligatures w14:val="none"/>
+        </w:rPr>
+        <w:t> End-to-end encryption, multi-layered authentication.</w:t>
+      </w:r>
+    </w:p>
+    <w:p>
+      <w:pPr>
+        <w:numPr>
+          <w:ilvl w:val="0"/>
+          <w:numId w:val="51"/>
+        </w:numPr>
+        <w:spacing w:before="100" w:beforeAutospacing="1" w:after="100" w:afterAutospacing="1" w:line="240" w:lineRule="auto"/>
+        <w:rPr>
+          <w:rFonts w:ascii="Times New Roman" w:eastAsia="Times New Roman" w:hAnsi="Times New Roman" w:cs="Times New Roman"/>
+          <w:color w:val="000000"/>
+          <w:kern w:val="0"/>
+          <w14:ligatures w14:val="none"/>
+        </w:rPr>
+      </w:pPr>
+      <w:r>
+        <w:rPr>
+          <w:rFonts w:ascii="Times New Roman" w:eastAsia="Times New Roman" w:hAnsi="Times New Roman" w:cs="Times New Roman"/>
+          <w:b/>
+          <w:bCs/>
+          <w:color w:val="000000"/>
+          <w:kern w:val="0"/>
+          <w14:ligatures w14:val="none"/>
+        </w:rPr>
+        <w:t>Enterprise Model Training:</w:t>
+      </w:r>
+      <w:r>
+        <w:rPr>
+          <w:rFonts w:ascii="Times New Roman" w:eastAsia="Times New Roman" w:hAnsi="Times New Roman" w:cs="Times New Roman"/>
+          <w:color w:val="000000"/>
+          <w:kern w:val="0"/>
+          <w14:ligatures w14:val="none"/>
+        </w:rPr>
+        <w:t> Custom AI model training for government &amp; enterprise clients.</w:t>
+      </w:r>
+    </w:p>
+    <w:p>
+      <w:pPr>
+        <w:spacing w:after="0" w:line="240" w:lineRule="auto"/>
+        <w:rPr>
+          <w:rFonts w:ascii="Times New Roman" w:eastAsia="Times New Roman" w:hAnsi="Times New Roman" w:cs="Times New Roman"/>
+          <w:kern w:val="0"/>
+          <w14:ligatures w14:val="none"/>
+        </w:rPr>
+      </w:pPr>
+      <w:r>
+        <w:rPr>
+          <w:rFonts w:ascii="Times New Roman" w:eastAsia="Times New Roman" w:hAnsi="Times New Roman" w:cs="Times New Roman"/>
+          <w:kern w:val="0"/>
+          <w14:ligatures w14:val="none"/>
+        </w:rPr>
+        <w:pict>
+          <v:rect id="_x0000_i1038" style="width:0;height:1.5pt" o:hralign="center" o:hrstd="t" o:hr="t" fillcolor="#a0a0a0" stroked="f"/>
+        </w:pict>
+      </w:r>
+    </w:p>
+    <w:p>
+      <w:pPr>
         <w:spacing w:before="100" w:beforeAutospacing="1" w:after="100" w:afterAutospacing="1" w:line="240" w:lineRule="auto"/>
         <w:outlineLvl w:val="1"/>
         <w:rPr>
@@ -168,7 +1306,7 @@
           <w:szCs w:val="36"/>
           <w14:ligatures w14:val="none"/>
         </w:rPr>
-        <w:t>2. Core Functionalities</w:t>
+        <w:t>3. User Personas &amp; Workflows</w:t>
       </w:r>
     </w:p>
     <w:p>
@@ -197,13 +1335,24 @@
           <w:szCs w:val="27"/>
           <w14:ligatures w14:val="none"/>
         </w:rPr>
-        <w:t>2.1 Real-Time News Manipulation Dashboard (MVP - Phase 1)</w:t>
+        <w:t>3.1 Primary Users</w:t>
       </w:r>
     </w:p>
     <w:p>
       <w:pPr>
+        <w:numPr>
+          <w:ilvl w:val="0"/>
+          <w:numId w:val="52"/>
+        </w:numPr>
         <w:spacing w:before="100" w:beforeAutospacing="1" w:after="100" w:afterAutospacing="1" w:line="240" w:lineRule="auto"/>
-        <w:outlineLvl w:val="3"/>
+        <w:rPr>
+          <w:rFonts w:ascii="Times New Roman" w:eastAsia="Times New Roman" w:hAnsi="Times New Roman" w:cs="Times New Roman"/>
+          <w:color w:val="000000"/>
+          <w:kern w:val="0"/>
+          <w14:ligatures w14:val="none"/>
+        </w:rPr>
+      </w:pPr>
+      <w:r>
         <w:rPr>
           <w:rFonts w:ascii="Times New Roman" w:eastAsia="Times New Roman" w:hAnsi="Times New Roman" w:cs="Times New Roman"/>
           <w:b/>
@@ -212,6 +1361,31 @@
           <w:kern w:val="0"/>
           <w14:ligatures w14:val="none"/>
         </w:rPr>
+        <w:t>Financial Analysts &amp; Hedge Funds</w:t>
+      </w:r>
+      <w:r>
+        <w:rPr>
+          <w:rFonts w:ascii="Times New Roman" w:eastAsia="Times New Roman" w:hAnsi="Times New Roman" w:cs="Times New Roman"/>
+          <w:color w:val="000000"/>
+          <w:kern w:val="0"/>
+          <w14:ligatures w14:val="none"/>
+        </w:rPr>
+        <w:t> → Need real-time misinformation tracking to mitigate market risks.</w:t>
+      </w:r>
+    </w:p>
+    <w:p>
+      <w:pPr>
+        <w:numPr>
+          <w:ilvl w:val="0"/>
+          <w:numId w:val="52"/>
+        </w:numPr>
+        <w:spacing w:before="100" w:beforeAutospacing="1" w:after="100" w:afterAutospacing="1" w:line="240" w:lineRule="auto"/>
+        <w:rPr>
+          <w:rFonts w:ascii="Times New Roman" w:eastAsia="Times New Roman" w:hAnsi="Times New Roman" w:cs="Times New Roman"/>
+          <w:color w:val="000000"/>
+          <w:kern w:val="0"/>
+          <w14:ligatures w14:val="none"/>
+        </w:rPr>
       </w:pPr>
       <w:r>
         <w:rPr>
@@ -222,14 +1396,23 @@
           <w:kern w:val="0"/>
           <w14:ligatures w14:val="none"/>
         </w:rPr>
-        <w:t>Key Features:</w:t>
+        <w:t>Investigative Journalists &amp; Media Watchdogs</w:t>
+      </w:r>
+      <w:r>
+        <w:rPr>
+          <w:rFonts w:ascii="Times New Roman" w:eastAsia="Times New Roman" w:hAnsi="Times New Roman" w:cs="Times New Roman"/>
+          <w:color w:val="000000"/>
+          <w:kern w:val="0"/>
+          <w14:ligatures w14:val="none"/>
+        </w:rPr>
+        <w:t> → Require deep narrative tracking &amp; source credibility verification.</w:t>
       </w:r>
     </w:p>
     <w:p>
       <w:pPr>
         <w:numPr>
           <w:ilvl w:val="0"/>
-          <w:numId w:val="32"/>
+          <w:numId w:val="52"/>
         </w:numPr>
         <w:spacing w:before="100" w:beforeAutospacing="1" w:after="100" w:afterAutospacing="1" w:line="240" w:lineRule="auto"/>
         <w:rPr>
@@ -248,23 +1431,52 @@
           <w:kern w:val="0"/>
           <w14:ligatures w14:val="none"/>
         </w:rPr>
-        <w:t>Live News Feed Analysis</w:t>
-      </w:r>
-      <w:r>
-        <w:rPr>
-          <w:rFonts w:ascii="Times New Roman" w:eastAsia="Times New Roman" w:hAnsi="Times New Roman" w:cs="Times New Roman"/>
-          <w:color w:val="000000"/>
-          <w:kern w:val="0"/>
-          <w14:ligatures w14:val="none"/>
-        </w:rPr>
-        <w:t> → AI scans, classifies, and ranks news for potential manipulation.</w:t>
+        <w:t>Enterprises &amp; Governments</w:t>
+      </w:r>
+      <w:r>
+        <w:rPr>
+          <w:rFonts w:ascii="Times New Roman" w:eastAsia="Times New Roman" w:hAnsi="Times New Roman" w:cs="Times New Roman"/>
+          <w:color w:val="000000"/>
+          <w:kern w:val="0"/>
+          <w14:ligatures w14:val="none"/>
+        </w:rPr>
+        <w:t> → Demand large-scale AI-driven intelligence solutions.</w:t>
       </w:r>
     </w:p>
     <w:p>
       <w:pPr>
+        <w:spacing w:before="100" w:beforeAutospacing="1" w:after="100" w:afterAutospacing="1" w:line="240" w:lineRule="auto"/>
+        <w:outlineLvl w:val="2"/>
+        <w:rPr>
+          <w:rFonts w:ascii="Times New Roman" w:eastAsia="Times New Roman" w:hAnsi="Times New Roman" w:cs="Times New Roman"/>
+          <w:b/>
+          <w:bCs/>
+          <w:color w:val="000000"/>
+          <w:kern w:val="0"/>
+          <w:sz w:val="27"/>
+          <w:szCs w:val="27"/>
+          <w14:ligatures w14:val="none"/>
+        </w:rPr>
+      </w:pPr>
+      <w:r>
+        <w:rPr>
+          <w:rFonts w:ascii="Times New Roman" w:eastAsia="Times New Roman" w:hAnsi="Times New Roman" w:cs="Times New Roman"/>
+          <w:b/>
+          <w:bCs/>
+          <w:color w:val="000000"/>
+          <w:kern w:val="0"/>
+          <w:sz w:val="27"/>
+          <w:szCs w:val="27"/>
+          <w14:ligatures w14:val="none"/>
+        </w:rPr>
+        <w:t>3.2 Example User Workflows</w:t>
+      </w:r>
+    </w:p>
+    <w:p>
+      <w:pPr>
         <w:numPr>
           <w:ilvl w:val="0"/>
-          <w:numId w:val="32"/>
+          <w:numId w:val="53"/>
         </w:numPr>
         <w:spacing w:before="100" w:beforeAutospacing="1" w:after="100" w:afterAutospacing="1" w:line="240" w:lineRule="auto"/>
         <w:rPr>
@@ -283,23 +1495,23 @@
           <w:kern w:val="0"/>
           <w14:ligatures w14:val="none"/>
         </w:rPr>
-        <w:t>Contradiction Detection</w:t>
-      </w:r>
-      <w:r>
-        <w:rPr>
-          <w:rFonts w:ascii="Times New Roman" w:eastAsia="Times New Roman" w:hAnsi="Times New Roman" w:cs="Times New Roman"/>
-          <w:color w:val="000000"/>
-          <w:kern w:val="0"/>
-          <w14:ligatures w14:val="none"/>
-        </w:rPr>
-        <w:t> → Identifies conflicting narratives across sources.</w:t>
+        <w:t>Hedge Fund Manager:</w:t>
+      </w:r>
+      <w:r>
+        <w:rPr>
+          <w:rFonts w:ascii="Times New Roman" w:eastAsia="Times New Roman" w:hAnsi="Times New Roman" w:cs="Times New Roman"/>
+          <w:color w:val="000000"/>
+          <w:kern w:val="0"/>
+          <w14:ligatures w14:val="none"/>
+        </w:rPr>
+        <w:t> Receives an alert that a news story may be manipulated, analyzes credibility scores, makes informed trading decisions.</w:t>
       </w:r>
     </w:p>
     <w:p>
       <w:pPr>
         <w:numPr>
           <w:ilvl w:val="0"/>
-          <w:numId w:val="32"/>
+          <w:numId w:val="53"/>
         </w:numPr>
         <w:spacing w:before="100" w:beforeAutospacing="1" w:after="100" w:afterAutospacing="1" w:line="240" w:lineRule="auto"/>
         <w:rPr>
@@ -318,23 +1530,24 @@
           <w:kern w:val="0"/>
           <w14:ligatures w14:val="none"/>
         </w:rPr>
-        <w:t>Source Credibility Scoring</w:t>
-      </w:r>
-      <w:r>
-        <w:rPr>
-          <w:rFonts w:ascii="Times New Roman" w:eastAsia="Times New Roman" w:hAnsi="Times New Roman" w:cs="Times New Roman"/>
-          <w:color w:val="000000"/>
-          <w:kern w:val="0"/>
-          <w14:ligatures w14:val="none"/>
-        </w:rPr>
-        <w:t> → Ranks sources based on historical accuracy and bias.</w:t>
+        <w:lastRenderedPageBreak/>
+        <w:t>Journalist:</w:t>
+      </w:r>
+      <w:r>
+        <w:rPr>
+          <w:rFonts w:ascii="Times New Roman" w:eastAsia="Times New Roman" w:hAnsi="Times New Roman" w:cs="Times New Roman"/>
+          <w:color w:val="000000"/>
+          <w:kern w:val="0"/>
+          <w14:ligatures w14:val="none"/>
+        </w:rPr>
+        <w:t> Uses Clarity to track misinformation sources, compares historical records, and publishes an investigative report.</w:t>
       </w:r>
     </w:p>
     <w:p>
       <w:pPr>
         <w:numPr>
           <w:ilvl w:val="0"/>
-          <w:numId w:val="32"/>
+          <w:numId w:val="53"/>
         </w:numPr>
         <w:spacing w:before="100" w:beforeAutospacing="1" w:after="100" w:afterAutospacing="1" w:line="240" w:lineRule="auto"/>
         <w:rPr>
@@ -353,23 +1566,101 @@
           <w:kern w:val="0"/>
           <w14:ligatures w14:val="none"/>
         </w:rPr>
-        <w:t>User-Defined Alerts</w:t>
-      </w:r>
-      <w:r>
-        <w:rPr>
-          <w:rFonts w:ascii="Times New Roman" w:eastAsia="Times New Roman" w:hAnsi="Times New Roman" w:cs="Times New Roman"/>
-          <w:color w:val="000000"/>
-          <w:kern w:val="0"/>
-          <w14:ligatures w14:val="none"/>
-        </w:rPr>
-        <w:t> → Custom notifications when misinformation trends emerge.</w:t>
+        <w:t>Government Analyst:</w:t>
+      </w:r>
+      <w:r>
+        <w:rPr>
+          <w:rFonts w:ascii="Times New Roman" w:eastAsia="Times New Roman" w:hAnsi="Times New Roman" w:cs="Times New Roman"/>
+          <w:color w:val="000000"/>
+          <w:kern w:val="0"/>
+          <w14:ligatures w14:val="none"/>
+        </w:rPr>
+        <w:t> Uses Clarity API to analyze large-scale disinformation campaigns affecting national security.</w:t>
       </w:r>
     </w:p>
     <w:p>
       <w:pPr>
+        <w:spacing w:after="0" w:line="240" w:lineRule="auto"/>
+        <w:rPr>
+          <w:rFonts w:ascii="Times New Roman" w:eastAsia="Times New Roman" w:hAnsi="Times New Roman" w:cs="Times New Roman"/>
+          <w:kern w:val="0"/>
+          <w14:ligatures w14:val="none"/>
+        </w:rPr>
+      </w:pPr>
+      <w:r>
+        <w:rPr>
+          <w:rFonts w:ascii="Times New Roman" w:eastAsia="Times New Roman" w:hAnsi="Times New Roman" w:cs="Times New Roman"/>
+          <w:kern w:val="0"/>
+          <w14:ligatures w14:val="none"/>
+        </w:rPr>
+        <w:pict>
+          <v:rect id="_x0000_i1039" style="width:0;height:1.5pt" o:hralign="center" o:hrstd="t" o:hr="t" fillcolor="#a0a0a0" stroked="f"/>
+        </w:pict>
+      </w:r>
+    </w:p>
+    <w:p>
+      <w:pPr>
+        <w:spacing w:before="100" w:beforeAutospacing="1" w:after="100" w:afterAutospacing="1" w:line="240" w:lineRule="auto"/>
+        <w:outlineLvl w:val="1"/>
+        <w:rPr>
+          <w:rFonts w:ascii="Times New Roman" w:eastAsia="Times New Roman" w:hAnsi="Times New Roman" w:cs="Times New Roman"/>
+          <w:b/>
+          <w:bCs/>
+          <w:color w:val="000000"/>
+          <w:kern w:val="0"/>
+          <w:sz w:val="36"/>
+          <w:szCs w:val="36"/>
+          <w14:ligatures w14:val="none"/>
+        </w:rPr>
+      </w:pPr>
+      <w:r>
+        <w:rPr>
+          <w:rFonts w:ascii="Times New Roman" w:eastAsia="Times New Roman" w:hAnsi="Times New Roman" w:cs="Times New Roman"/>
+          <w:b/>
+          <w:bCs/>
+          <w:color w:val="000000"/>
+          <w:kern w:val="0"/>
+          <w:sz w:val="36"/>
+          <w:szCs w:val="36"/>
+          <w14:ligatures w14:val="none"/>
+        </w:rPr>
+        <w:t>4. Technical Architecture &amp; Infrastructure</w:t>
+      </w:r>
+    </w:p>
+    <w:p>
+      <w:pPr>
+        <w:spacing w:before="100" w:beforeAutospacing="1" w:after="100" w:afterAutospacing="1" w:line="240" w:lineRule="auto"/>
+        <w:outlineLvl w:val="2"/>
+        <w:rPr>
+          <w:rFonts w:ascii="Times New Roman" w:eastAsia="Times New Roman" w:hAnsi="Times New Roman" w:cs="Times New Roman"/>
+          <w:b/>
+          <w:bCs/>
+          <w:color w:val="000000"/>
+          <w:kern w:val="0"/>
+          <w:sz w:val="27"/>
+          <w:szCs w:val="27"/>
+          <w14:ligatures w14:val="none"/>
+        </w:rPr>
+      </w:pPr>
+      <w:r>
+        <w:rPr>
+          <w:rFonts w:ascii="Times New Roman" w:eastAsia="Times New Roman" w:hAnsi="Times New Roman" w:cs="Times New Roman"/>
+          <w:b/>
+          <w:bCs/>
+          <w:color w:val="000000"/>
+          <w:kern w:val="0"/>
+          <w:sz w:val="27"/>
+          <w:szCs w:val="27"/>
+          <w14:ligatures w14:val="none"/>
+        </w:rPr>
+        <w:t>4.1 AI Model Stack</w:t>
+      </w:r>
+    </w:p>
+    <w:p>
+      <w:pPr>
         <w:numPr>
           <w:ilvl w:val="0"/>
-          <w:numId w:val="32"/>
+          <w:numId w:val="54"/>
         </w:numPr>
         <w:spacing w:before="100" w:beforeAutospacing="1" w:after="100" w:afterAutospacing="1" w:line="240" w:lineRule="auto"/>
         <w:rPr>
@@ -388,22 +1679,33 @@
           <w:kern w:val="0"/>
           <w14:ligatures w14:val="none"/>
         </w:rPr>
-        <w:t>Interactive Visualization</w:t>
-      </w:r>
-      <w:r>
-        <w:rPr>
-          <w:rFonts w:ascii="Times New Roman" w:eastAsia="Times New Roman" w:hAnsi="Times New Roman" w:cs="Times New Roman"/>
-          <w:color w:val="000000"/>
-          <w:kern w:val="0"/>
-          <w14:ligatures w14:val="none"/>
-        </w:rPr>
-        <w:t> → Shows misinformation spread in a network graph.</w:t>
+        <w:t>NLP Processing:</w:t>
+      </w:r>
+      <w:r>
+        <w:rPr>
+          <w:rFonts w:ascii="Times New Roman" w:eastAsia="Times New Roman" w:hAnsi="Times New Roman" w:cs="Times New Roman"/>
+          <w:color w:val="000000"/>
+          <w:kern w:val="0"/>
+          <w14:ligatures w14:val="none"/>
+        </w:rPr>
+        <w:t> Ollama, Mistral, DeepSeek Coder.</w:t>
       </w:r>
     </w:p>
     <w:p>
       <w:pPr>
+        <w:numPr>
+          <w:ilvl w:val="0"/>
+          <w:numId w:val="54"/>
+        </w:numPr>
         <w:spacing w:before="100" w:beforeAutospacing="1" w:after="100" w:afterAutospacing="1" w:line="240" w:lineRule="auto"/>
-        <w:outlineLvl w:val="3"/>
+        <w:rPr>
+          <w:rFonts w:ascii="Times New Roman" w:eastAsia="Times New Roman" w:hAnsi="Times New Roman" w:cs="Times New Roman"/>
+          <w:color w:val="000000"/>
+          <w:kern w:val="0"/>
+          <w14:ligatures w14:val="none"/>
+        </w:rPr>
+      </w:pPr>
+      <w:r>
         <w:rPr>
           <w:rFonts w:ascii="Times New Roman" w:eastAsia="Times New Roman" w:hAnsi="Times New Roman" w:cs="Times New Roman"/>
           <w:b/>
@@ -412,6 +1714,31 @@
           <w:kern w:val="0"/>
           <w14:ligatures w14:val="none"/>
         </w:rPr>
+        <w:t>Fact-Checking &amp; Contradiction Detection:</w:t>
+      </w:r>
+      <w:r>
+        <w:rPr>
+          <w:rFonts w:ascii="Times New Roman" w:eastAsia="Times New Roman" w:hAnsi="Times New Roman" w:cs="Times New Roman"/>
+          <w:color w:val="000000"/>
+          <w:kern w:val="0"/>
+          <w14:ligatures w14:val="none"/>
+        </w:rPr>
+        <w:t> Custom LLM fine-tuned on misinformation datasets.</w:t>
+      </w:r>
+    </w:p>
+    <w:p>
+      <w:pPr>
+        <w:numPr>
+          <w:ilvl w:val="0"/>
+          <w:numId w:val="54"/>
+        </w:numPr>
+        <w:spacing w:before="100" w:beforeAutospacing="1" w:after="100" w:afterAutospacing="1" w:line="240" w:lineRule="auto"/>
+        <w:rPr>
+          <w:rFonts w:ascii="Times New Roman" w:eastAsia="Times New Roman" w:hAnsi="Times New Roman" w:cs="Times New Roman"/>
+          <w:color w:val="000000"/>
+          <w:kern w:val="0"/>
+          <w14:ligatures w14:val="none"/>
+        </w:rPr>
       </w:pPr>
       <w:r>
         <w:rPr>
@@ -422,14 +1749,52 @@
           <w:kern w:val="0"/>
           <w14:ligatures w14:val="none"/>
         </w:rPr>
-        <w:t>Technical Considerations:</w:t>
+        <w:t>Multimedia Analysis:</w:t>
+      </w:r>
+      <w:r>
+        <w:rPr>
+          <w:rFonts w:ascii="Times New Roman" w:eastAsia="Times New Roman" w:hAnsi="Times New Roman" w:cs="Times New Roman"/>
+          <w:color w:val="000000"/>
+          <w:kern w:val="0"/>
+          <w14:ligatures w14:val="none"/>
+        </w:rPr>
+        <w:t> Deep Fake detection using computer vision models.</w:t>
       </w:r>
     </w:p>
     <w:p>
       <w:pPr>
+        <w:spacing w:before="100" w:beforeAutospacing="1" w:after="100" w:afterAutospacing="1" w:line="240" w:lineRule="auto"/>
+        <w:outlineLvl w:val="2"/>
+        <w:rPr>
+          <w:rFonts w:ascii="Times New Roman" w:eastAsia="Times New Roman" w:hAnsi="Times New Roman" w:cs="Times New Roman"/>
+          <w:b/>
+          <w:bCs/>
+          <w:color w:val="000000"/>
+          <w:kern w:val="0"/>
+          <w:sz w:val="27"/>
+          <w:szCs w:val="27"/>
+          <w14:ligatures w14:val="none"/>
+        </w:rPr>
+      </w:pPr>
+      <w:r>
+        <w:rPr>
+          <w:rFonts w:ascii="Times New Roman" w:eastAsia="Times New Roman" w:hAnsi="Times New Roman" w:cs="Times New Roman"/>
+          <w:b/>
+          <w:bCs/>
+          <w:color w:val="000000"/>
+          <w:kern w:val="0"/>
+          <w:sz w:val="27"/>
+          <w:szCs w:val="27"/>
+          <w14:ligatures w14:val="none"/>
+        </w:rPr>
+        <w:t>4.2 Database &amp; Backend</w:t>
+      </w:r>
+    </w:p>
+    <w:p>
+      <w:pPr>
         <w:numPr>
           <w:ilvl w:val="0"/>
-          <w:numId w:val="33"/>
+          <w:numId w:val="55"/>
         </w:numPr>
         <w:spacing w:before="100" w:beforeAutospacing="1" w:after="100" w:afterAutospacing="1" w:line="240" w:lineRule="auto"/>
         <w:rPr>
@@ -448,63 +1813,23 @@
           <w:kern w:val="0"/>
           <w14:ligatures w14:val="none"/>
         </w:rPr>
-        <w:t>AI Models:</w:t>
-      </w:r>
-      <w:r>
-        <w:rPr>
-          <w:rFonts w:ascii="Times New Roman" w:eastAsia="Times New Roman" w:hAnsi="Times New Roman" w:cs="Times New Roman"/>
-          <w:color w:val="000000"/>
-          <w:kern w:val="0"/>
-          <w14:ligatures w14:val="none"/>
-        </w:rPr>
-        <w:t> </w:t>
-      </w:r>
-      <w:proofErr w:type="spellStart"/>
-      <w:r>
-        <w:rPr>
-          <w:rFonts w:ascii="Times New Roman" w:eastAsia="Times New Roman" w:hAnsi="Times New Roman" w:cs="Times New Roman"/>
-          <w:color w:val="000000"/>
-          <w:kern w:val="0"/>
-          <w14:ligatures w14:val="none"/>
-        </w:rPr>
-        <w:t>Ollama</w:t>
-      </w:r>
-      <w:proofErr w:type="spellEnd"/>
-      <w:r>
-        <w:rPr>
-          <w:rFonts w:ascii="Times New Roman" w:eastAsia="Times New Roman" w:hAnsi="Times New Roman" w:cs="Times New Roman"/>
-          <w:color w:val="000000"/>
-          <w:kern w:val="0"/>
-          <w14:ligatures w14:val="none"/>
-        </w:rPr>
-        <w:t xml:space="preserve">, Mistral, </w:t>
-      </w:r>
-      <w:proofErr w:type="spellStart"/>
-      <w:r>
-        <w:rPr>
-          <w:rFonts w:ascii="Times New Roman" w:eastAsia="Times New Roman" w:hAnsi="Times New Roman" w:cs="Times New Roman"/>
-          <w:color w:val="000000"/>
-          <w:kern w:val="0"/>
-          <w14:ligatures w14:val="none"/>
-        </w:rPr>
-        <w:t>DeepSeek</w:t>
-      </w:r>
-      <w:proofErr w:type="spellEnd"/>
-      <w:r>
-        <w:rPr>
-          <w:rFonts w:ascii="Times New Roman" w:eastAsia="Times New Roman" w:hAnsi="Times New Roman" w:cs="Times New Roman"/>
-          <w:color w:val="000000"/>
-          <w:kern w:val="0"/>
-          <w14:ligatures w14:val="none"/>
-        </w:rPr>
-        <w:t xml:space="preserve"> Coder for real-time NLP.</w:t>
+        <w:t>Database:</w:t>
+      </w:r>
+      <w:r>
+        <w:rPr>
+          <w:rFonts w:ascii="Times New Roman" w:eastAsia="Times New Roman" w:hAnsi="Times New Roman" w:cs="Times New Roman"/>
+          <w:color w:val="000000"/>
+          <w:kern w:val="0"/>
+          <w14:ligatures w14:val="none"/>
+        </w:rPr>
+        <w:t> PostgreSQL for structured data, Redis for caching high-frequency queries.</w:t>
       </w:r>
     </w:p>
     <w:p>
       <w:pPr>
         <w:numPr>
           <w:ilvl w:val="0"/>
-          <w:numId w:val="33"/>
+          <w:numId w:val="55"/>
         </w:numPr>
         <w:spacing w:before="100" w:beforeAutospacing="1" w:after="100" w:afterAutospacing="1" w:line="240" w:lineRule="auto"/>
         <w:rPr>
@@ -523,23 +1848,23 @@
           <w:kern w:val="0"/>
           <w14:ligatures w14:val="none"/>
         </w:rPr>
-        <w:t>Database:</w:t>
-      </w:r>
-      <w:r>
-        <w:rPr>
-          <w:rFonts w:ascii="Times New Roman" w:eastAsia="Times New Roman" w:hAnsi="Times New Roman" w:cs="Times New Roman"/>
-          <w:color w:val="000000"/>
-          <w:kern w:val="0"/>
-          <w14:ligatures w14:val="none"/>
-        </w:rPr>
-        <w:t> PostgreSQL + Redis for fast query execution.</w:t>
+        <w:t>Backend:</w:t>
+      </w:r>
+      <w:r>
+        <w:rPr>
+          <w:rFonts w:ascii="Times New Roman" w:eastAsia="Times New Roman" w:hAnsi="Times New Roman" w:cs="Times New Roman"/>
+          <w:color w:val="000000"/>
+          <w:kern w:val="0"/>
+          <w14:ligatures w14:val="none"/>
+        </w:rPr>
+        <w:t> FastAPI microservices architecture.</w:t>
       </w:r>
     </w:p>
     <w:p>
       <w:pPr>
         <w:numPr>
           <w:ilvl w:val="0"/>
-          <w:numId w:val="33"/>
+          <w:numId w:val="55"/>
         </w:numPr>
         <w:spacing w:before="100" w:beforeAutospacing="1" w:after="100" w:afterAutospacing="1" w:line="240" w:lineRule="auto"/>
         <w:rPr>
@@ -558,62 +1883,203 @@
           <w:kern w:val="0"/>
           <w14:ligatures w14:val="none"/>
         </w:rPr>
-        <w:t>Infrastructure:</w:t>
-      </w:r>
-      <w:r>
-        <w:rPr>
-          <w:rFonts w:ascii="Times New Roman" w:eastAsia="Times New Roman" w:hAnsi="Times New Roman" w:cs="Times New Roman"/>
-          <w:color w:val="000000"/>
-          <w:kern w:val="0"/>
-          <w14:ligatures w14:val="none"/>
-        </w:rPr>
-        <w:t> </w:t>
-      </w:r>
-      <w:proofErr w:type="spellStart"/>
-      <w:r>
-        <w:rPr>
-          <w:rFonts w:ascii="Times New Roman" w:eastAsia="Times New Roman" w:hAnsi="Times New Roman" w:cs="Times New Roman"/>
-          <w:color w:val="000000"/>
-          <w:kern w:val="0"/>
-          <w14:ligatures w14:val="none"/>
-        </w:rPr>
-        <w:t>FastAPI</w:t>
-      </w:r>
-      <w:proofErr w:type="spellEnd"/>
-      <w:r>
-        <w:rPr>
-          <w:rFonts w:ascii="Times New Roman" w:eastAsia="Times New Roman" w:hAnsi="Times New Roman" w:cs="Times New Roman"/>
-          <w:color w:val="000000"/>
-          <w:kern w:val="0"/>
-          <w14:ligatures w14:val="none"/>
-        </w:rPr>
-        <w:t xml:space="preserve"> backend, Next.js frontend, scalable microservices.</w:t>
+        <w:t>Frontend:</w:t>
+      </w:r>
+      <w:r>
+        <w:rPr>
+          <w:rFonts w:ascii="Times New Roman" w:eastAsia="Times New Roman" w:hAnsi="Times New Roman" w:cs="Times New Roman"/>
+          <w:color w:val="000000"/>
+          <w:kern w:val="0"/>
+          <w14:ligatures w14:val="none"/>
+        </w:rPr>
+        <w:t> Next.js with interactive AI-driven visualization tools.</w:t>
       </w:r>
     </w:p>
     <w:p>
       <w:pPr>
-        <w:spacing w:after="0" w:line="240" w:lineRule="auto"/>
-        <w:rPr>
-          <w:rFonts w:ascii="Times New Roman" w:eastAsia="Times New Roman" w:hAnsi="Times New Roman" w:cs="Times New Roman"/>
-          <w:color w:val="000000"/>
-          <w:kern w:val="0"/>
-          <w14:ligatures w14:val="none"/>
-        </w:rPr>
-      </w:pPr>
-      <w:r>
-        <w:rPr>
-          <w:rFonts w:ascii="Times New Roman" w:eastAsia="Times New Roman" w:hAnsi="Times New Roman" w:cs="Times New Roman"/>
-          <w:noProof/>
-          <w:color w:val="000000"/>
-          <w:kern w:val="0"/>
-        </w:rPr>
-        <w:pict>
-          <v:rect id="_x0000_i1074" alt="" style="width:468pt;height:.05pt;mso-width-percent:0;mso-height-percent:0;mso-width-percent:0;mso-height-percent:0" o:hralign="center" o:hrstd="t" o:hr="t" fillcolor="#a0a0a0" stroked="f"/>
-        </w:pict>
+        <w:spacing w:before="100" w:beforeAutospacing="1" w:after="100" w:afterAutospacing="1" w:line="240" w:lineRule="auto"/>
+        <w:outlineLvl w:val="2"/>
+        <w:rPr>
+          <w:rFonts w:ascii="Times New Roman" w:eastAsia="Times New Roman" w:hAnsi="Times New Roman" w:cs="Times New Roman"/>
+          <w:b/>
+          <w:bCs/>
+          <w:color w:val="000000"/>
+          <w:kern w:val="0"/>
+          <w:sz w:val="27"/>
+          <w:szCs w:val="27"/>
+          <w14:ligatures w14:val="none"/>
+        </w:rPr>
+      </w:pPr>
+      <w:r>
+        <w:rPr>
+          <w:rFonts w:ascii="Times New Roman" w:eastAsia="Times New Roman" w:hAnsi="Times New Roman" w:cs="Times New Roman"/>
+          <w:b/>
+          <w:bCs/>
+          <w:color w:val="000000"/>
+          <w:kern w:val="0"/>
+          <w:sz w:val="27"/>
+          <w:szCs w:val="27"/>
+          <w14:ligatures w14:val="none"/>
+        </w:rPr>
+        <w:t>4.3 Performance &amp; Scalability</w:t>
       </w:r>
     </w:p>
     <w:p>
       <w:pPr>
+        <w:numPr>
+          <w:ilvl w:val="0"/>
+          <w:numId w:val="56"/>
+        </w:numPr>
+        <w:spacing w:before="100" w:beforeAutospacing="1" w:after="100" w:afterAutospacing="1" w:line="240" w:lineRule="auto"/>
+        <w:rPr>
+          <w:rFonts w:ascii="Times New Roman" w:eastAsia="Times New Roman" w:hAnsi="Times New Roman" w:cs="Times New Roman"/>
+          <w:color w:val="000000"/>
+          <w:kern w:val="0"/>
+          <w14:ligatures w14:val="none"/>
+        </w:rPr>
+      </w:pPr>
+      <w:r>
+        <w:rPr>
+          <w:rFonts w:ascii="Times New Roman" w:eastAsia="Times New Roman" w:hAnsi="Times New Roman" w:cs="Times New Roman"/>
+          <w:b/>
+          <w:bCs/>
+          <w:color w:val="000000"/>
+          <w:kern w:val="0"/>
+          <w14:ligatures w14:val="none"/>
+        </w:rPr>
+        <w:t>Load Balancing:</w:t>
+      </w:r>
+      <w:r>
+        <w:rPr>
+          <w:rFonts w:ascii="Times New Roman" w:eastAsia="Times New Roman" w:hAnsi="Times New Roman" w:cs="Times New Roman"/>
+          <w:color w:val="000000"/>
+          <w:kern w:val="0"/>
+          <w14:ligatures w14:val="none"/>
+        </w:rPr>
+        <w:t> Kubernetes-managed auto-scaling.</w:t>
+      </w:r>
+    </w:p>
+    <w:p>
+      <w:pPr>
+        <w:numPr>
+          <w:ilvl w:val="0"/>
+          <w:numId w:val="56"/>
+        </w:numPr>
+        <w:spacing w:before="100" w:beforeAutospacing="1" w:after="100" w:afterAutospacing="1" w:line="240" w:lineRule="auto"/>
+        <w:rPr>
+          <w:rFonts w:ascii="Times New Roman" w:eastAsia="Times New Roman" w:hAnsi="Times New Roman" w:cs="Times New Roman"/>
+          <w:color w:val="000000"/>
+          <w:kern w:val="0"/>
+          <w14:ligatures w14:val="none"/>
+        </w:rPr>
+      </w:pPr>
+      <w:r>
+        <w:rPr>
+          <w:rFonts w:ascii="Times New Roman" w:eastAsia="Times New Roman" w:hAnsi="Times New Roman" w:cs="Times New Roman"/>
+          <w:b/>
+          <w:bCs/>
+          <w:color w:val="000000"/>
+          <w:kern w:val="0"/>
+          <w14:ligatures w14:val="none"/>
+        </w:rPr>
+        <w:t>Caching Strategies:</w:t>
+      </w:r>
+      <w:r>
+        <w:rPr>
+          <w:rFonts w:ascii="Times New Roman" w:eastAsia="Times New Roman" w:hAnsi="Times New Roman" w:cs="Times New Roman"/>
+          <w:color w:val="000000"/>
+          <w:kern w:val="0"/>
+          <w14:ligatures w14:val="none"/>
+        </w:rPr>
+        <w:t> Redis for query caching.</w:t>
+      </w:r>
+    </w:p>
+    <w:p>
+      <w:pPr>
+        <w:numPr>
+          <w:ilvl w:val="0"/>
+          <w:numId w:val="56"/>
+        </w:numPr>
+        <w:spacing w:before="100" w:beforeAutospacing="1" w:after="100" w:afterAutospacing="1" w:line="240" w:lineRule="auto"/>
+        <w:rPr>
+          <w:rFonts w:ascii="Times New Roman" w:eastAsia="Times New Roman" w:hAnsi="Times New Roman" w:cs="Times New Roman"/>
+          <w:color w:val="000000"/>
+          <w:kern w:val="0"/>
+          <w14:ligatures w14:val="none"/>
+        </w:rPr>
+      </w:pPr>
+      <w:r>
+        <w:rPr>
+          <w:rFonts w:ascii="Times New Roman" w:eastAsia="Times New Roman" w:hAnsi="Times New Roman" w:cs="Times New Roman"/>
+          <w:b/>
+          <w:bCs/>
+          <w:color w:val="000000"/>
+          <w:kern w:val="0"/>
+          <w14:ligatures w14:val="none"/>
+        </w:rPr>
+        <w:t>CI/CD:</w:t>
+      </w:r>
+      <w:r>
+        <w:rPr>
+          <w:rFonts w:ascii="Times New Roman" w:eastAsia="Times New Roman" w:hAnsi="Times New Roman" w:cs="Times New Roman"/>
+          <w:color w:val="000000"/>
+          <w:kern w:val="0"/>
+          <w14:ligatures w14:val="none"/>
+        </w:rPr>
+        <w:t> Automated deployments via Terraform &amp; Ansible.</w:t>
+      </w:r>
+    </w:p>
+    <w:p>
+      <w:pPr>
+        <w:spacing w:after="0" w:line="240" w:lineRule="auto"/>
+        <w:rPr>
+          <w:rFonts w:ascii="Times New Roman" w:eastAsia="Times New Roman" w:hAnsi="Times New Roman" w:cs="Times New Roman"/>
+          <w:kern w:val="0"/>
+          <w14:ligatures w14:val="none"/>
+        </w:rPr>
+      </w:pPr>
+      <w:r>
+        <w:rPr>
+          <w:rFonts w:ascii="Times New Roman" w:eastAsia="Times New Roman" w:hAnsi="Times New Roman" w:cs="Times New Roman"/>
+          <w:kern w:val="0"/>
+          <w14:ligatures w14:val="none"/>
+        </w:rPr>
+        <w:pict>
+          <v:rect id="_x0000_i1040" style="width:0;height:1.5pt" o:hralign="center" o:hrstd="t" o:hr="t" fillcolor="#a0a0a0" stroked="f"/>
+        </w:pict>
+      </w:r>
+    </w:p>
+    <w:p>
+      <w:pPr>
+        <w:spacing w:before="100" w:beforeAutospacing="1" w:after="100" w:afterAutospacing="1" w:line="240" w:lineRule="auto"/>
+        <w:outlineLvl w:val="1"/>
+        <w:rPr>
+          <w:rFonts w:ascii="Times New Roman" w:eastAsia="Times New Roman" w:hAnsi="Times New Roman" w:cs="Times New Roman"/>
+          <w:b/>
+          <w:bCs/>
+          <w:color w:val="000000"/>
+          <w:kern w:val="0"/>
+          <w:sz w:val="36"/>
+          <w:szCs w:val="36"/>
+          <w14:ligatures w14:val="none"/>
+        </w:rPr>
+      </w:pPr>
+      <w:r>
+        <w:rPr>
+          <w:rFonts w:ascii="Times New Roman" w:eastAsia="Times New Roman" w:hAnsi="Times New Roman" w:cs="Times New Roman"/>
+          <w:b/>
+          <w:bCs/>
+          <w:color w:val="000000"/>
+          <w:kern w:val="0"/>
+          <w:sz w:val="36"/>
+          <w:szCs w:val="36"/>
+          <w14:ligatures w14:val="none"/>
+        </w:rPr>
+        <w:t>5. Security &amp; Ethical Considerations</w:t>
+      </w:r>
+    </w:p>
+    <w:p>
+      <w:pPr>
         <w:spacing w:before="100" w:beforeAutospacing="1" w:after="100" w:afterAutospacing="1" w:line="240" w:lineRule="auto"/>
         <w:outlineLvl w:val="2"/>
         <w:rPr>
@@ -638,13 +2104,24 @@
           <w:szCs w:val="27"/>
           <w14:ligatures w14:val="none"/>
         </w:rPr>
-        <w:t>2.2 Advanced AI-Powered Analysis Tools (Phase 2 - Expansion to Media &amp; Investigative Intelligence)</w:t>
+        <w:t>5.1 Data Privacy &amp; Security</w:t>
       </w:r>
     </w:p>
     <w:p>
       <w:pPr>
+        <w:numPr>
+          <w:ilvl w:val="0"/>
+          <w:numId w:val="57"/>
+        </w:numPr>
         <w:spacing w:before="100" w:beforeAutospacing="1" w:after="100" w:afterAutospacing="1" w:line="240" w:lineRule="auto"/>
-        <w:outlineLvl w:val="3"/>
+        <w:rPr>
+          <w:rFonts w:ascii="Times New Roman" w:eastAsia="Times New Roman" w:hAnsi="Times New Roman" w:cs="Times New Roman"/>
+          <w:color w:val="000000"/>
+          <w:kern w:val="0"/>
+          <w14:ligatures w14:val="none"/>
+        </w:rPr>
+      </w:pPr>
+      <w:r>
         <w:rPr>
           <w:rFonts w:ascii="Times New Roman" w:eastAsia="Times New Roman" w:hAnsi="Times New Roman" w:cs="Times New Roman"/>
           <w:b/>
@@ -653,6 +2130,31 @@
           <w:kern w:val="0"/>
           <w14:ligatures w14:val="none"/>
         </w:rPr>
+        <w:t>End-to-end encryption</w:t>
+      </w:r>
+      <w:r>
+        <w:rPr>
+          <w:rFonts w:ascii="Times New Roman" w:eastAsia="Times New Roman" w:hAnsi="Times New Roman" w:cs="Times New Roman"/>
+          <w:color w:val="000000"/>
+          <w:kern w:val="0"/>
+          <w14:ligatures w14:val="none"/>
+        </w:rPr>
+        <w:t> for user data.</w:t>
+      </w:r>
+    </w:p>
+    <w:p>
+      <w:pPr>
+        <w:numPr>
+          <w:ilvl w:val="0"/>
+          <w:numId w:val="57"/>
+        </w:numPr>
+        <w:spacing w:before="100" w:beforeAutospacing="1" w:after="100" w:afterAutospacing="1" w:line="240" w:lineRule="auto"/>
+        <w:rPr>
+          <w:rFonts w:ascii="Times New Roman" w:eastAsia="Times New Roman" w:hAnsi="Times New Roman" w:cs="Times New Roman"/>
+          <w:color w:val="000000"/>
+          <w:kern w:val="0"/>
+          <w14:ligatures w14:val="none"/>
+        </w:rPr>
       </w:pPr>
       <w:r>
         <w:rPr>
@@ -663,14 +2165,23 @@
           <w:kern w:val="0"/>
           <w14:ligatures w14:val="none"/>
         </w:rPr>
-        <w:t>Key Features:</w:t>
+        <w:t>Multi-factor authentication</w:t>
+      </w:r>
+      <w:r>
+        <w:rPr>
+          <w:rFonts w:ascii="Times New Roman" w:eastAsia="Times New Roman" w:hAnsi="Times New Roman" w:cs="Times New Roman"/>
+          <w:color w:val="000000"/>
+          <w:kern w:val="0"/>
+          <w14:ligatures w14:val="none"/>
+        </w:rPr>
+        <w:t> for sensitive access.</w:t>
       </w:r>
     </w:p>
     <w:p>
       <w:pPr>
         <w:numPr>
           <w:ilvl w:val="0"/>
-          <w:numId w:val="34"/>
+          <w:numId w:val="57"/>
         </w:numPr>
         <w:spacing w:before="100" w:beforeAutospacing="1" w:after="100" w:afterAutospacing="1" w:line="240" w:lineRule="auto"/>
         <w:rPr>
@@ -689,23 +2200,52 @@
           <w:kern w:val="0"/>
           <w14:ligatures w14:val="none"/>
         </w:rPr>
-        <w:t>Deep Fake Detection</w:t>
-      </w:r>
-      <w:r>
-        <w:rPr>
-          <w:rFonts w:ascii="Times New Roman" w:eastAsia="Times New Roman" w:hAnsi="Times New Roman" w:cs="Times New Roman"/>
-          <w:color w:val="000000"/>
-          <w:kern w:val="0"/>
-          <w14:ligatures w14:val="none"/>
-        </w:rPr>
-        <w:t> → Uses AI models to analyze and verify multimedia authenticity.</w:t>
+        <w:t>Zero-trust architecture</w:t>
+      </w:r>
+      <w:r>
+        <w:rPr>
+          <w:rFonts w:ascii="Times New Roman" w:eastAsia="Times New Roman" w:hAnsi="Times New Roman" w:cs="Times New Roman"/>
+          <w:color w:val="000000"/>
+          <w:kern w:val="0"/>
+          <w14:ligatures w14:val="none"/>
+        </w:rPr>
+        <w:t> to prevent unauthorized access.</w:t>
       </w:r>
     </w:p>
     <w:p>
       <w:pPr>
+        <w:spacing w:before="100" w:beforeAutospacing="1" w:after="100" w:afterAutospacing="1" w:line="240" w:lineRule="auto"/>
+        <w:outlineLvl w:val="2"/>
+        <w:rPr>
+          <w:rFonts w:ascii="Times New Roman" w:eastAsia="Times New Roman" w:hAnsi="Times New Roman" w:cs="Times New Roman"/>
+          <w:b/>
+          <w:bCs/>
+          <w:color w:val="000000"/>
+          <w:kern w:val="0"/>
+          <w:sz w:val="27"/>
+          <w:szCs w:val="27"/>
+          <w14:ligatures w14:val="none"/>
+        </w:rPr>
+      </w:pPr>
+      <w:r>
+        <w:rPr>
+          <w:rFonts w:ascii="Times New Roman" w:eastAsia="Times New Roman" w:hAnsi="Times New Roman" w:cs="Times New Roman"/>
+          <w:b/>
+          <w:bCs/>
+          <w:color w:val="000000"/>
+          <w:kern w:val="0"/>
+          <w:sz w:val="27"/>
+          <w:szCs w:val="27"/>
+          <w14:ligatures w14:val="none"/>
+        </w:rPr>
+        <w:t>5.2 AI Ethics &amp; Bias Mitigation</w:t>
+      </w:r>
+    </w:p>
+    <w:p>
+      <w:pPr>
         <w:numPr>
           <w:ilvl w:val="0"/>
-          <w:numId w:val="34"/>
+          <w:numId w:val="58"/>
         </w:numPr>
         <w:spacing w:before="100" w:beforeAutospacing="1" w:after="100" w:afterAutospacing="1" w:line="240" w:lineRule="auto"/>
         <w:rPr>
@@ -724,23 +2264,23 @@
           <w:kern w:val="0"/>
           <w14:ligatures w14:val="none"/>
         </w:rPr>
-        <w:t>Narrative Tracking Over Time</w:t>
-      </w:r>
-      <w:r>
-        <w:rPr>
-          <w:rFonts w:ascii="Times New Roman" w:eastAsia="Times New Roman" w:hAnsi="Times New Roman" w:cs="Times New Roman"/>
-          <w:color w:val="000000"/>
-          <w:kern w:val="0"/>
-          <w14:ligatures w14:val="none"/>
-        </w:rPr>
-        <w:t> → Maps the evolution of misinformation.</w:t>
+        <w:t>Bias Reduction Techniques:</w:t>
+      </w:r>
+      <w:r>
+        <w:rPr>
+          <w:rFonts w:ascii="Times New Roman" w:eastAsia="Times New Roman" w:hAnsi="Times New Roman" w:cs="Times New Roman"/>
+          <w:color w:val="000000"/>
+          <w:kern w:val="0"/>
+          <w14:ligatures w14:val="none"/>
+        </w:rPr>
+        <w:t> Data augmentation, fairness-aware model training.</w:t>
       </w:r>
     </w:p>
     <w:p>
       <w:pPr>
         <w:numPr>
           <w:ilvl w:val="0"/>
-          <w:numId w:val="34"/>
+          <w:numId w:val="58"/>
         </w:numPr>
         <w:spacing w:before="100" w:beforeAutospacing="1" w:after="100" w:afterAutospacing="1" w:line="240" w:lineRule="auto"/>
         <w:rPr>
@@ -759,23 +2299,23 @@
           <w:kern w:val="0"/>
           <w14:ligatures w14:val="none"/>
         </w:rPr>
-        <w:t>Sentiment Analysis &amp; Influence Tracking</w:t>
-      </w:r>
-      <w:r>
-        <w:rPr>
-          <w:rFonts w:ascii="Times New Roman" w:eastAsia="Times New Roman" w:hAnsi="Times New Roman" w:cs="Times New Roman"/>
-          <w:color w:val="000000"/>
-          <w:kern w:val="0"/>
-          <w14:ligatures w14:val="none"/>
-        </w:rPr>
-        <w:t> → Identifies emotional manipulation in news.</w:t>
+        <w:t>Transparency Mechanisms:</w:t>
+      </w:r>
+      <w:r>
+        <w:rPr>
+          <w:rFonts w:ascii="Times New Roman" w:eastAsia="Times New Roman" w:hAnsi="Times New Roman" w:cs="Times New Roman"/>
+          <w:color w:val="000000"/>
+          <w:kern w:val="0"/>
+          <w14:ligatures w14:val="none"/>
+        </w:rPr>
+        <w:t> XAI (Explainable AI) implementation.</w:t>
       </w:r>
     </w:p>
     <w:p>
       <w:pPr>
         <w:numPr>
           <w:ilvl w:val="0"/>
-          <w:numId w:val="34"/>
+          <w:numId w:val="58"/>
         </w:numPr>
         <w:spacing w:before="100" w:beforeAutospacing="1" w:after="100" w:afterAutospacing="1" w:line="240" w:lineRule="auto"/>
         <w:rPr>
@@ -794,24 +2334,541 @@
           <w:kern w:val="0"/>
           <w14:ligatures w14:val="none"/>
         </w:rPr>
-        <w:lastRenderedPageBreak/>
-        <w:t>Historical Fact-Checking Database</w:t>
-      </w:r>
-      <w:r>
-        <w:rPr>
-          <w:rFonts w:ascii="Times New Roman" w:eastAsia="Times New Roman" w:hAnsi="Times New Roman" w:cs="Times New Roman"/>
-          <w:color w:val="000000"/>
-          <w:kern w:val="0"/>
-          <w14:ligatures w14:val="none"/>
-        </w:rPr>
-        <w:t> → AI cross-references current news against historical records.</w:t>
+        <w:t>User Control:</w:t>
+      </w:r>
+      <w:r>
+        <w:rPr>
+          <w:rFonts w:ascii="Times New Roman" w:eastAsia="Times New Roman" w:hAnsi="Times New Roman" w:cs="Times New Roman"/>
+          <w:color w:val="000000"/>
+          <w:kern w:val="0"/>
+          <w14:ligatures w14:val="none"/>
+        </w:rPr>
+        <w:t> Allow users to challenge and refine AI-generated insights.</w:t>
       </w:r>
     </w:p>
     <w:p>
       <w:pPr>
+        <w:spacing w:after="0" w:line="240" w:lineRule="auto"/>
+        <w:rPr>
+          <w:rFonts w:ascii="Times New Roman" w:eastAsia="Times New Roman" w:hAnsi="Times New Roman" w:cs="Times New Roman"/>
+          <w:kern w:val="0"/>
+          <w14:ligatures w14:val="none"/>
+        </w:rPr>
+      </w:pPr>
+      <w:r>
+        <w:rPr>
+          <w:rFonts w:ascii="Times New Roman" w:eastAsia="Times New Roman" w:hAnsi="Times New Roman" w:cs="Times New Roman"/>
+          <w:kern w:val="0"/>
+          <w14:ligatures w14:val="none"/>
+        </w:rPr>
+        <w:pict>
+          <v:rect id="_x0000_i1041" style="width:0;height:1.5pt" o:hralign="center" o:hrstd="t" o:hr="t" fillcolor="#a0a0a0" stroked="f"/>
+        </w:pict>
+      </w:r>
+    </w:p>
+    <w:p>
+      <w:pPr>
+        <w:spacing w:before="100" w:beforeAutospacing="1" w:after="100" w:afterAutospacing="1" w:line="240" w:lineRule="auto"/>
+        <w:outlineLvl w:val="1"/>
+        <w:rPr>
+          <w:rFonts w:ascii="Times New Roman" w:eastAsia="Times New Roman" w:hAnsi="Times New Roman" w:cs="Times New Roman"/>
+          <w:b/>
+          <w:bCs/>
+          <w:color w:val="000000"/>
+          <w:kern w:val="0"/>
+          <w:sz w:val="36"/>
+          <w:szCs w:val="36"/>
+          <w14:ligatures w14:val="none"/>
+        </w:rPr>
+      </w:pPr>
+      <w:r>
+        <w:rPr>
+          <w:rFonts w:ascii="Times New Roman" w:eastAsia="Times New Roman" w:hAnsi="Times New Roman" w:cs="Times New Roman"/>
+          <w:b/>
+          <w:bCs/>
+          <w:color w:val="000000"/>
+          <w:kern w:val="0"/>
+          <w:sz w:val="36"/>
+          <w:szCs w:val="36"/>
+          <w14:ligatures w14:val="none"/>
+        </w:rPr>
+        <w:lastRenderedPageBreak/>
+        <w:t>6. Roadmap &amp; Development Priorities</w:t>
+      </w:r>
+    </w:p>
+    <w:p>
+      <w:pPr>
+        <w:spacing w:before="100" w:beforeAutospacing="1" w:after="100" w:afterAutospacing="1" w:line="240" w:lineRule="auto"/>
+        <w:outlineLvl w:val="2"/>
+        <w:rPr>
+          <w:rFonts w:ascii="Times New Roman" w:eastAsia="Times New Roman" w:hAnsi="Times New Roman" w:cs="Times New Roman"/>
+          <w:b/>
+          <w:bCs/>
+          <w:color w:val="000000"/>
+          <w:kern w:val="0"/>
+          <w:sz w:val="27"/>
+          <w:szCs w:val="27"/>
+          <w14:ligatures w14:val="none"/>
+        </w:rPr>
+      </w:pPr>
+      <w:r>
+        <w:rPr>
+          <w:rFonts w:ascii="Times New Roman" w:eastAsia="Times New Roman" w:hAnsi="Times New Roman" w:cs="Times New Roman"/>
+          <w:b/>
+          <w:bCs/>
+          <w:color w:val="000000"/>
+          <w:kern w:val="0"/>
+          <w:sz w:val="27"/>
+          <w:szCs w:val="27"/>
+          <w14:ligatures w14:val="none"/>
+        </w:rPr>
+        <w:t>6.1 Phase 1 (0-6 Months) - MVP Development</w:t>
+      </w:r>
+    </w:p>
+    <w:p>
+      <w:pPr>
+        <w:spacing w:before="100" w:beforeAutospacing="1" w:after="100" w:afterAutospacing="1" w:line="240" w:lineRule="auto"/>
+        <w:rPr>
+          <w:rFonts w:ascii="Times New Roman" w:eastAsia="Times New Roman" w:hAnsi="Times New Roman" w:cs="Times New Roman"/>
+          <w:color w:val="000000"/>
+          <w:kern w:val="0"/>
+          <w14:ligatures w14:val="none"/>
+        </w:rPr>
+      </w:pPr>
+      <w:r>
+        <w:rPr>
+          <w:rFonts w:ascii="Apple Color Emoji" w:eastAsia="Times New Roman" w:hAnsi="Apple Color Emoji" w:cs="Apple Color Emoji"/>
+          <w:color w:val="000000"/>
+          <w:kern w:val="0"/>
+          <w14:ligatures w14:val="none"/>
+        </w:rPr>
+        <w:t>✅</w:t>
+      </w:r>
+      <w:r>
+        <w:rPr>
+          <w:rFonts w:ascii="Times New Roman" w:eastAsia="Times New Roman" w:hAnsi="Times New Roman" w:cs="Times New Roman"/>
+          <w:color w:val="000000"/>
+          <w:kern w:val="0"/>
+          <w14:ligatures w14:val="none"/>
+        </w:rPr>
+        <w:t xml:space="preserve"> Real-Time News Manipulation Dashboard.</w:t>
+      </w:r>
+      <w:r>
+        <w:rPr>
+          <w:rFonts w:ascii="Times New Roman" w:eastAsia="Times New Roman" w:hAnsi="Times New Roman" w:cs="Times New Roman"/>
+          <w:color w:val="000000"/>
+          <w:kern w:val="0"/>
+          <w14:ligatures w14:val="none"/>
+        </w:rPr>
+        <w:br/>
+      </w:r>
+      <w:r>
+        <w:rPr>
+          <w:rFonts w:ascii="Apple Color Emoji" w:eastAsia="Times New Roman" w:hAnsi="Apple Color Emoji" w:cs="Apple Color Emoji"/>
+          <w:color w:val="000000"/>
+          <w:kern w:val="0"/>
+          <w14:ligatures w14:val="none"/>
+        </w:rPr>
+        <w:t>✅</w:t>
+      </w:r>
+      <w:r>
+        <w:rPr>
+          <w:rFonts w:ascii="Times New Roman" w:eastAsia="Times New Roman" w:hAnsi="Times New Roman" w:cs="Times New Roman"/>
+          <w:color w:val="000000"/>
+          <w:kern w:val="0"/>
+          <w14:ligatures w14:val="none"/>
+        </w:rPr>
+        <w:t xml:space="preserve"> AI-driven contradiction detection.</w:t>
+      </w:r>
+      <w:r>
+        <w:rPr>
+          <w:rFonts w:ascii="Times New Roman" w:eastAsia="Times New Roman" w:hAnsi="Times New Roman" w:cs="Times New Roman"/>
+          <w:color w:val="000000"/>
+          <w:kern w:val="0"/>
+          <w14:ligatures w14:val="none"/>
+        </w:rPr>
+        <w:br/>
+      </w:r>
+      <w:r>
+        <w:rPr>
+          <w:rFonts w:ascii="Apple Color Emoji" w:eastAsia="Times New Roman" w:hAnsi="Apple Color Emoji" w:cs="Apple Color Emoji"/>
+          <w:color w:val="000000"/>
+          <w:kern w:val="0"/>
+          <w14:ligatures w14:val="none"/>
+        </w:rPr>
+        <w:t>✅</w:t>
+      </w:r>
+      <w:r>
+        <w:rPr>
+          <w:rFonts w:ascii="Times New Roman" w:eastAsia="Times New Roman" w:hAnsi="Times New Roman" w:cs="Times New Roman"/>
+          <w:color w:val="000000"/>
+          <w:kern w:val="0"/>
+          <w14:ligatures w14:val="none"/>
+        </w:rPr>
+        <w:t xml:space="preserve"> Initial hedge fund &amp; financial analyst deployment.</w:t>
+      </w:r>
+      <w:r>
+        <w:rPr>
+          <w:rFonts w:ascii="Times New Roman" w:eastAsia="Times New Roman" w:hAnsi="Times New Roman" w:cs="Times New Roman"/>
+          <w:color w:val="000000"/>
+          <w:kern w:val="0"/>
+          <w14:ligatures w14:val="none"/>
+        </w:rPr>
+        <w:br/>
+      </w:r>
+      <w:r>
+        <w:rPr>
+          <w:rFonts w:ascii="Apple Color Emoji" w:eastAsia="Times New Roman" w:hAnsi="Apple Color Emoji" w:cs="Apple Color Emoji"/>
+          <w:color w:val="000000"/>
+          <w:kern w:val="0"/>
+          <w14:ligatures w14:val="none"/>
+        </w:rPr>
+        <w:t>✅</w:t>
+      </w:r>
+      <w:r>
+        <w:rPr>
+          <w:rFonts w:ascii="Times New Roman" w:eastAsia="Times New Roman" w:hAnsi="Times New Roman" w:cs="Times New Roman"/>
+          <w:color w:val="000000"/>
+          <w:kern w:val="0"/>
+          <w14:ligatures w14:val="none"/>
+        </w:rPr>
+        <w:t xml:space="preserve"> Backend &amp; database scalability optimization.</w:t>
+      </w:r>
+    </w:p>
+    <w:p>
+      <w:pPr>
+        <w:spacing w:before="100" w:beforeAutospacing="1" w:after="100" w:afterAutospacing="1" w:line="240" w:lineRule="auto"/>
+        <w:outlineLvl w:val="2"/>
+        <w:rPr>
+          <w:rFonts w:ascii="Times New Roman" w:eastAsia="Times New Roman" w:hAnsi="Times New Roman" w:cs="Times New Roman"/>
+          <w:b/>
+          <w:bCs/>
+          <w:color w:val="000000"/>
+          <w:kern w:val="0"/>
+          <w:sz w:val="27"/>
+          <w:szCs w:val="27"/>
+          <w14:ligatures w14:val="none"/>
+        </w:rPr>
+      </w:pPr>
+      <w:r>
+        <w:rPr>
+          <w:rFonts w:ascii="Times New Roman" w:eastAsia="Times New Roman" w:hAnsi="Times New Roman" w:cs="Times New Roman"/>
+          <w:b/>
+          <w:bCs/>
+          <w:color w:val="000000"/>
+          <w:kern w:val="0"/>
+          <w:sz w:val="27"/>
+          <w:szCs w:val="27"/>
+          <w14:ligatures w14:val="none"/>
+        </w:rPr>
+        <w:t>6.2 Phase 2 (6-12 Months) - Expansion to Media Intelligence</w:t>
+      </w:r>
+    </w:p>
+    <w:p>
+      <w:pPr>
+        <w:spacing w:before="100" w:beforeAutospacing="1" w:after="100" w:afterAutospacing="1" w:line="240" w:lineRule="auto"/>
+        <w:rPr>
+          <w:rFonts w:ascii="Times New Roman" w:eastAsia="Times New Roman" w:hAnsi="Times New Roman" w:cs="Times New Roman"/>
+          <w:color w:val="000000"/>
+          <w:kern w:val="0"/>
+          <w14:ligatures w14:val="none"/>
+        </w:rPr>
+      </w:pPr>
+      <w:r>
+        <w:rPr>
+          <w:rFonts w:ascii="Apple Color Emoji" w:eastAsia="Times New Roman" w:hAnsi="Apple Color Emoji" w:cs="Apple Color Emoji"/>
+          <w:color w:val="000000"/>
+          <w:kern w:val="0"/>
+          <w14:ligatures w14:val="none"/>
+        </w:rPr>
+        <w:t>✅</w:t>
+      </w:r>
+      <w:r>
+        <w:rPr>
+          <w:rFonts w:ascii="Times New Roman" w:eastAsia="Times New Roman" w:hAnsi="Times New Roman" w:cs="Times New Roman"/>
+          <w:color w:val="000000"/>
+          <w:kern w:val="0"/>
+          <w14:ligatures w14:val="none"/>
+        </w:rPr>
+        <w:t xml:space="preserve"> AI-powered narrative mapping &amp; misinformation tracking.</w:t>
+      </w:r>
+      <w:r>
+        <w:rPr>
+          <w:rFonts w:ascii="Times New Roman" w:eastAsia="Times New Roman" w:hAnsi="Times New Roman" w:cs="Times New Roman"/>
+          <w:color w:val="000000"/>
+          <w:kern w:val="0"/>
+          <w14:ligatures w14:val="none"/>
+        </w:rPr>
+        <w:br/>
+      </w:r>
+      <w:r>
+        <w:rPr>
+          <w:rFonts w:ascii="Apple Color Emoji" w:eastAsia="Times New Roman" w:hAnsi="Apple Color Emoji" w:cs="Apple Color Emoji"/>
+          <w:color w:val="000000"/>
+          <w:kern w:val="0"/>
+          <w14:ligatures w14:val="none"/>
+        </w:rPr>
+        <w:t>✅</w:t>
+      </w:r>
+      <w:r>
+        <w:rPr>
+          <w:rFonts w:ascii="Times New Roman" w:eastAsia="Times New Roman" w:hAnsi="Times New Roman" w:cs="Times New Roman"/>
+          <w:color w:val="000000"/>
+          <w:kern w:val="0"/>
+          <w14:ligatures w14:val="none"/>
+        </w:rPr>
+        <w:t xml:space="preserve"> Expansion to investigative journalists &amp; media watchdogs.</w:t>
+      </w:r>
+      <w:r>
+        <w:rPr>
+          <w:rFonts w:ascii="Times New Roman" w:eastAsia="Times New Roman" w:hAnsi="Times New Roman" w:cs="Times New Roman"/>
+          <w:color w:val="000000"/>
+          <w:kern w:val="0"/>
+          <w14:ligatures w14:val="none"/>
+        </w:rPr>
+        <w:br/>
+      </w:r>
+      <w:r>
+        <w:rPr>
+          <w:rFonts w:ascii="Apple Color Emoji" w:eastAsia="Times New Roman" w:hAnsi="Apple Color Emoji" w:cs="Apple Color Emoji"/>
+          <w:color w:val="000000"/>
+          <w:kern w:val="0"/>
+          <w14:ligatures w14:val="none"/>
+        </w:rPr>
+        <w:t>✅</w:t>
+      </w:r>
+      <w:r>
+        <w:rPr>
+          <w:rFonts w:ascii="Times New Roman" w:eastAsia="Times New Roman" w:hAnsi="Times New Roman" w:cs="Times New Roman"/>
+          <w:color w:val="000000"/>
+          <w:kern w:val="0"/>
+          <w14:ligatures w14:val="none"/>
+        </w:rPr>
+        <w:t xml:space="preserve"> Subscription-based monetization for advanced AI insights.</w:t>
+      </w:r>
+    </w:p>
+    <w:p>
+      <w:pPr>
+        <w:spacing w:before="100" w:beforeAutospacing="1" w:after="100" w:afterAutospacing="1" w:line="240" w:lineRule="auto"/>
+        <w:outlineLvl w:val="2"/>
+        <w:rPr>
+          <w:rFonts w:ascii="Times New Roman" w:eastAsia="Times New Roman" w:hAnsi="Times New Roman" w:cs="Times New Roman"/>
+          <w:b/>
+          <w:bCs/>
+          <w:color w:val="000000"/>
+          <w:kern w:val="0"/>
+          <w:sz w:val="27"/>
+          <w:szCs w:val="27"/>
+          <w14:ligatures w14:val="none"/>
+        </w:rPr>
+      </w:pPr>
+      <w:r>
+        <w:rPr>
+          <w:rFonts w:ascii="Times New Roman" w:eastAsia="Times New Roman" w:hAnsi="Times New Roman" w:cs="Times New Roman"/>
+          <w:b/>
+          <w:bCs/>
+          <w:color w:val="000000"/>
+          <w:kern w:val="0"/>
+          <w:sz w:val="27"/>
+          <w:szCs w:val="27"/>
+          <w14:ligatures w14:val="none"/>
+        </w:rPr>
+        <w:t>6.3 Phase 3 (12-24 Months) - AI Decision Intelligence Cloud</w:t>
+      </w:r>
+    </w:p>
+    <w:p>
+      <w:pPr>
+        <w:spacing w:before="100" w:beforeAutospacing="1" w:after="100" w:afterAutospacing="1" w:line="240" w:lineRule="auto"/>
+        <w:rPr>
+          <w:rFonts w:ascii="Times New Roman" w:eastAsia="Times New Roman" w:hAnsi="Times New Roman" w:cs="Times New Roman"/>
+          <w:color w:val="000000"/>
+          <w:kern w:val="0"/>
+          <w14:ligatures w14:val="none"/>
+        </w:rPr>
+      </w:pPr>
+      <w:r>
+        <w:rPr>
+          <w:rFonts w:ascii="Apple Color Emoji" w:eastAsia="Times New Roman" w:hAnsi="Apple Color Emoji" w:cs="Apple Color Emoji"/>
+          <w:color w:val="000000"/>
+          <w:kern w:val="0"/>
+          <w14:ligatures w14:val="none"/>
+        </w:rPr>
+        <w:t>✅</w:t>
+      </w:r>
+      <w:r>
+        <w:rPr>
+          <w:rFonts w:ascii="Times New Roman" w:eastAsia="Times New Roman" w:hAnsi="Times New Roman" w:cs="Times New Roman"/>
+          <w:color w:val="000000"/>
+          <w:kern w:val="0"/>
+          <w14:ligatures w14:val="none"/>
+        </w:rPr>
+        <w:t xml:space="preserve"> Large-scale misinformation forecasting.</w:t>
+      </w:r>
+      <w:r>
+        <w:rPr>
+          <w:rFonts w:ascii="Times New Roman" w:eastAsia="Times New Roman" w:hAnsi="Times New Roman" w:cs="Times New Roman"/>
+          <w:color w:val="000000"/>
+          <w:kern w:val="0"/>
+          <w14:ligatures w14:val="none"/>
+        </w:rPr>
+        <w:br/>
+      </w:r>
+      <w:r>
+        <w:rPr>
+          <w:rFonts w:ascii="Apple Color Emoji" w:eastAsia="Times New Roman" w:hAnsi="Apple Color Emoji" w:cs="Apple Color Emoji"/>
+          <w:color w:val="000000"/>
+          <w:kern w:val="0"/>
+          <w14:ligatures w14:val="none"/>
+        </w:rPr>
+        <w:t>✅</w:t>
+      </w:r>
+      <w:r>
+        <w:rPr>
+          <w:rFonts w:ascii="Times New Roman" w:eastAsia="Times New Roman" w:hAnsi="Times New Roman" w:cs="Times New Roman"/>
+          <w:color w:val="000000"/>
+          <w:kern w:val="0"/>
+          <w14:ligatures w14:val="none"/>
+        </w:rPr>
+        <w:t xml:space="preserve"> Enterprise &amp; government API integrations.</w:t>
+      </w:r>
+      <w:r>
+        <w:rPr>
+          <w:rFonts w:ascii="Times New Roman" w:eastAsia="Times New Roman" w:hAnsi="Times New Roman" w:cs="Times New Roman"/>
+          <w:color w:val="000000"/>
+          <w:kern w:val="0"/>
+          <w14:ligatures w14:val="none"/>
+        </w:rPr>
+        <w:br/>
+      </w:r>
+      <w:r>
+        <w:rPr>
+          <w:rFonts w:ascii="Apple Color Emoji" w:eastAsia="Times New Roman" w:hAnsi="Apple Color Emoji" w:cs="Apple Color Emoji"/>
+          <w:color w:val="000000"/>
+          <w:kern w:val="0"/>
+          <w14:ligatures w14:val="none"/>
+        </w:rPr>
+        <w:t>✅</w:t>
+      </w:r>
+      <w:r>
+        <w:rPr>
+          <w:rFonts w:ascii="Times New Roman" w:eastAsia="Times New Roman" w:hAnsi="Times New Roman" w:cs="Times New Roman"/>
+          <w:color w:val="000000"/>
+          <w:kern w:val="0"/>
+          <w14:ligatures w14:val="none"/>
+        </w:rPr>
+        <w:t xml:space="preserve"> Fully autonomous AI-driven intelligence reports.</w:t>
+      </w:r>
+      <w:r>
+        <w:rPr>
+          <w:rFonts w:ascii="Times New Roman" w:eastAsia="Times New Roman" w:hAnsi="Times New Roman" w:cs="Times New Roman"/>
+          <w:color w:val="000000"/>
+          <w:kern w:val="0"/>
+          <w14:ligatures w14:val="none"/>
+        </w:rPr>
+        <w:br/>
+      </w:r>
+      <w:r>
+        <w:rPr>
+          <w:rFonts w:ascii="Apple Color Emoji" w:eastAsia="Times New Roman" w:hAnsi="Apple Color Emoji" w:cs="Apple Color Emoji"/>
+          <w:color w:val="000000"/>
+          <w:kern w:val="0"/>
+          <w14:ligatures w14:val="none"/>
+        </w:rPr>
+        <w:t>✅</w:t>
+      </w:r>
+      <w:r>
+        <w:rPr>
+          <w:rFonts w:ascii="Times New Roman" w:eastAsia="Times New Roman" w:hAnsi="Times New Roman" w:cs="Times New Roman"/>
+          <w:color w:val="000000"/>
+          <w:kern w:val="0"/>
+          <w14:ligatures w14:val="none"/>
+        </w:rPr>
+        <w:t xml:space="preserve"> Cloud-based real-time intelligence infrastructure.</w:t>
+      </w:r>
+    </w:p>
+    <w:p>
+      <w:pPr>
+        <w:spacing w:after="0" w:line="240" w:lineRule="auto"/>
+        <w:rPr>
+          <w:rFonts w:ascii="Times New Roman" w:eastAsia="Times New Roman" w:hAnsi="Times New Roman" w:cs="Times New Roman"/>
+          <w:kern w:val="0"/>
+          <w14:ligatures w14:val="none"/>
+        </w:rPr>
+      </w:pPr>
+      <w:r>
+        <w:rPr>
+          <w:rFonts w:ascii="Times New Roman" w:eastAsia="Times New Roman" w:hAnsi="Times New Roman" w:cs="Times New Roman"/>
+          <w:noProof/>
+          <w:kern w:val="0"/>
+        </w:rPr>
+        <w:pict>
+          <v:rect id="_x0000_i1043" alt="" style="width:468pt;height:.05pt;mso-width-percent:0;mso-height-percent:0;mso-width-percent:0;mso-height-percent:0" o:hralign="center" o:hrstd="t" o:hr="t" fillcolor="#a0a0a0" stroked="f"/>
+        </w:pict>
+      </w:r>
+    </w:p>
+    <w:p>
+      <w:pPr>
+        <w:spacing w:before="100" w:beforeAutospacing="1" w:after="100" w:afterAutospacing="1" w:line="240" w:lineRule="auto"/>
+        <w:outlineLvl w:val="1"/>
+        <w:rPr>
+          <w:rFonts w:ascii="Times New Roman" w:eastAsia="Times New Roman" w:hAnsi="Times New Roman" w:cs="Times New Roman"/>
+          <w:b/>
+          <w:bCs/>
+          <w:color w:val="000000"/>
+          <w:kern w:val="0"/>
+          <w:sz w:val="36"/>
+          <w:szCs w:val="36"/>
+          <w14:ligatures w14:val="none"/>
+        </w:rPr>
+      </w:pPr>
+      <w:r>
+        <w:rPr>
+          <w:rFonts w:ascii="Times New Roman" w:eastAsia="Times New Roman" w:hAnsi="Times New Roman" w:cs="Times New Roman"/>
+          <w:b/>
+          <w:bCs/>
+          <w:color w:val="000000"/>
+          <w:kern w:val="0"/>
+          <w:sz w:val="36"/>
+          <w:szCs w:val="36"/>
+          <w14:ligatures w14:val="none"/>
+        </w:rPr>
+        <w:t>7. Competitive Landscape &amp; Differentiation</w:t>
+      </w:r>
+    </w:p>
+    <w:p>
+      <w:pPr>
+        <w:spacing w:before="100" w:beforeAutospacing="1" w:after="100" w:afterAutospacing="1" w:line="240" w:lineRule="auto"/>
+        <w:outlineLvl w:val="2"/>
+        <w:rPr>
+          <w:rFonts w:ascii="Times New Roman" w:eastAsia="Times New Roman" w:hAnsi="Times New Roman" w:cs="Times New Roman"/>
+          <w:b/>
+          <w:bCs/>
+          <w:color w:val="000000"/>
+          <w:kern w:val="0"/>
+          <w:sz w:val="27"/>
+          <w:szCs w:val="27"/>
+          <w14:ligatures w14:val="none"/>
+        </w:rPr>
+      </w:pPr>
+      <w:r>
+        <w:rPr>
+          <w:rFonts w:ascii="Times New Roman" w:eastAsia="Times New Roman" w:hAnsi="Times New Roman" w:cs="Times New Roman"/>
+          <w:b/>
+          <w:bCs/>
+          <w:color w:val="000000"/>
+          <w:kern w:val="0"/>
+          <w:sz w:val="27"/>
+          <w:szCs w:val="27"/>
+          <w14:ligatures w14:val="none"/>
+        </w:rPr>
+        <w:t>7.1 Competitive Analysis</w:t>
+      </w:r>
+    </w:p>
+    <w:p>
+      <w:pPr>
         <w:numPr>
           <w:ilvl w:val="0"/>
-          <w:numId w:val="34"/>
+          <w:numId w:val="59"/>
         </w:numPr>
         <w:spacing w:before="100" w:beforeAutospacing="1" w:after="100" w:afterAutospacing="1" w:line="240" w:lineRule="auto"/>
         <w:rPr>
@@ -830,22 +2887,33 @@
           <w:kern w:val="0"/>
           <w14:ligatures w14:val="none"/>
         </w:rPr>
-        <w:t>User Customization &amp; Filtering</w:t>
-      </w:r>
-      <w:r>
-        <w:rPr>
-          <w:rFonts w:ascii="Times New Roman" w:eastAsia="Times New Roman" w:hAnsi="Times New Roman" w:cs="Times New Roman"/>
-          <w:color w:val="000000"/>
-          <w:kern w:val="0"/>
-          <w14:ligatures w14:val="none"/>
-        </w:rPr>
-        <w:t> → Advanced query tools for analysts to filter specific topics.</w:t>
+        <w:t>Existing Solutions:</w:t>
+      </w:r>
+      <w:r>
+        <w:rPr>
+          <w:rFonts w:ascii="Times New Roman" w:eastAsia="Times New Roman" w:hAnsi="Times New Roman" w:cs="Times New Roman"/>
+          <w:color w:val="000000"/>
+          <w:kern w:val="0"/>
+          <w14:ligatures w14:val="none"/>
+        </w:rPr>
+        <w:t> Social listening tools, media monitoring software, AI-driven fact-checking systems.</w:t>
       </w:r>
     </w:p>
     <w:p>
       <w:pPr>
+        <w:numPr>
+          <w:ilvl w:val="0"/>
+          <w:numId w:val="59"/>
+        </w:numPr>
         <w:spacing w:before="100" w:beforeAutospacing="1" w:after="100" w:afterAutospacing="1" w:line="240" w:lineRule="auto"/>
-        <w:outlineLvl w:val="3"/>
+        <w:rPr>
+          <w:rFonts w:ascii="Times New Roman" w:eastAsia="Times New Roman" w:hAnsi="Times New Roman" w:cs="Times New Roman"/>
+          <w:color w:val="000000"/>
+          <w:kern w:val="0"/>
+          <w14:ligatures w14:val="none"/>
+        </w:rPr>
+      </w:pPr>
+      <w:r>
         <w:rPr>
           <w:rFonts w:ascii="Times New Roman" w:eastAsia="Times New Roman" w:hAnsi="Times New Roman" w:cs="Times New Roman"/>
           <w:b/>
@@ -854,25 +2922,49 @@
           <w:kern w:val="0"/>
           <w14:ligatures w14:val="none"/>
         </w:rPr>
-      </w:pPr>
-      <w:r>
+        <w:t>Clarity’s Differentiation:</w:t>
+      </w:r>
+      <w:r>
+        <w:rPr>
+          <w:rFonts w:ascii="Times New Roman" w:eastAsia="Times New Roman" w:hAnsi="Times New Roman" w:cs="Times New Roman"/>
+          <w:color w:val="000000"/>
+          <w:kern w:val="0"/>
+          <w14:ligatures w14:val="none"/>
+        </w:rPr>
+        <w:t> Real-time misinformation tracking, AI-driven intelligence mapping, enterprise-scale analytics.</w:t>
+      </w:r>
+    </w:p>
+    <w:p>
+      <w:pPr>
+        <w:spacing w:before="100" w:beforeAutospacing="1" w:after="100" w:afterAutospacing="1" w:line="240" w:lineRule="auto"/>
+        <w:outlineLvl w:val="2"/>
         <w:rPr>
           <w:rFonts w:ascii="Times New Roman" w:eastAsia="Times New Roman" w:hAnsi="Times New Roman" w:cs="Times New Roman"/>
           <w:b/>
           <w:bCs/>
           <w:color w:val="000000"/>
           <w:kern w:val="0"/>
-          <w14:ligatures w14:val="none"/>
-        </w:rPr>
-        <w:t>Technical Considerations:</w:t>
+          <w:sz w:val="27"/>
+          <w:szCs w:val="27"/>
+          <w14:ligatures w14:val="none"/>
+        </w:rPr>
+      </w:pPr>
+      <w:r>
+        <w:rPr>
+          <w:rFonts w:ascii="Times New Roman" w:eastAsia="Times New Roman" w:hAnsi="Times New Roman" w:cs="Times New Roman"/>
+          <w:b/>
+          <w:bCs/>
+          <w:color w:val="000000"/>
+          <w:kern w:val="0"/>
+          <w:sz w:val="27"/>
+          <w:szCs w:val="27"/>
+          <w14:ligatures w14:val="none"/>
+        </w:rPr>
+        <w:t>7.2 Unique Selling Points (USPs)</w:t>
       </w:r>
     </w:p>
     <w:p>
       <w:pPr>
-        <w:numPr>
-          <w:ilvl w:val="0"/>
-          <w:numId w:val="35"/>
-        </w:numPr>
         <w:spacing w:before="100" w:beforeAutospacing="1" w:after="100" w:afterAutospacing="1" w:line="240" w:lineRule="auto"/>
         <w:rPr>
           <w:rFonts w:ascii="Times New Roman" w:eastAsia="Times New Roman" w:hAnsi="Times New Roman" w:cs="Times New Roman"/>
@@ -882,32 +2974,157 @@
         </w:rPr>
       </w:pPr>
       <w:r>
+        <w:rPr>
+          <w:rFonts w:ascii="Apple Color Emoji" w:eastAsia="Times New Roman" w:hAnsi="Apple Color Emoji" w:cs="Apple Color Emoji"/>
+          <w:color w:val="000000"/>
+          <w:kern w:val="0"/>
+          <w14:ligatures w14:val="none"/>
+        </w:rPr>
+        <w:t>✅</w:t>
+      </w:r>
+      <w:r>
+        <w:rPr>
+          <w:rFonts w:ascii="Times New Roman" w:eastAsia="Times New Roman" w:hAnsi="Times New Roman" w:cs="Times New Roman"/>
+          <w:color w:val="000000"/>
+          <w:kern w:val="0"/>
+          <w14:ligatures w14:val="none"/>
+        </w:rPr>
+        <w:t xml:space="preserve"> First-of-its-kind real-time misinformation analysis tool.</w:t>
+      </w:r>
+      <w:r>
+        <w:rPr>
+          <w:rFonts w:ascii="Times New Roman" w:eastAsia="Times New Roman" w:hAnsi="Times New Roman" w:cs="Times New Roman"/>
+          <w:color w:val="000000"/>
+          <w:kern w:val="0"/>
+          <w14:ligatures w14:val="none"/>
+        </w:rPr>
+        <w:br/>
+      </w:r>
+      <w:r>
+        <w:rPr>
+          <w:rFonts w:ascii="Apple Color Emoji" w:eastAsia="Times New Roman" w:hAnsi="Apple Color Emoji" w:cs="Apple Color Emoji"/>
+          <w:color w:val="000000"/>
+          <w:kern w:val="0"/>
+          <w14:ligatures w14:val="none"/>
+        </w:rPr>
+        <w:t>✅</w:t>
+      </w:r>
+      <w:r>
+        <w:rPr>
+          <w:rFonts w:ascii="Times New Roman" w:eastAsia="Times New Roman" w:hAnsi="Times New Roman" w:cs="Times New Roman"/>
+          <w:color w:val="000000"/>
+          <w:kern w:val="0"/>
+          <w14:ligatures w14:val="none"/>
+        </w:rPr>
+        <w:t xml:space="preserve"> AI-powered financial &amp; geopolitical intelligence.</w:t>
+      </w:r>
+      <w:r>
+        <w:rPr>
+          <w:rFonts w:ascii="Times New Roman" w:eastAsia="Times New Roman" w:hAnsi="Times New Roman" w:cs="Times New Roman"/>
+          <w:color w:val="000000"/>
+          <w:kern w:val="0"/>
+          <w14:ligatures w14:val="none"/>
+        </w:rPr>
+        <w:br/>
+      </w:r>
+      <w:r>
+        <w:rPr>
+          <w:rFonts w:ascii="Apple Color Emoji" w:eastAsia="Times New Roman" w:hAnsi="Apple Color Emoji" w:cs="Apple Color Emoji"/>
+          <w:color w:val="000000"/>
+          <w:kern w:val="0"/>
+          <w14:ligatures w14:val="none"/>
+        </w:rPr>
+        <w:t>✅</w:t>
+      </w:r>
+      <w:r>
+        <w:rPr>
+          <w:rFonts w:ascii="Times New Roman" w:eastAsia="Times New Roman" w:hAnsi="Times New Roman" w:cs="Times New Roman"/>
+          <w:color w:val="000000"/>
+          <w:kern w:val="0"/>
+          <w14:ligatures w14:val="none"/>
+        </w:rPr>
+        <w:t xml:space="preserve"> Scalable enterprise &amp; government-focused solutions.</w:t>
+      </w:r>
+      <w:r>
+        <w:rPr>
+          <w:rFonts w:ascii="Times New Roman" w:eastAsia="Times New Roman" w:hAnsi="Times New Roman" w:cs="Times New Roman"/>
+          <w:color w:val="000000"/>
+          <w:kern w:val="0"/>
+          <w14:ligatures w14:val="none"/>
+        </w:rPr>
+        <w:br/>
+      </w:r>
+      <w:r>
+        <w:rPr>
+          <w:rFonts w:ascii="Apple Color Emoji" w:eastAsia="Times New Roman" w:hAnsi="Apple Color Emoji" w:cs="Apple Color Emoji"/>
+          <w:color w:val="000000"/>
+          <w:kern w:val="0"/>
+          <w14:ligatures w14:val="none"/>
+        </w:rPr>
+        <w:t>✅</w:t>
+      </w:r>
+      <w:r>
+        <w:rPr>
+          <w:rFonts w:ascii="Times New Roman" w:eastAsia="Times New Roman" w:hAnsi="Times New Roman" w:cs="Times New Roman"/>
+          <w:color w:val="000000"/>
+          <w:kern w:val="0"/>
+          <w14:ligatures w14:val="none"/>
+        </w:rPr>
+        <w:t xml:space="preserve"> AI-driven autonomous research capabilities.</w:t>
+      </w:r>
+    </w:p>
+    <w:p>
+      <w:pPr>
+        <w:spacing w:after="0" w:line="240" w:lineRule="auto"/>
+        <w:rPr>
+          <w:rFonts w:ascii="Times New Roman" w:eastAsia="Times New Roman" w:hAnsi="Times New Roman" w:cs="Times New Roman"/>
+          <w:kern w:val="0"/>
+          <w14:ligatures w14:val="none"/>
+        </w:rPr>
+      </w:pPr>
+      <w:r>
+        <w:rPr>
+          <w:rFonts w:ascii="Times New Roman" w:eastAsia="Times New Roman" w:hAnsi="Times New Roman" w:cs="Times New Roman"/>
+          <w:noProof/>
+          <w:kern w:val="0"/>
+        </w:rPr>
+        <w:pict>
+          <v:rect id="_x0000_i1042" alt="" style="width:468pt;height:.05pt;mso-width-percent:0;mso-height-percent:0;mso-width-percent:0;mso-height-percent:0" o:hralign="center" o:hrstd="t" o:hr="t" fillcolor="#a0a0a0" stroked="f"/>
+        </w:pict>
+      </w:r>
+    </w:p>
+    <w:p>
+      <w:pPr>
+        <w:spacing w:before="100" w:beforeAutospacing="1" w:after="100" w:afterAutospacing="1" w:line="240" w:lineRule="auto"/>
+        <w:outlineLvl w:val="1"/>
         <w:rPr>
           <w:rFonts w:ascii="Times New Roman" w:eastAsia="Times New Roman" w:hAnsi="Times New Roman" w:cs="Times New Roman"/>
           <w:b/>
           <w:bCs/>
           <w:color w:val="000000"/>
           <w:kern w:val="0"/>
-          <w14:ligatures w14:val="none"/>
-        </w:rPr>
-        <w:t>AI Benchmarking:</w:t>
-      </w:r>
-      <w:r>
-        <w:rPr>
-          <w:rFonts w:ascii="Times New Roman" w:eastAsia="Times New Roman" w:hAnsi="Times New Roman" w:cs="Times New Roman"/>
-          <w:color w:val="000000"/>
-          <w:kern w:val="0"/>
-          <w14:ligatures w14:val="none"/>
-        </w:rPr>
-        <w:t> Precision, recall, F1-score optimization.</w:t>
+          <w:sz w:val="36"/>
+          <w:szCs w:val="36"/>
+          <w14:ligatures w14:val="none"/>
+        </w:rPr>
+      </w:pPr>
+      <w:r>
+        <w:rPr>
+          <w:rFonts w:ascii="Times New Roman" w:eastAsia="Times New Roman" w:hAnsi="Times New Roman" w:cs="Times New Roman"/>
+          <w:b/>
+          <w:bCs/>
+          <w:color w:val="000000"/>
+          <w:kern w:val="0"/>
+          <w:sz w:val="36"/>
+          <w:szCs w:val="36"/>
+          <w14:ligatures w14:val="none"/>
+        </w:rPr>
+        <w:lastRenderedPageBreak/>
+        <w:t>8. Summary &amp; Next Steps</w:t>
       </w:r>
     </w:p>
     <w:p>
       <w:pPr>
-        <w:numPr>
-          <w:ilvl w:val="0"/>
-          <w:numId w:val="35"/>
-        </w:numPr>
         <w:spacing w:before="100" w:beforeAutospacing="1" w:after="100" w:afterAutospacing="1" w:line="240" w:lineRule="auto"/>
         <w:rPr>
           <w:rFonts w:ascii="Times New Roman" w:eastAsia="Times New Roman" w:hAnsi="Times New Roman" w:cs="Times New Roman"/>
@@ -916,6 +3133,15 @@
           <w14:ligatures w14:val="none"/>
         </w:rPr>
       </w:pPr>
+      <w:r>
+        <w:rPr>
+          <w:rFonts w:ascii="Times New Roman" w:eastAsia="Times New Roman" w:hAnsi="Times New Roman" w:cs="Times New Roman"/>
+          <w:color w:val="000000"/>
+          <w:kern w:val="0"/>
+          <w14:ligatures w14:val="none"/>
+        </w:rPr>
+        <w:t>Clarity is positioned to be the </w:t>
+      </w:r>
       <w:r>
         <w:rPr>
           <w:rFonts w:ascii="Times New Roman" w:eastAsia="Times New Roman" w:hAnsi="Times New Roman" w:cs="Times New Roman"/>
@@ -925,24 +3151,80 @@
           <w:kern w:val="0"/>
           <w14:ligatures w14:val="none"/>
         </w:rPr>
-        <w:t>Explainability:</w:t>
-      </w:r>
-      <w:r>
-        <w:rPr>
-          <w:rFonts w:ascii="Times New Roman" w:eastAsia="Times New Roman" w:hAnsi="Times New Roman" w:cs="Times New Roman"/>
-          <w:color w:val="000000"/>
-          <w:kern w:val="0"/>
-          <w14:ligatures w14:val="none"/>
-        </w:rPr>
-        <w:t> XAI (Explainable AI) standards for model transparency.</w:t>
+        <w:t>most advanced AI-driven misinformation &amp; intelligence platform</w:t>
+      </w:r>
+      <w:r>
+        <w:rPr>
+          <w:rFonts w:ascii="Times New Roman" w:eastAsia="Times New Roman" w:hAnsi="Times New Roman" w:cs="Times New Roman"/>
+          <w:color w:val="000000"/>
+          <w:kern w:val="0"/>
+          <w14:ligatures w14:val="none"/>
+        </w:rPr>
+        <w:t>, designed for </w:t>
+      </w:r>
+      <w:r>
+        <w:rPr>
+          <w:rFonts w:ascii="Times New Roman" w:eastAsia="Times New Roman" w:hAnsi="Times New Roman" w:cs="Times New Roman"/>
+          <w:b/>
+          <w:bCs/>
+          <w:color w:val="000000"/>
+          <w:kern w:val="0"/>
+          <w14:ligatures w14:val="none"/>
+        </w:rPr>
+        <w:t>finance, media, and government applications</w:t>
+      </w:r>
+      <w:r>
+        <w:rPr>
+          <w:rFonts w:ascii="Times New Roman" w:eastAsia="Times New Roman" w:hAnsi="Times New Roman" w:cs="Times New Roman"/>
+          <w:color w:val="000000"/>
+          <w:kern w:val="0"/>
+          <w14:ligatures w14:val="none"/>
+        </w:rPr>
+        <w:t>. The roadmap ensures a </w:t>
+      </w:r>
+      <w:r>
+        <w:rPr>
+          <w:rFonts w:ascii="Times New Roman" w:eastAsia="Times New Roman" w:hAnsi="Times New Roman" w:cs="Times New Roman"/>
+          <w:b/>
+          <w:bCs/>
+          <w:color w:val="000000"/>
+          <w:kern w:val="0"/>
+          <w14:ligatures w14:val="none"/>
+        </w:rPr>
+        <w:t>phased, scalable approach</w:t>
+      </w:r>
+      <w:r>
+        <w:rPr>
+          <w:rFonts w:ascii="Times New Roman" w:eastAsia="Times New Roman" w:hAnsi="Times New Roman" w:cs="Times New Roman"/>
+          <w:color w:val="000000"/>
+          <w:kern w:val="0"/>
+          <w14:ligatures w14:val="none"/>
+        </w:rPr>
+        <w:t>, with a clear focus on </w:t>
+      </w:r>
+      <w:r>
+        <w:rPr>
+          <w:rFonts w:ascii="Times New Roman" w:eastAsia="Times New Roman" w:hAnsi="Times New Roman" w:cs="Times New Roman"/>
+          <w:b/>
+          <w:bCs/>
+          <w:color w:val="000000"/>
+          <w:kern w:val="0"/>
+          <w14:ligatures w14:val="none"/>
+        </w:rPr>
+        <w:t>real-world usability, AI accuracy, and enterprise readiness</w:t>
+      </w:r>
+      <w:r>
+        <w:rPr>
+          <w:rFonts w:ascii="Times New Roman" w:eastAsia="Times New Roman" w:hAnsi="Times New Roman" w:cs="Times New Roman"/>
+          <w:color w:val="000000"/>
+          <w:kern w:val="0"/>
+          <w14:ligatures w14:val="none"/>
+        </w:rPr>
+        <w:t>.</w:t>
       </w:r>
     </w:p>
     <w:p>
       <w:pPr>
-        <w:numPr>
-          <w:ilvl w:val="0"/>
-          <w:numId w:val="35"/>
-        </w:numPr>
         <w:spacing w:before="100" w:beforeAutospacing="1" w:after="100" w:afterAutospacing="1" w:line="240" w:lineRule="auto"/>
         <w:rPr>
           <w:rFonts w:ascii="Times New Roman" w:eastAsia="Times New Roman" w:hAnsi="Times New Roman" w:cs="Times New Roman"/>
@@ -951,6 +3233,24 @@
           <w14:ligatures w14:val="none"/>
         </w:rPr>
       </w:pPr>
+      <w:r>
+        <w:rPr>
+          <w:rFonts w:ascii="Apple Color Emoji" w:eastAsia="Times New Roman" w:hAnsi="Apple Color Emoji" w:cs="Apple Color Emoji"/>
+          <w:color w:val="000000"/>
+          <w:kern w:val="0"/>
+          <w14:ligatures w14:val="none"/>
+        </w:rPr>
+        <w:t>🚀</w:t>
+      </w:r>
+      <w:r>
+        <w:rPr>
+          <w:rFonts w:ascii="Times New Roman" w:eastAsia="Times New Roman" w:hAnsi="Times New Roman" w:cs="Times New Roman"/>
+          <w:color w:val="000000"/>
+          <w:kern w:val="0"/>
+          <w14:ligatures w14:val="none"/>
+        </w:rPr>
+        <w:t> </w:t>
+      </w:r>
       <w:r>
         <w:rPr>
           <w:rFonts w:ascii="Times New Roman" w:eastAsia="Times New Roman" w:hAnsi="Times New Roman" w:cs="Times New Roman"/>
@@ -960,42 +3260,40 @@
           <w:kern w:val="0"/>
           <w14:ligatures w14:val="none"/>
         </w:rPr>
-        <w:t>Performance:</w:t>
-      </w:r>
-      <w:r>
-        <w:rPr>
-          <w:rFonts w:ascii="Times New Roman" w:eastAsia="Times New Roman" w:hAnsi="Times New Roman" w:cs="Times New Roman"/>
-          <w:color w:val="000000"/>
-          <w:kern w:val="0"/>
-          <w14:ligatures w14:val="none"/>
-        </w:rPr>
-        <w:t> Optimized query execution with caching strategies.</w:t>
+        <w:t>Next Steps:</w:t>
+      </w:r>
+      <w:r>
+        <w:rPr>
+          <w:rFonts w:ascii="Times New Roman" w:eastAsia="Times New Roman" w:hAnsi="Times New Roman" w:cs="Times New Roman"/>
+          <w:color w:val="000000"/>
+          <w:kern w:val="0"/>
+          <w14:ligatures w14:val="none"/>
+        </w:rPr>
+        <w:t> Proceed with </w:t>
+      </w:r>
+      <w:r>
+        <w:rPr>
+          <w:rFonts w:ascii="Times New Roman" w:eastAsia="Times New Roman" w:hAnsi="Times New Roman" w:cs="Times New Roman"/>
+          <w:b/>
+          <w:bCs/>
+          <w:color w:val="000000"/>
+          <w:kern w:val="0"/>
+          <w14:ligatures w14:val="none"/>
+        </w:rPr>
+        <w:t>Phase 1 MVP Development</w:t>
+      </w:r>
+      <w:r>
+        <w:rPr>
+          <w:rFonts w:ascii="Times New Roman" w:eastAsia="Times New Roman" w:hAnsi="Times New Roman" w:cs="Times New Roman"/>
+          <w:color w:val="000000"/>
+          <w:kern w:val="0"/>
+          <w14:ligatures w14:val="none"/>
+        </w:rPr>
+        <w:t> to validate AI models and misinformation tracking efficacy.</w:t>
       </w:r>
     </w:p>
     <w:p>
       <w:pPr>
-        <w:spacing w:after="0" w:line="240" w:lineRule="auto"/>
-        <w:rPr>
-          <w:rFonts w:ascii="Times New Roman" w:eastAsia="Times New Roman" w:hAnsi="Times New Roman" w:cs="Times New Roman"/>
-          <w:color w:val="000000"/>
-          <w:kern w:val="0"/>
-          <w14:ligatures w14:val="none"/>
-        </w:rPr>
-      </w:pPr>
-      <w:r>
-        <w:rPr>
-          <w:rFonts w:ascii="Times New Roman" w:eastAsia="Times New Roman" w:hAnsi="Times New Roman" w:cs="Times New Roman"/>
-          <w:color w:val="000000"/>
-          <w:kern w:val="0"/>
-          <w14:ligatures w14:val="none"/>
-        </w:rPr>
-        <w:pict>
-          <v:rect id="_x0000_i1065" style="width:0;height:1.5pt" o:hralign="center" o:hrstd="t" o:hr="t" fillcolor="#a0a0a0" stroked="f"/>
-        </w:pict>
-      </w:r>
-    </w:p>
-    <w:p>
-      <w:pPr>
         <w:spacing w:before="100" w:beforeAutospacing="1" w:after="100" w:afterAutospacing="1" w:line="240" w:lineRule="auto"/>
         <w:outlineLvl w:val="2"/>
         <w:rPr>
@@ -1006,2392 +3304,6 @@
           <w:kern w:val="0"/>
           <w:sz w:val="27"/>
           <w:szCs w:val="27"/>
-          <w14:ligatures w14:val="none"/>
-        </w:rPr>
-      </w:pPr>
-      <w:r>
-        <w:rPr>
-          <w:rFonts w:ascii="Times New Roman" w:eastAsia="Times New Roman" w:hAnsi="Times New Roman" w:cs="Times New Roman"/>
-          <w:b/>
-          <w:bCs/>
-          <w:color w:val="000000"/>
-          <w:kern w:val="0"/>
-          <w:sz w:val="27"/>
-          <w:szCs w:val="27"/>
-          <w14:ligatures w14:val="none"/>
-        </w:rPr>
-        <w:t>2.3 Enterprise Intelligence &amp; Government Solutions (Phase 3 - AI Decision Intelligence Cloud)</w:t>
-      </w:r>
-    </w:p>
-    <w:p>
-      <w:pPr>
-        <w:spacing w:before="100" w:beforeAutospacing="1" w:after="100" w:afterAutospacing="1" w:line="240" w:lineRule="auto"/>
-        <w:outlineLvl w:val="3"/>
-        <w:rPr>
-          <w:rFonts w:ascii="Times New Roman" w:eastAsia="Times New Roman" w:hAnsi="Times New Roman" w:cs="Times New Roman"/>
-          <w:b/>
-          <w:bCs/>
-          <w:color w:val="000000"/>
-          <w:kern w:val="0"/>
-          <w14:ligatures w14:val="none"/>
-        </w:rPr>
-      </w:pPr>
-      <w:r>
-        <w:rPr>
-          <w:rFonts w:ascii="Times New Roman" w:eastAsia="Times New Roman" w:hAnsi="Times New Roman" w:cs="Times New Roman"/>
-          <w:b/>
-          <w:bCs/>
-          <w:color w:val="000000"/>
-          <w:kern w:val="0"/>
-          <w14:ligatures w14:val="none"/>
-        </w:rPr>
-        <w:t>Key Features:</w:t>
-      </w:r>
-    </w:p>
-    <w:p>
-      <w:pPr>
-        <w:numPr>
-          <w:ilvl w:val="0"/>
-          <w:numId w:val="36"/>
-        </w:numPr>
-        <w:spacing w:before="100" w:beforeAutospacing="1" w:after="100" w:afterAutospacing="1" w:line="240" w:lineRule="auto"/>
-        <w:rPr>
-          <w:rFonts w:ascii="Times New Roman" w:eastAsia="Times New Roman" w:hAnsi="Times New Roman" w:cs="Times New Roman"/>
-          <w:color w:val="000000"/>
-          <w:kern w:val="0"/>
-          <w14:ligatures w14:val="none"/>
-        </w:rPr>
-      </w:pPr>
-      <w:r>
-        <w:rPr>
-          <w:rFonts w:ascii="Times New Roman" w:eastAsia="Times New Roman" w:hAnsi="Times New Roman" w:cs="Times New Roman"/>
-          <w:b/>
-          <w:bCs/>
-          <w:color w:val="000000"/>
-          <w:kern w:val="0"/>
-          <w14:ligatures w14:val="none"/>
-        </w:rPr>
-        <w:t>Automated Misinformation Forecasting</w:t>
-      </w:r>
-      <w:r>
-        <w:rPr>
-          <w:rFonts w:ascii="Times New Roman" w:eastAsia="Times New Roman" w:hAnsi="Times New Roman" w:cs="Times New Roman"/>
-          <w:color w:val="000000"/>
-          <w:kern w:val="0"/>
-          <w14:ligatures w14:val="none"/>
-        </w:rPr>
-        <w:t> → Predicts misinformation campaigns before they spread.</w:t>
-      </w:r>
-    </w:p>
-    <w:p>
-      <w:pPr>
-        <w:numPr>
-          <w:ilvl w:val="0"/>
-          <w:numId w:val="36"/>
-        </w:numPr>
-        <w:spacing w:before="100" w:beforeAutospacing="1" w:after="100" w:afterAutospacing="1" w:line="240" w:lineRule="auto"/>
-        <w:rPr>
-          <w:rFonts w:ascii="Times New Roman" w:eastAsia="Times New Roman" w:hAnsi="Times New Roman" w:cs="Times New Roman"/>
-          <w:color w:val="000000"/>
-          <w:kern w:val="0"/>
-          <w14:ligatures w14:val="none"/>
-        </w:rPr>
-      </w:pPr>
-      <w:r>
-        <w:rPr>
-          <w:rFonts w:ascii="Times New Roman" w:eastAsia="Times New Roman" w:hAnsi="Times New Roman" w:cs="Times New Roman"/>
-          <w:b/>
-          <w:bCs/>
-          <w:color w:val="000000"/>
-          <w:kern w:val="0"/>
-          <w14:ligatures w14:val="none"/>
-        </w:rPr>
-        <w:t>Deep Institutional Risk Analysis</w:t>
-      </w:r>
-      <w:r>
-        <w:rPr>
-          <w:rFonts w:ascii="Times New Roman" w:eastAsia="Times New Roman" w:hAnsi="Times New Roman" w:cs="Times New Roman"/>
-          <w:color w:val="000000"/>
-          <w:kern w:val="0"/>
-          <w14:ligatures w14:val="none"/>
-        </w:rPr>
-        <w:t> → AI identifies financial &amp; geopolitical risks in media narratives.</w:t>
-      </w:r>
-    </w:p>
-    <w:p>
-      <w:pPr>
-        <w:numPr>
-          <w:ilvl w:val="0"/>
-          <w:numId w:val="36"/>
-        </w:numPr>
-        <w:spacing w:before="100" w:beforeAutospacing="1" w:after="100" w:afterAutospacing="1" w:line="240" w:lineRule="auto"/>
-        <w:rPr>
-          <w:rFonts w:ascii="Times New Roman" w:eastAsia="Times New Roman" w:hAnsi="Times New Roman" w:cs="Times New Roman"/>
-          <w:color w:val="000000"/>
-          <w:kern w:val="0"/>
-          <w14:ligatures w14:val="none"/>
-        </w:rPr>
-      </w:pPr>
-      <w:r>
-        <w:rPr>
-          <w:rFonts w:ascii="Times New Roman" w:eastAsia="Times New Roman" w:hAnsi="Times New Roman" w:cs="Times New Roman"/>
-          <w:b/>
-          <w:bCs/>
-          <w:color w:val="000000"/>
-          <w:kern w:val="0"/>
-          <w14:ligatures w14:val="none"/>
-        </w:rPr>
-        <w:t>Government &amp; Enterprise API Access</w:t>
-      </w:r>
-      <w:r>
-        <w:rPr>
-          <w:rFonts w:ascii="Times New Roman" w:eastAsia="Times New Roman" w:hAnsi="Times New Roman" w:cs="Times New Roman"/>
-          <w:color w:val="000000"/>
-          <w:kern w:val="0"/>
-          <w14:ligatures w14:val="none"/>
-        </w:rPr>
-        <w:t> → Secure API endpoints for large-scale intelligence.</w:t>
-      </w:r>
-    </w:p>
-    <w:p>
-      <w:pPr>
-        <w:numPr>
-          <w:ilvl w:val="0"/>
-          <w:numId w:val="36"/>
-        </w:numPr>
-        <w:spacing w:before="100" w:beforeAutospacing="1" w:after="100" w:afterAutospacing="1" w:line="240" w:lineRule="auto"/>
-        <w:rPr>
-          <w:rFonts w:ascii="Times New Roman" w:eastAsia="Times New Roman" w:hAnsi="Times New Roman" w:cs="Times New Roman"/>
-          <w:color w:val="000000"/>
-          <w:kern w:val="0"/>
-          <w14:ligatures w14:val="none"/>
-        </w:rPr>
-      </w:pPr>
-      <w:r>
-        <w:rPr>
-          <w:rFonts w:ascii="Times New Roman" w:eastAsia="Times New Roman" w:hAnsi="Times New Roman" w:cs="Times New Roman"/>
-          <w:b/>
-          <w:bCs/>
-          <w:color w:val="000000"/>
-          <w:kern w:val="0"/>
-          <w14:ligatures w14:val="none"/>
-        </w:rPr>
-        <w:t>Autonomous Investigation Agent</w:t>
-      </w:r>
-      <w:r>
-        <w:rPr>
-          <w:rFonts w:ascii="Times New Roman" w:eastAsia="Times New Roman" w:hAnsi="Times New Roman" w:cs="Times New Roman"/>
-          <w:color w:val="000000"/>
-          <w:kern w:val="0"/>
-          <w14:ligatures w14:val="none"/>
-        </w:rPr>
-        <w:t> → AI autonomously compiles intelligence reports.</w:t>
-      </w:r>
-    </w:p>
-    <w:p>
-      <w:pPr>
-        <w:numPr>
-          <w:ilvl w:val="0"/>
-          <w:numId w:val="36"/>
-        </w:numPr>
-        <w:spacing w:before="100" w:beforeAutospacing="1" w:after="100" w:afterAutospacing="1" w:line="240" w:lineRule="auto"/>
-        <w:rPr>
-          <w:rFonts w:ascii="Times New Roman" w:eastAsia="Times New Roman" w:hAnsi="Times New Roman" w:cs="Times New Roman"/>
-          <w:color w:val="000000"/>
-          <w:kern w:val="0"/>
-          <w14:ligatures w14:val="none"/>
-        </w:rPr>
-      </w:pPr>
-      <w:r>
-        <w:rPr>
-          <w:rFonts w:ascii="Times New Roman" w:eastAsia="Times New Roman" w:hAnsi="Times New Roman" w:cs="Times New Roman"/>
-          <w:b/>
-          <w:bCs/>
-          <w:color w:val="000000"/>
-          <w:kern w:val="0"/>
-          <w14:ligatures w14:val="none"/>
-        </w:rPr>
-        <w:t>AI-Powered Data Visualization Suite</w:t>
-      </w:r>
-      <w:r>
-        <w:rPr>
-          <w:rFonts w:ascii="Times New Roman" w:eastAsia="Times New Roman" w:hAnsi="Times New Roman" w:cs="Times New Roman"/>
-          <w:color w:val="000000"/>
-          <w:kern w:val="0"/>
-          <w14:ligatures w14:val="none"/>
-        </w:rPr>
-        <w:t> → Advanced visualization tools for large datasets.</w:t>
-      </w:r>
-    </w:p>
-    <w:p>
-      <w:pPr>
-        <w:spacing w:before="100" w:beforeAutospacing="1" w:after="100" w:afterAutospacing="1" w:line="240" w:lineRule="auto"/>
-        <w:outlineLvl w:val="3"/>
-        <w:rPr>
-          <w:rFonts w:ascii="Times New Roman" w:eastAsia="Times New Roman" w:hAnsi="Times New Roman" w:cs="Times New Roman"/>
-          <w:b/>
-          <w:bCs/>
-          <w:color w:val="000000"/>
-          <w:kern w:val="0"/>
-          <w14:ligatures w14:val="none"/>
-        </w:rPr>
-      </w:pPr>
-      <w:r>
-        <w:rPr>
-          <w:rFonts w:ascii="Times New Roman" w:eastAsia="Times New Roman" w:hAnsi="Times New Roman" w:cs="Times New Roman"/>
-          <w:b/>
-          <w:bCs/>
-          <w:color w:val="000000"/>
-          <w:kern w:val="0"/>
-          <w14:ligatures w14:val="none"/>
-        </w:rPr>
-        <w:t>Technical Considerations:</w:t>
-      </w:r>
-    </w:p>
-    <w:p>
-      <w:pPr>
-        <w:numPr>
-          <w:ilvl w:val="0"/>
-          <w:numId w:val="37"/>
-        </w:numPr>
-        <w:spacing w:before="100" w:beforeAutospacing="1" w:after="100" w:afterAutospacing="1" w:line="240" w:lineRule="auto"/>
-        <w:rPr>
-          <w:rFonts w:ascii="Times New Roman" w:eastAsia="Times New Roman" w:hAnsi="Times New Roman" w:cs="Times New Roman"/>
-          <w:color w:val="000000"/>
-          <w:kern w:val="0"/>
-          <w14:ligatures w14:val="none"/>
-        </w:rPr>
-      </w:pPr>
-      <w:r>
-        <w:rPr>
-          <w:rFonts w:ascii="Times New Roman" w:eastAsia="Times New Roman" w:hAnsi="Times New Roman" w:cs="Times New Roman"/>
-          <w:b/>
-          <w:bCs/>
-          <w:color w:val="000000"/>
-          <w:kern w:val="0"/>
-          <w14:ligatures w14:val="none"/>
-        </w:rPr>
-        <w:t>Scalability:</w:t>
-      </w:r>
-      <w:r>
-        <w:rPr>
-          <w:rFonts w:ascii="Times New Roman" w:eastAsia="Times New Roman" w:hAnsi="Times New Roman" w:cs="Times New Roman"/>
-          <w:color w:val="000000"/>
-          <w:kern w:val="0"/>
-          <w14:ligatures w14:val="none"/>
-        </w:rPr>
-        <w:t> Kubernetes + cloud deployment (AWS/GCP/Azure).</w:t>
-      </w:r>
-    </w:p>
-    <w:p>
-      <w:pPr>
-        <w:numPr>
-          <w:ilvl w:val="0"/>
-          <w:numId w:val="37"/>
-        </w:numPr>
-        <w:spacing w:before="100" w:beforeAutospacing="1" w:after="100" w:afterAutospacing="1" w:line="240" w:lineRule="auto"/>
-        <w:rPr>
-          <w:rFonts w:ascii="Times New Roman" w:eastAsia="Times New Roman" w:hAnsi="Times New Roman" w:cs="Times New Roman"/>
-          <w:color w:val="000000"/>
-          <w:kern w:val="0"/>
-          <w14:ligatures w14:val="none"/>
-        </w:rPr>
-      </w:pPr>
-      <w:r>
-        <w:rPr>
-          <w:rFonts w:ascii="Times New Roman" w:eastAsia="Times New Roman" w:hAnsi="Times New Roman" w:cs="Times New Roman"/>
-          <w:b/>
-          <w:bCs/>
-          <w:color w:val="000000"/>
-          <w:kern w:val="0"/>
-          <w14:ligatures w14:val="none"/>
-        </w:rPr>
-        <w:t>Security:</w:t>
-      </w:r>
-      <w:r>
-        <w:rPr>
-          <w:rFonts w:ascii="Times New Roman" w:eastAsia="Times New Roman" w:hAnsi="Times New Roman" w:cs="Times New Roman"/>
-          <w:color w:val="000000"/>
-          <w:kern w:val="0"/>
-          <w14:ligatures w14:val="none"/>
-        </w:rPr>
-        <w:t> End-to-end encryption, multi-layered authentication.</w:t>
-      </w:r>
-    </w:p>
-    <w:p>
-      <w:pPr>
-        <w:numPr>
-          <w:ilvl w:val="0"/>
-          <w:numId w:val="37"/>
-        </w:numPr>
-        <w:spacing w:before="100" w:beforeAutospacing="1" w:after="100" w:afterAutospacing="1" w:line="240" w:lineRule="auto"/>
-        <w:rPr>
-          <w:rFonts w:ascii="Times New Roman" w:eastAsia="Times New Roman" w:hAnsi="Times New Roman" w:cs="Times New Roman"/>
-          <w:color w:val="000000"/>
-          <w:kern w:val="0"/>
-          <w14:ligatures w14:val="none"/>
-        </w:rPr>
-      </w:pPr>
-      <w:r>
-        <w:rPr>
-          <w:rFonts w:ascii="Times New Roman" w:eastAsia="Times New Roman" w:hAnsi="Times New Roman" w:cs="Times New Roman"/>
-          <w:b/>
-          <w:bCs/>
-          <w:color w:val="000000"/>
-          <w:kern w:val="0"/>
-          <w14:ligatures w14:val="none"/>
-        </w:rPr>
-        <w:t>Enterprise Model Training:</w:t>
-      </w:r>
-      <w:r>
-        <w:rPr>
-          <w:rFonts w:ascii="Times New Roman" w:eastAsia="Times New Roman" w:hAnsi="Times New Roman" w:cs="Times New Roman"/>
-          <w:color w:val="000000"/>
-          <w:kern w:val="0"/>
-          <w14:ligatures w14:val="none"/>
-        </w:rPr>
-        <w:t> Custom AI model training for government &amp; enterprise clients.</w:t>
-      </w:r>
-    </w:p>
-    <w:p>
-      <w:pPr>
-        <w:spacing w:after="0" w:line="240" w:lineRule="auto"/>
-        <w:rPr>
-          <w:rFonts w:ascii="Times New Roman" w:eastAsia="Times New Roman" w:hAnsi="Times New Roman" w:cs="Times New Roman"/>
-          <w:color w:val="000000"/>
-          <w:kern w:val="0"/>
-          <w14:ligatures w14:val="none"/>
-        </w:rPr>
-      </w:pPr>
-      <w:r>
-        <w:rPr>
-          <w:rFonts w:ascii="Times New Roman" w:eastAsia="Times New Roman" w:hAnsi="Times New Roman" w:cs="Times New Roman"/>
-          <w:color w:val="000000"/>
-          <w:kern w:val="0"/>
-          <w14:ligatures w14:val="none"/>
-        </w:rPr>
-        <w:pict>
-          <v:rect id="_x0000_i1066" style="width:0;height:1.5pt" o:hralign="center" o:hrstd="t" o:hr="t" fillcolor="#a0a0a0" stroked="f"/>
-        </w:pict>
-      </w:r>
-    </w:p>
-    <w:p>
-      <w:pPr>
-        <w:spacing w:before="100" w:beforeAutospacing="1" w:after="100" w:afterAutospacing="1" w:line="240" w:lineRule="auto"/>
-        <w:outlineLvl w:val="1"/>
-        <w:rPr>
-          <w:rFonts w:ascii="Times New Roman" w:eastAsia="Times New Roman" w:hAnsi="Times New Roman" w:cs="Times New Roman"/>
-          <w:b/>
-          <w:bCs/>
-          <w:color w:val="000000"/>
-          <w:kern w:val="0"/>
-          <w:sz w:val="36"/>
-          <w:szCs w:val="36"/>
-          <w14:ligatures w14:val="none"/>
-        </w:rPr>
-      </w:pPr>
-      <w:r>
-        <w:rPr>
-          <w:rFonts w:ascii="Times New Roman" w:eastAsia="Times New Roman" w:hAnsi="Times New Roman" w:cs="Times New Roman"/>
-          <w:b/>
-          <w:bCs/>
-          <w:color w:val="000000"/>
-          <w:kern w:val="0"/>
-          <w:sz w:val="36"/>
-          <w:szCs w:val="36"/>
-          <w14:ligatures w14:val="none"/>
-        </w:rPr>
-        <w:t>3. User Personas &amp; Workflows</w:t>
-      </w:r>
-    </w:p>
-    <w:p>
-      <w:pPr>
-        <w:spacing w:before="100" w:beforeAutospacing="1" w:after="100" w:afterAutospacing="1" w:line="240" w:lineRule="auto"/>
-        <w:outlineLvl w:val="2"/>
-        <w:rPr>
-          <w:rFonts w:ascii="Times New Roman" w:eastAsia="Times New Roman" w:hAnsi="Times New Roman" w:cs="Times New Roman"/>
-          <w:b/>
-          <w:bCs/>
-          <w:color w:val="000000"/>
-          <w:kern w:val="0"/>
-          <w:sz w:val="27"/>
-          <w:szCs w:val="27"/>
-          <w14:ligatures w14:val="none"/>
-        </w:rPr>
-      </w:pPr>
-      <w:r>
-        <w:rPr>
-          <w:rFonts w:ascii="Times New Roman" w:eastAsia="Times New Roman" w:hAnsi="Times New Roman" w:cs="Times New Roman"/>
-          <w:b/>
-          <w:bCs/>
-          <w:color w:val="000000"/>
-          <w:kern w:val="0"/>
-          <w:sz w:val="27"/>
-          <w:szCs w:val="27"/>
-          <w14:ligatures w14:val="none"/>
-        </w:rPr>
-        <w:t>3.1 Primary Users</w:t>
-      </w:r>
-    </w:p>
-    <w:p>
-      <w:pPr>
-        <w:numPr>
-          <w:ilvl w:val="0"/>
-          <w:numId w:val="38"/>
-        </w:numPr>
-        <w:spacing w:before="100" w:beforeAutospacing="1" w:after="100" w:afterAutospacing="1" w:line="240" w:lineRule="auto"/>
-        <w:rPr>
-          <w:rFonts w:ascii="Times New Roman" w:eastAsia="Times New Roman" w:hAnsi="Times New Roman" w:cs="Times New Roman"/>
-          <w:color w:val="000000"/>
-          <w:kern w:val="0"/>
-          <w14:ligatures w14:val="none"/>
-        </w:rPr>
-      </w:pPr>
-      <w:r>
-        <w:rPr>
-          <w:rFonts w:ascii="Times New Roman" w:eastAsia="Times New Roman" w:hAnsi="Times New Roman" w:cs="Times New Roman"/>
-          <w:b/>
-          <w:bCs/>
-          <w:color w:val="000000"/>
-          <w:kern w:val="0"/>
-          <w14:ligatures w14:val="none"/>
-        </w:rPr>
-        <w:t>Financial Analysts &amp; Hedge Funds</w:t>
-      </w:r>
-      <w:r>
-        <w:rPr>
-          <w:rFonts w:ascii="Times New Roman" w:eastAsia="Times New Roman" w:hAnsi="Times New Roman" w:cs="Times New Roman"/>
-          <w:color w:val="000000"/>
-          <w:kern w:val="0"/>
-          <w14:ligatures w14:val="none"/>
-        </w:rPr>
-        <w:t> → Need real-time misinformation tracking to mitigate market risks.</w:t>
-      </w:r>
-    </w:p>
-    <w:p>
-      <w:pPr>
-        <w:numPr>
-          <w:ilvl w:val="0"/>
-          <w:numId w:val="38"/>
-        </w:numPr>
-        <w:spacing w:before="100" w:beforeAutospacing="1" w:after="100" w:afterAutospacing="1" w:line="240" w:lineRule="auto"/>
-        <w:rPr>
-          <w:rFonts w:ascii="Times New Roman" w:eastAsia="Times New Roman" w:hAnsi="Times New Roman" w:cs="Times New Roman"/>
-          <w:color w:val="000000"/>
-          <w:kern w:val="0"/>
-          <w14:ligatures w14:val="none"/>
-        </w:rPr>
-      </w:pPr>
-      <w:r>
-        <w:rPr>
-          <w:rFonts w:ascii="Times New Roman" w:eastAsia="Times New Roman" w:hAnsi="Times New Roman" w:cs="Times New Roman"/>
-          <w:b/>
-          <w:bCs/>
-          <w:color w:val="000000"/>
-          <w:kern w:val="0"/>
-          <w14:ligatures w14:val="none"/>
-        </w:rPr>
-        <w:t>Investigative Journalists &amp; Media Watchdogs</w:t>
-      </w:r>
-      <w:r>
-        <w:rPr>
-          <w:rFonts w:ascii="Times New Roman" w:eastAsia="Times New Roman" w:hAnsi="Times New Roman" w:cs="Times New Roman"/>
-          <w:color w:val="000000"/>
-          <w:kern w:val="0"/>
-          <w14:ligatures w14:val="none"/>
-        </w:rPr>
-        <w:t> → Require deep narrative tracking &amp; source credibility verification.</w:t>
-      </w:r>
-    </w:p>
-    <w:p>
-      <w:pPr>
-        <w:numPr>
-          <w:ilvl w:val="0"/>
-          <w:numId w:val="38"/>
-        </w:numPr>
-        <w:spacing w:before="100" w:beforeAutospacing="1" w:after="100" w:afterAutospacing="1" w:line="240" w:lineRule="auto"/>
-        <w:rPr>
-          <w:rFonts w:ascii="Times New Roman" w:eastAsia="Times New Roman" w:hAnsi="Times New Roman" w:cs="Times New Roman"/>
-          <w:color w:val="000000"/>
-          <w:kern w:val="0"/>
-          <w14:ligatures w14:val="none"/>
-        </w:rPr>
-      </w:pPr>
-      <w:r>
-        <w:rPr>
-          <w:rFonts w:ascii="Times New Roman" w:eastAsia="Times New Roman" w:hAnsi="Times New Roman" w:cs="Times New Roman"/>
-          <w:b/>
-          <w:bCs/>
-          <w:color w:val="000000"/>
-          <w:kern w:val="0"/>
-          <w14:ligatures w14:val="none"/>
-        </w:rPr>
-        <w:lastRenderedPageBreak/>
-        <w:t>Enterprises &amp; Governments</w:t>
-      </w:r>
-      <w:r>
-        <w:rPr>
-          <w:rFonts w:ascii="Times New Roman" w:eastAsia="Times New Roman" w:hAnsi="Times New Roman" w:cs="Times New Roman"/>
-          <w:color w:val="000000"/>
-          <w:kern w:val="0"/>
-          <w14:ligatures w14:val="none"/>
-        </w:rPr>
-        <w:t> → Demand large-scale AI-driven intelligence solutions.</w:t>
-      </w:r>
-    </w:p>
-    <w:p>
-      <w:pPr>
-        <w:spacing w:before="100" w:beforeAutospacing="1" w:after="100" w:afterAutospacing="1" w:line="240" w:lineRule="auto"/>
-        <w:outlineLvl w:val="2"/>
-        <w:rPr>
-          <w:rFonts w:ascii="Times New Roman" w:eastAsia="Times New Roman" w:hAnsi="Times New Roman" w:cs="Times New Roman"/>
-          <w:b/>
-          <w:bCs/>
-          <w:color w:val="000000"/>
-          <w:kern w:val="0"/>
-          <w:sz w:val="27"/>
-          <w:szCs w:val="27"/>
-          <w14:ligatures w14:val="none"/>
-        </w:rPr>
-      </w:pPr>
-      <w:r>
-        <w:rPr>
-          <w:rFonts w:ascii="Times New Roman" w:eastAsia="Times New Roman" w:hAnsi="Times New Roman" w:cs="Times New Roman"/>
-          <w:b/>
-          <w:bCs/>
-          <w:color w:val="000000"/>
-          <w:kern w:val="0"/>
-          <w:sz w:val="27"/>
-          <w:szCs w:val="27"/>
-          <w14:ligatures w14:val="none"/>
-        </w:rPr>
-        <w:t>3.2 Example User Workflows</w:t>
-      </w:r>
-    </w:p>
-    <w:p>
-      <w:pPr>
-        <w:numPr>
-          <w:ilvl w:val="0"/>
-          <w:numId w:val="39"/>
-        </w:numPr>
-        <w:spacing w:before="100" w:beforeAutospacing="1" w:after="100" w:afterAutospacing="1" w:line="240" w:lineRule="auto"/>
-        <w:rPr>
-          <w:rFonts w:ascii="Times New Roman" w:eastAsia="Times New Roman" w:hAnsi="Times New Roman" w:cs="Times New Roman"/>
-          <w:color w:val="000000"/>
-          <w:kern w:val="0"/>
-          <w14:ligatures w14:val="none"/>
-        </w:rPr>
-      </w:pPr>
-      <w:r>
-        <w:rPr>
-          <w:rFonts w:ascii="Times New Roman" w:eastAsia="Times New Roman" w:hAnsi="Times New Roman" w:cs="Times New Roman"/>
-          <w:b/>
-          <w:bCs/>
-          <w:color w:val="000000"/>
-          <w:kern w:val="0"/>
-          <w14:ligatures w14:val="none"/>
-        </w:rPr>
-        <w:t>Hedge Fund Manager:</w:t>
-      </w:r>
-      <w:r>
-        <w:rPr>
-          <w:rFonts w:ascii="Times New Roman" w:eastAsia="Times New Roman" w:hAnsi="Times New Roman" w:cs="Times New Roman"/>
-          <w:color w:val="000000"/>
-          <w:kern w:val="0"/>
-          <w14:ligatures w14:val="none"/>
-        </w:rPr>
-        <w:t> Receives an alert that a news story may be manipulated, analyzes credibility scores, makes informed trading decisions.</w:t>
-      </w:r>
-    </w:p>
-    <w:p>
-      <w:pPr>
-        <w:numPr>
-          <w:ilvl w:val="0"/>
-          <w:numId w:val="39"/>
-        </w:numPr>
-        <w:spacing w:before="100" w:beforeAutospacing="1" w:after="100" w:afterAutospacing="1" w:line="240" w:lineRule="auto"/>
-        <w:rPr>
-          <w:rFonts w:ascii="Times New Roman" w:eastAsia="Times New Roman" w:hAnsi="Times New Roman" w:cs="Times New Roman"/>
-          <w:color w:val="000000"/>
-          <w:kern w:val="0"/>
-          <w14:ligatures w14:val="none"/>
-        </w:rPr>
-      </w:pPr>
-      <w:r>
-        <w:rPr>
-          <w:rFonts w:ascii="Times New Roman" w:eastAsia="Times New Roman" w:hAnsi="Times New Roman" w:cs="Times New Roman"/>
-          <w:b/>
-          <w:bCs/>
-          <w:color w:val="000000"/>
-          <w:kern w:val="0"/>
-          <w14:ligatures w14:val="none"/>
-        </w:rPr>
-        <w:t>Journalist:</w:t>
-      </w:r>
-      <w:r>
-        <w:rPr>
-          <w:rFonts w:ascii="Times New Roman" w:eastAsia="Times New Roman" w:hAnsi="Times New Roman" w:cs="Times New Roman"/>
-          <w:color w:val="000000"/>
-          <w:kern w:val="0"/>
-          <w14:ligatures w14:val="none"/>
-        </w:rPr>
-        <w:t> Uses Clarity to track misinformation sources, compares historical records, and publishes an investigative report.</w:t>
-      </w:r>
-    </w:p>
-    <w:p>
-      <w:pPr>
-        <w:numPr>
-          <w:ilvl w:val="0"/>
-          <w:numId w:val="39"/>
-        </w:numPr>
-        <w:spacing w:before="100" w:beforeAutospacing="1" w:after="100" w:afterAutospacing="1" w:line="240" w:lineRule="auto"/>
-        <w:rPr>
-          <w:rFonts w:ascii="Times New Roman" w:eastAsia="Times New Roman" w:hAnsi="Times New Roman" w:cs="Times New Roman"/>
-          <w:color w:val="000000"/>
-          <w:kern w:val="0"/>
-          <w14:ligatures w14:val="none"/>
-        </w:rPr>
-      </w:pPr>
-      <w:r>
-        <w:rPr>
-          <w:rFonts w:ascii="Times New Roman" w:eastAsia="Times New Roman" w:hAnsi="Times New Roman" w:cs="Times New Roman"/>
-          <w:b/>
-          <w:bCs/>
-          <w:color w:val="000000"/>
-          <w:kern w:val="0"/>
-          <w14:ligatures w14:val="none"/>
-        </w:rPr>
-        <w:t>Government Analyst:</w:t>
-      </w:r>
-      <w:r>
-        <w:rPr>
-          <w:rFonts w:ascii="Times New Roman" w:eastAsia="Times New Roman" w:hAnsi="Times New Roman" w:cs="Times New Roman"/>
-          <w:color w:val="000000"/>
-          <w:kern w:val="0"/>
-          <w14:ligatures w14:val="none"/>
-        </w:rPr>
-        <w:t> Uses Clarity API to analyze large-scale disinformation campaigns affecting national security.</w:t>
-      </w:r>
-    </w:p>
-    <w:p>
-      <w:pPr>
-        <w:spacing w:after="0" w:line="240" w:lineRule="auto"/>
-        <w:rPr>
-          <w:rFonts w:ascii="Times New Roman" w:eastAsia="Times New Roman" w:hAnsi="Times New Roman" w:cs="Times New Roman"/>
-          <w:color w:val="000000"/>
-          <w:kern w:val="0"/>
-          <w14:ligatures w14:val="none"/>
-        </w:rPr>
-      </w:pPr>
-      <w:r>
-        <w:rPr>
-          <w:rFonts w:ascii="Times New Roman" w:eastAsia="Times New Roman" w:hAnsi="Times New Roman" w:cs="Times New Roman"/>
-          <w:color w:val="000000"/>
-          <w:kern w:val="0"/>
-          <w14:ligatures w14:val="none"/>
-        </w:rPr>
-        <w:pict>
-          <v:rect id="_x0000_i1067" style="width:0;height:1.5pt" o:hralign="center" o:hrstd="t" o:hr="t" fillcolor="#a0a0a0" stroked="f"/>
-        </w:pict>
-      </w:r>
-    </w:p>
-    <w:p>
-      <w:pPr>
-        <w:spacing w:before="100" w:beforeAutospacing="1" w:after="100" w:afterAutospacing="1" w:line="240" w:lineRule="auto"/>
-        <w:outlineLvl w:val="1"/>
-        <w:rPr>
-          <w:rFonts w:ascii="Times New Roman" w:eastAsia="Times New Roman" w:hAnsi="Times New Roman" w:cs="Times New Roman"/>
-          <w:b/>
-          <w:bCs/>
-          <w:color w:val="000000"/>
-          <w:kern w:val="0"/>
-          <w:sz w:val="36"/>
-          <w:szCs w:val="36"/>
-          <w14:ligatures w14:val="none"/>
-        </w:rPr>
-      </w:pPr>
-      <w:r>
-        <w:rPr>
-          <w:rFonts w:ascii="Times New Roman" w:eastAsia="Times New Roman" w:hAnsi="Times New Roman" w:cs="Times New Roman"/>
-          <w:b/>
-          <w:bCs/>
-          <w:color w:val="000000"/>
-          <w:kern w:val="0"/>
-          <w:sz w:val="36"/>
-          <w:szCs w:val="36"/>
-          <w14:ligatures w14:val="none"/>
-        </w:rPr>
-        <w:t>4. Technical Architecture &amp; Infrastructure</w:t>
-      </w:r>
-    </w:p>
-    <w:p>
-      <w:pPr>
-        <w:spacing w:before="100" w:beforeAutospacing="1" w:after="100" w:afterAutospacing="1" w:line="240" w:lineRule="auto"/>
-        <w:outlineLvl w:val="2"/>
-        <w:rPr>
-          <w:rFonts w:ascii="Times New Roman" w:eastAsia="Times New Roman" w:hAnsi="Times New Roman" w:cs="Times New Roman"/>
-          <w:b/>
-          <w:bCs/>
-          <w:color w:val="000000"/>
-          <w:kern w:val="0"/>
-          <w:sz w:val="27"/>
-          <w:szCs w:val="27"/>
-          <w14:ligatures w14:val="none"/>
-        </w:rPr>
-      </w:pPr>
-      <w:r>
-        <w:rPr>
-          <w:rFonts w:ascii="Times New Roman" w:eastAsia="Times New Roman" w:hAnsi="Times New Roman" w:cs="Times New Roman"/>
-          <w:b/>
-          <w:bCs/>
-          <w:color w:val="000000"/>
-          <w:kern w:val="0"/>
-          <w:sz w:val="27"/>
-          <w:szCs w:val="27"/>
-          <w14:ligatures w14:val="none"/>
-        </w:rPr>
-        <w:t>4.1 AI Model Stack</w:t>
-      </w:r>
-    </w:p>
-    <w:p>
-      <w:pPr>
-        <w:numPr>
-          <w:ilvl w:val="0"/>
-          <w:numId w:val="40"/>
-        </w:numPr>
-        <w:spacing w:before="100" w:beforeAutospacing="1" w:after="100" w:afterAutospacing="1" w:line="240" w:lineRule="auto"/>
-        <w:rPr>
-          <w:rFonts w:ascii="Times New Roman" w:eastAsia="Times New Roman" w:hAnsi="Times New Roman" w:cs="Times New Roman"/>
-          <w:color w:val="000000"/>
-          <w:kern w:val="0"/>
-          <w14:ligatures w14:val="none"/>
-        </w:rPr>
-      </w:pPr>
-      <w:r>
-        <w:rPr>
-          <w:rFonts w:ascii="Times New Roman" w:eastAsia="Times New Roman" w:hAnsi="Times New Roman" w:cs="Times New Roman"/>
-          <w:b/>
-          <w:bCs/>
-          <w:color w:val="000000"/>
-          <w:kern w:val="0"/>
-          <w14:ligatures w14:val="none"/>
-        </w:rPr>
-        <w:t>NLP Processing:</w:t>
-      </w:r>
-      <w:r>
-        <w:rPr>
-          <w:rFonts w:ascii="Times New Roman" w:eastAsia="Times New Roman" w:hAnsi="Times New Roman" w:cs="Times New Roman"/>
-          <w:color w:val="000000"/>
-          <w:kern w:val="0"/>
-          <w14:ligatures w14:val="none"/>
-        </w:rPr>
-        <w:t> </w:t>
-      </w:r>
-      <w:proofErr w:type="spellStart"/>
-      <w:r>
-        <w:rPr>
-          <w:rFonts w:ascii="Times New Roman" w:eastAsia="Times New Roman" w:hAnsi="Times New Roman" w:cs="Times New Roman"/>
-          <w:color w:val="000000"/>
-          <w:kern w:val="0"/>
-          <w14:ligatures w14:val="none"/>
-        </w:rPr>
-        <w:t>Ollama</w:t>
-      </w:r>
-      <w:proofErr w:type="spellEnd"/>
-      <w:r>
-        <w:rPr>
-          <w:rFonts w:ascii="Times New Roman" w:eastAsia="Times New Roman" w:hAnsi="Times New Roman" w:cs="Times New Roman"/>
-          <w:color w:val="000000"/>
-          <w:kern w:val="0"/>
-          <w14:ligatures w14:val="none"/>
-        </w:rPr>
-        <w:t xml:space="preserve">, Mistral, </w:t>
-      </w:r>
-      <w:proofErr w:type="spellStart"/>
-      <w:r>
-        <w:rPr>
-          <w:rFonts w:ascii="Times New Roman" w:eastAsia="Times New Roman" w:hAnsi="Times New Roman" w:cs="Times New Roman"/>
-          <w:color w:val="000000"/>
-          <w:kern w:val="0"/>
-          <w14:ligatures w14:val="none"/>
-        </w:rPr>
-        <w:t>DeepSeek</w:t>
-      </w:r>
-      <w:proofErr w:type="spellEnd"/>
-      <w:r>
-        <w:rPr>
-          <w:rFonts w:ascii="Times New Roman" w:eastAsia="Times New Roman" w:hAnsi="Times New Roman" w:cs="Times New Roman"/>
-          <w:color w:val="000000"/>
-          <w:kern w:val="0"/>
-          <w14:ligatures w14:val="none"/>
-        </w:rPr>
-        <w:t xml:space="preserve"> Coder.</w:t>
-      </w:r>
-    </w:p>
-    <w:p>
-      <w:pPr>
-        <w:numPr>
-          <w:ilvl w:val="0"/>
-          <w:numId w:val="40"/>
-        </w:numPr>
-        <w:spacing w:before="100" w:beforeAutospacing="1" w:after="100" w:afterAutospacing="1" w:line="240" w:lineRule="auto"/>
-        <w:rPr>
-          <w:rFonts w:ascii="Times New Roman" w:eastAsia="Times New Roman" w:hAnsi="Times New Roman" w:cs="Times New Roman"/>
-          <w:color w:val="000000"/>
-          <w:kern w:val="0"/>
-          <w14:ligatures w14:val="none"/>
-        </w:rPr>
-      </w:pPr>
-      <w:r>
-        <w:rPr>
-          <w:rFonts w:ascii="Times New Roman" w:eastAsia="Times New Roman" w:hAnsi="Times New Roman" w:cs="Times New Roman"/>
-          <w:b/>
-          <w:bCs/>
-          <w:color w:val="000000"/>
-          <w:kern w:val="0"/>
-          <w14:ligatures w14:val="none"/>
-        </w:rPr>
-        <w:t>Fact-Checking &amp; Contradiction Detection:</w:t>
-      </w:r>
-      <w:r>
-        <w:rPr>
-          <w:rFonts w:ascii="Times New Roman" w:eastAsia="Times New Roman" w:hAnsi="Times New Roman" w:cs="Times New Roman"/>
-          <w:color w:val="000000"/>
-          <w:kern w:val="0"/>
-          <w14:ligatures w14:val="none"/>
-        </w:rPr>
-        <w:t> Custom LLM fine-tuned on misinformation datasets.</w:t>
-      </w:r>
-    </w:p>
-    <w:p>
-      <w:pPr>
-        <w:numPr>
-          <w:ilvl w:val="0"/>
-          <w:numId w:val="40"/>
-        </w:numPr>
-        <w:spacing w:before="100" w:beforeAutospacing="1" w:after="100" w:afterAutospacing="1" w:line="240" w:lineRule="auto"/>
-        <w:rPr>
-          <w:rFonts w:ascii="Times New Roman" w:eastAsia="Times New Roman" w:hAnsi="Times New Roman" w:cs="Times New Roman"/>
-          <w:color w:val="000000"/>
-          <w:kern w:val="0"/>
-          <w14:ligatures w14:val="none"/>
-        </w:rPr>
-      </w:pPr>
-      <w:r>
-        <w:rPr>
-          <w:rFonts w:ascii="Times New Roman" w:eastAsia="Times New Roman" w:hAnsi="Times New Roman" w:cs="Times New Roman"/>
-          <w:b/>
-          <w:bCs/>
-          <w:color w:val="000000"/>
-          <w:kern w:val="0"/>
-          <w14:ligatures w14:val="none"/>
-        </w:rPr>
-        <w:t>Multimedia Analysis:</w:t>
-      </w:r>
-      <w:r>
-        <w:rPr>
-          <w:rFonts w:ascii="Times New Roman" w:eastAsia="Times New Roman" w:hAnsi="Times New Roman" w:cs="Times New Roman"/>
-          <w:color w:val="000000"/>
-          <w:kern w:val="0"/>
-          <w14:ligatures w14:val="none"/>
-        </w:rPr>
-        <w:t> Deep Fake detection using computer vision models.</w:t>
-      </w:r>
-    </w:p>
-    <w:p>
-      <w:pPr>
-        <w:spacing w:before="100" w:beforeAutospacing="1" w:after="100" w:afterAutospacing="1" w:line="240" w:lineRule="auto"/>
-        <w:outlineLvl w:val="2"/>
-        <w:rPr>
-          <w:rFonts w:ascii="Times New Roman" w:eastAsia="Times New Roman" w:hAnsi="Times New Roman" w:cs="Times New Roman"/>
-          <w:b/>
-          <w:bCs/>
-          <w:color w:val="000000"/>
-          <w:kern w:val="0"/>
-          <w:sz w:val="27"/>
-          <w:szCs w:val="27"/>
-          <w14:ligatures w14:val="none"/>
-        </w:rPr>
-      </w:pPr>
-      <w:r>
-        <w:rPr>
-          <w:rFonts w:ascii="Times New Roman" w:eastAsia="Times New Roman" w:hAnsi="Times New Roman" w:cs="Times New Roman"/>
-          <w:b/>
-          <w:bCs/>
-          <w:color w:val="000000"/>
-          <w:kern w:val="0"/>
-          <w:sz w:val="27"/>
-          <w:szCs w:val="27"/>
-          <w14:ligatures w14:val="none"/>
-        </w:rPr>
-        <w:t>4.2 Database &amp; Backend</w:t>
-      </w:r>
-    </w:p>
-    <w:p>
-      <w:pPr>
-        <w:numPr>
-          <w:ilvl w:val="0"/>
-          <w:numId w:val="41"/>
-        </w:numPr>
-        <w:spacing w:before="100" w:beforeAutospacing="1" w:after="100" w:afterAutospacing="1" w:line="240" w:lineRule="auto"/>
-        <w:rPr>
-          <w:rFonts w:ascii="Times New Roman" w:eastAsia="Times New Roman" w:hAnsi="Times New Roman" w:cs="Times New Roman"/>
-          <w:color w:val="000000"/>
-          <w:kern w:val="0"/>
-          <w14:ligatures w14:val="none"/>
-        </w:rPr>
-      </w:pPr>
-      <w:r>
-        <w:rPr>
-          <w:rFonts w:ascii="Times New Roman" w:eastAsia="Times New Roman" w:hAnsi="Times New Roman" w:cs="Times New Roman"/>
-          <w:b/>
-          <w:bCs/>
-          <w:color w:val="000000"/>
-          <w:kern w:val="0"/>
-          <w14:ligatures w14:val="none"/>
-        </w:rPr>
-        <w:t>Database:</w:t>
-      </w:r>
-      <w:r>
-        <w:rPr>
-          <w:rFonts w:ascii="Times New Roman" w:eastAsia="Times New Roman" w:hAnsi="Times New Roman" w:cs="Times New Roman"/>
-          <w:color w:val="000000"/>
-          <w:kern w:val="0"/>
-          <w14:ligatures w14:val="none"/>
-        </w:rPr>
-        <w:t> PostgreSQL for structured data, Redis for caching high-frequency queries.</w:t>
-      </w:r>
-    </w:p>
-    <w:p>
-      <w:pPr>
-        <w:numPr>
-          <w:ilvl w:val="0"/>
-          <w:numId w:val="41"/>
-        </w:numPr>
-        <w:spacing w:before="100" w:beforeAutospacing="1" w:after="100" w:afterAutospacing="1" w:line="240" w:lineRule="auto"/>
-        <w:rPr>
-          <w:rFonts w:ascii="Times New Roman" w:eastAsia="Times New Roman" w:hAnsi="Times New Roman" w:cs="Times New Roman"/>
-          <w:color w:val="000000"/>
-          <w:kern w:val="0"/>
-          <w14:ligatures w14:val="none"/>
-        </w:rPr>
-      </w:pPr>
-      <w:r>
-        <w:rPr>
-          <w:rFonts w:ascii="Times New Roman" w:eastAsia="Times New Roman" w:hAnsi="Times New Roman" w:cs="Times New Roman"/>
-          <w:b/>
-          <w:bCs/>
-          <w:color w:val="000000"/>
-          <w:kern w:val="0"/>
-          <w14:ligatures w14:val="none"/>
-        </w:rPr>
-        <w:t>Backend:</w:t>
-      </w:r>
-      <w:r>
-        <w:rPr>
-          <w:rFonts w:ascii="Times New Roman" w:eastAsia="Times New Roman" w:hAnsi="Times New Roman" w:cs="Times New Roman"/>
-          <w:color w:val="000000"/>
-          <w:kern w:val="0"/>
-          <w14:ligatures w14:val="none"/>
-        </w:rPr>
-        <w:t> </w:t>
-      </w:r>
-      <w:proofErr w:type="spellStart"/>
-      <w:r>
-        <w:rPr>
-          <w:rFonts w:ascii="Times New Roman" w:eastAsia="Times New Roman" w:hAnsi="Times New Roman" w:cs="Times New Roman"/>
-          <w:color w:val="000000"/>
-          <w:kern w:val="0"/>
-          <w14:ligatures w14:val="none"/>
-        </w:rPr>
-        <w:t>FastAPI</w:t>
-      </w:r>
-      <w:proofErr w:type="spellEnd"/>
-      <w:r>
-        <w:rPr>
-          <w:rFonts w:ascii="Times New Roman" w:eastAsia="Times New Roman" w:hAnsi="Times New Roman" w:cs="Times New Roman"/>
-          <w:color w:val="000000"/>
-          <w:kern w:val="0"/>
-          <w14:ligatures w14:val="none"/>
-        </w:rPr>
-        <w:t xml:space="preserve"> microservices architecture.</w:t>
-      </w:r>
-    </w:p>
-    <w:p>
-      <w:pPr>
-        <w:numPr>
-          <w:ilvl w:val="0"/>
-          <w:numId w:val="41"/>
-        </w:numPr>
-        <w:spacing w:before="100" w:beforeAutospacing="1" w:after="100" w:afterAutospacing="1" w:line="240" w:lineRule="auto"/>
-        <w:rPr>
-          <w:rFonts w:ascii="Times New Roman" w:eastAsia="Times New Roman" w:hAnsi="Times New Roman" w:cs="Times New Roman"/>
-          <w:color w:val="000000"/>
-          <w:kern w:val="0"/>
-          <w14:ligatures w14:val="none"/>
-        </w:rPr>
-      </w:pPr>
-      <w:r>
-        <w:rPr>
-          <w:rFonts w:ascii="Times New Roman" w:eastAsia="Times New Roman" w:hAnsi="Times New Roman" w:cs="Times New Roman"/>
-          <w:b/>
-          <w:bCs/>
-          <w:color w:val="000000"/>
-          <w:kern w:val="0"/>
-          <w14:ligatures w14:val="none"/>
-        </w:rPr>
-        <w:t>Frontend:</w:t>
-      </w:r>
-      <w:r>
-        <w:rPr>
-          <w:rFonts w:ascii="Times New Roman" w:eastAsia="Times New Roman" w:hAnsi="Times New Roman" w:cs="Times New Roman"/>
-          <w:color w:val="000000"/>
-          <w:kern w:val="0"/>
-          <w14:ligatures w14:val="none"/>
-        </w:rPr>
-        <w:t> Next.js with interactive AI-driven visualization tools.</w:t>
-      </w:r>
-    </w:p>
-    <w:p>
-      <w:pPr>
-        <w:spacing w:before="100" w:beforeAutospacing="1" w:after="100" w:afterAutospacing="1" w:line="240" w:lineRule="auto"/>
-        <w:outlineLvl w:val="2"/>
-        <w:rPr>
-          <w:rFonts w:ascii="Times New Roman" w:eastAsia="Times New Roman" w:hAnsi="Times New Roman" w:cs="Times New Roman"/>
-          <w:b/>
-          <w:bCs/>
-          <w:color w:val="000000"/>
-          <w:kern w:val="0"/>
-          <w:sz w:val="27"/>
-          <w:szCs w:val="27"/>
-          <w14:ligatures w14:val="none"/>
-        </w:rPr>
-      </w:pPr>
-      <w:r>
-        <w:rPr>
-          <w:rFonts w:ascii="Times New Roman" w:eastAsia="Times New Roman" w:hAnsi="Times New Roman" w:cs="Times New Roman"/>
-          <w:b/>
-          <w:bCs/>
-          <w:color w:val="000000"/>
-          <w:kern w:val="0"/>
-          <w:sz w:val="27"/>
-          <w:szCs w:val="27"/>
-          <w14:ligatures w14:val="none"/>
-        </w:rPr>
-        <w:t>4.3 Performance &amp; Scalability</w:t>
-      </w:r>
-    </w:p>
-    <w:p>
-      <w:pPr>
-        <w:numPr>
-          <w:ilvl w:val="0"/>
-          <w:numId w:val="42"/>
-        </w:numPr>
-        <w:spacing w:before="100" w:beforeAutospacing="1" w:after="100" w:afterAutospacing="1" w:line="240" w:lineRule="auto"/>
-        <w:rPr>
-          <w:rFonts w:ascii="Times New Roman" w:eastAsia="Times New Roman" w:hAnsi="Times New Roman" w:cs="Times New Roman"/>
-          <w:color w:val="000000"/>
-          <w:kern w:val="0"/>
-          <w14:ligatures w14:val="none"/>
-        </w:rPr>
-      </w:pPr>
-      <w:r>
-        <w:rPr>
-          <w:rFonts w:ascii="Times New Roman" w:eastAsia="Times New Roman" w:hAnsi="Times New Roman" w:cs="Times New Roman"/>
-          <w:b/>
-          <w:bCs/>
-          <w:color w:val="000000"/>
-          <w:kern w:val="0"/>
-          <w14:ligatures w14:val="none"/>
-        </w:rPr>
-        <w:t>Load Balancing:</w:t>
-      </w:r>
-      <w:r>
-        <w:rPr>
-          <w:rFonts w:ascii="Times New Roman" w:eastAsia="Times New Roman" w:hAnsi="Times New Roman" w:cs="Times New Roman"/>
-          <w:color w:val="000000"/>
-          <w:kern w:val="0"/>
-          <w14:ligatures w14:val="none"/>
-        </w:rPr>
-        <w:t> Kubernetes-managed auto-scaling.</w:t>
-      </w:r>
-    </w:p>
-    <w:p>
-      <w:pPr>
-        <w:numPr>
-          <w:ilvl w:val="0"/>
-          <w:numId w:val="42"/>
-        </w:numPr>
-        <w:spacing w:before="100" w:beforeAutospacing="1" w:after="100" w:afterAutospacing="1" w:line="240" w:lineRule="auto"/>
-        <w:rPr>
-          <w:rFonts w:ascii="Times New Roman" w:eastAsia="Times New Roman" w:hAnsi="Times New Roman" w:cs="Times New Roman"/>
-          <w:color w:val="000000"/>
-          <w:kern w:val="0"/>
-          <w14:ligatures w14:val="none"/>
-        </w:rPr>
-      </w:pPr>
-      <w:r>
-        <w:rPr>
-          <w:rFonts w:ascii="Times New Roman" w:eastAsia="Times New Roman" w:hAnsi="Times New Roman" w:cs="Times New Roman"/>
-          <w:b/>
-          <w:bCs/>
-          <w:color w:val="000000"/>
-          <w:kern w:val="0"/>
-          <w14:ligatures w14:val="none"/>
-        </w:rPr>
-        <w:t>Caching Strategies:</w:t>
-      </w:r>
-      <w:r>
-        <w:rPr>
-          <w:rFonts w:ascii="Times New Roman" w:eastAsia="Times New Roman" w:hAnsi="Times New Roman" w:cs="Times New Roman"/>
-          <w:color w:val="000000"/>
-          <w:kern w:val="0"/>
-          <w14:ligatures w14:val="none"/>
-        </w:rPr>
-        <w:t> Redis for query caching.</w:t>
-      </w:r>
-    </w:p>
-    <w:p>
-      <w:pPr>
-        <w:numPr>
-          <w:ilvl w:val="0"/>
-          <w:numId w:val="42"/>
-        </w:numPr>
-        <w:spacing w:before="100" w:beforeAutospacing="1" w:after="100" w:afterAutospacing="1" w:line="240" w:lineRule="auto"/>
-        <w:rPr>
-          <w:rFonts w:ascii="Times New Roman" w:eastAsia="Times New Roman" w:hAnsi="Times New Roman" w:cs="Times New Roman"/>
-          <w:color w:val="000000"/>
-          <w:kern w:val="0"/>
-          <w14:ligatures w14:val="none"/>
-        </w:rPr>
-      </w:pPr>
-      <w:r>
-        <w:rPr>
-          <w:rFonts w:ascii="Times New Roman" w:eastAsia="Times New Roman" w:hAnsi="Times New Roman" w:cs="Times New Roman"/>
-          <w:b/>
-          <w:bCs/>
-          <w:color w:val="000000"/>
-          <w:kern w:val="0"/>
-          <w14:ligatures w14:val="none"/>
-        </w:rPr>
-        <w:t>CI/CD:</w:t>
-      </w:r>
-      <w:r>
-        <w:rPr>
-          <w:rFonts w:ascii="Times New Roman" w:eastAsia="Times New Roman" w:hAnsi="Times New Roman" w:cs="Times New Roman"/>
-          <w:color w:val="000000"/>
-          <w:kern w:val="0"/>
-          <w14:ligatures w14:val="none"/>
-        </w:rPr>
-        <w:t> Automated deployments via Terraform &amp; Ansible.</w:t>
-      </w:r>
-    </w:p>
-    <w:p>
-      <w:pPr>
-        <w:spacing w:after="0" w:line="240" w:lineRule="auto"/>
-        <w:rPr>
-          <w:rFonts w:ascii="Times New Roman" w:eastAsia="Times New Roman" w:hAnsi="Times New Roman" w:cs="Times New Roman"/>
-          <w:color w:val="000000"/>
-          <w:kern w:val="0"/>
-          <w14:ligatures w14:val="none"/>
-        </w:rPr>
-      </w:pPr>
-      <w:r>
-        <w:rPr>
-          <w:rFonts w:ascii="Times New Roman" w:eastAsia="Times New Roman" w:hAnsi="Times New Roman" w:cs="Times New Roman"/>
-          <w:noProof/>
-          <w:color w:val="000000"/>
-          <w:kern w:val="0"/>
-        </w:rPr>
-        <w:pict>
-          <v:rect id="_x0000_i1073" alt="" style="width:468pt;height:.05pt;mso-width-percent:0;mso-height-percent:0;mso-width-percent:0;mso-height-percent:0" o:hralign="center" o:hrstd="t" o:hr="t" fillcolor="#a0a0a0" stroked="f"/>
-        </w:pict>
-      </w:r>
-    </w:p>
-    <w:p>
-      <w:pPr>
-        <w:spacing w:before="100" w:beforeAutospacing="1" w:after="100" w:afterAutospacing="1" w:line="240" w:lineRule="auto"/>
-        <w:outlineLvl w:val="1"/>
-        <w:rPr>
-          <w:rFonts w:ascii="Times New Roman" w:eastAsia="Times New Roman" w:hAnsi="Times New Roman" w:cs="Times New Roman"/>
-          <w:b/>
-          <w:bCs/>
-          <w:color w:val="000000"/>
-          <w:kern w:val="0"/>
-          <w:sz w:val="36"/>
-          <w:szCs w:val="36"/>
-          <w14:ligatures w14:val="none"/>
-        </w:rPr>
-      </w:pPr>
-      <w:r>
-        <w:rPr>
-          <w:rFonts w:ascii="Times New Roman" w:eastAsia="Times New Roman" w:hAnsi="Times New Roman" w:cs="Times New Roman"/>
-          <w:b/>
-          <w:bCs/>
-          <w:color w:val="000000"/>
-          <w:kern w:val="0"/>
-          <w:sz w:val="36"/>
-          <w:szCs w:val="36"/>
-          <w14:ligatures w14:val="none"/>
-        </w:rPr>
-        <w:t>5. Security &amp; Ethical Considerations</w:t>
-      </w:r>
-    </w:p>
-    <w:p>
-      <w:pPr>
-        <w:spacing w:before="100" w:beforeAutospacing="1" w:after="100" w:afterAutospacing="1" w:line="240" w:lineRule="auto"/>
-        <w:outlineLvl w:val="2"/>
-        <w:rPr>
-          <w:rFonts w:ascii="Times New Roman" w:eastAsia="Times New Roman" w:hAnsi="Times New Roman" w:cs="Times New Roman"/>
-          <w:b/>
-          <w:bCs/>
-          <w:color w:val="000000"/>
-          <w:kern w:val="0"/>
-          <w:sz w:val="27"/>
-          <w:szCs w:val="27"/>
-          <w14:ligatures w14:val="none"/>
-        </w:rPr>
-      </w:pPr>
-      <w:r>
-        <w:rPr>
-          <w:rFonts w:ascii="Times New Roman" w:eastAsia="Times New Roman" w:hAnsi="Times New Roman" w:cs="Times New Roman"/>
-          <w:b/>
-          <w:bCs/>
-          <w:color w:val="000000"/>
-          <w:kern w:val="0"/>
-          <w:sz w:val="27"/>
-          <w:szCs w:val="27"/>
-          <w14:ligatures w14:val="none"/>
-        </w:rPr>
-        <w:t>5.1 Data Privacy &amp; Security</w:t>
-      </w:r>
-    </w:p>
-    <w:p>
-      <w:pPr>
-        <w:numPr>
-          <w:ilvl w:val="0"/>
-          <w:numId w:val="43"/>
-        </w:numPr>
-        <w:spacing w:before="100" w:beforeAutospacing="1" w:after="100" w:afterAutospacing="1" w:line="240" w:lineRule="auto"/>
-        <w:rPr>
-          <w:rFonts w:ascii="Times New Roman" w:eastAsia="Times New Roman" w:hAnsi="Times New Roman" w:cs="Times New Roman"/>
-          <w:color w:val="000000"/>
-          <w:kern w:val="0"/>
-          <w14:ligatures w14:val="none"/>
-        </w:rPr>
-      </w:pPr>
-      <w:r>
-        <w:rPr>
-          <w:rFonts w:ascii="Times New Roman" w:eastAsia="Times New Roman" w:hAnsi="Times New Roman" w:cs="Times New Roman"/>
-          <w:b/>
-          <w:bCs/>
-          <w:color w:val="000000"/>
-          <w:kern w:val="0"/>
-          <w14:ligatures w14:val="none"/>
-        </w:rPr>
-        <w:t>End-to-end encryption</w:t>
-      </w:r>
-      <w:r>
-        <w:rPr>
-          <w:rFonts w:ascii="Times New Roman" w:eastAsia="Times New Roman" w:hAnsi="Times New Roman" w:cs="Times New Roman"/>
-          <w:color w:val="000000"/>
-          <w:kern w:val="0"/>
-          <w14:ligatures w14:val="none"/>
-        </w:rPr>
-        <w:t> for user data.</w:t>
-      </w:r>
-    </w:p>
-    <w:p>
-      <w:pPr>
-        <w:numPr>
-          <w:ilvl w:val="0"/>
-          <w:numId w:val="43"/>
-        </w:numPr>
-        <w:spacing w:before="100" w:beforeAutospacing="1" w:after="100" w:afterAutospacing="1" w:line="240" w:lineRule="auto"/>
-        <w:rPr>
-          <w:rFonts w:ascii="Times New Roman" w:eastAsia="Times New Roman" w:hAnsi="Times New Roman" w:cs="Times New Roman"/>
-          <w:color w:val="000000"/>
-          <w:kern w:val="0"/>
-          <w14:ligatures w14:val="none"/>
-        </w:rPr>
-      </w:pPr>
-      <w:r>
-        <w:rPr>
-          <w:rFonts w:ascii="Times New Roman" w:eastAsia="Times New Roman" w:hAnsi="Times New Roman" w:cs="Times New Roman"/>
-          <w:b/>
-          <w:bCs/>
-          <w:color w:val="000000"/>
-          <w:kern w:val="0"/>
-          <w14:ligatures w14:val="none"/>
-        </w:rPr>
-        <w:t>Multi-factor authentication</w:t>
-      </w:r>
-      <w:r>
-        <w:rPr>
-          <w:rFonts w:ascii="Times New Roman" w:eastAsia="Times New Roman" w:hAnsi="Times New Roman" w:cs="Times New Roman"/>
-          <w:color w:val="000000"/>
-          <w:kern w:val="0"/>
-          <w14:ligatures w14:val="none"/>
-        </w:rPr>
-        <w:t> for sensitive access.</w:t>
-      </w:r>
-    </w:p>
-    <w:p>
-      <w:pPr>
-        <w:numPr>
-          <w:ilvl w:val="0"/>
-          <w:numId w:val="43"/>
-        </w:numPr>
-        <w:spacing w:before="100" w:beforeAutospacing="1" w:after="100" w:afterAutospacing="1" w:line="240" w:lineRule="auto"/>
-        <w:rPr>
-          <w:rFonts w:ascii="Times New Roman" w:eastAsia="Times New Roman" w:hAnsi="Times New Roman" w:cs="Times New Roman"/>
-          <w:color w:val="000000"/>
-          <w:kern w:val="0"/>
-          <w14:ligatures w14:val="none"/>
-        </w:rPr>
-      </w:pPr>
-      <w:r>
-        <w:rPr>
-          <w:rFonts w:ascii="Times New Roman" w:eastAsia="Times New Roman" w:hAnsi="Times New Roman" w:cs="Times New Roman"/>
-          <w:b/>
-          <w:bCs/>
-          <w:color w:val="000000"/>
-          <w:kern w:val="0"/>
-          <w14:ligatures w14:val="none"/>
-        </w:rPr>
-        <w:t>Zero-trust architecture</w:t>
-      </w:r>
-      <w:r>
-        <w:rPr>
-          <w:rFonts w:ascii="Times New Roman" w:eastAsia="Times New Roman" w:hAnsi="Times New Roman" w:cs="Times New Roman"/>
-          <w:color w:val="000000"/>
-          <w:kern w:val="0"/>
-          <w14:ligatures w14:val="none"/>
-        </w:rPr>
-        <w:t> to prevent unauthorized access.</w:t>
-      </w:r>
-    </w:p>
-    <w:p>
-      <w:pPr>
-        <w:spacing w:before="100" w:beforeAutospacing="1" w:after="100" w:afterAutospacing="1" w:line="240" w:lineRule="auto"/>
-        <w:outlineLvl w:val="2"/>
-        <w:rPr>
-          <w:rFonts w:ascii="Times New Roman" w:eastAsia="Times New Roman" w:hAnsi="Times New Roman" w:cs="Times New Roman"/>
-          <w:b/>
-          <w:bCs/>
-          <w:color w:val="000000"/>
-          <w:kern w:val="0"/>
-          <w:sz w:val="27"/>
-          <w:szCs w:val="27"/>
-          <w14:ligatures w14:val="none"/>
-        </w:rPr>
-      </w:pPr>
-      <w:r>
-        <w:rPr>
-          <w:rFonts w:ascii="Times New Roman" w:eastAsia="Times New Roman" w:hAnsi="Times New Roman" w:cs="Times New Roman"/>
-          <w:b/>
-          <w:bCs/>
-          <w:color w:val="000000"/>
-          <w:kern w:val="0"/>
-          <w:sz w:val="27"/>
-          <w:szCs w:val="27"/>
-          <w14:ligatures w14:val="none"/>
-        </w:rPr>
-        <w:lastRenderedPageBreak/>
-        <w:t>5.2 AI Ethics &amp; Bias Mitigation</w:t>
-      </w:r>
-    </w:p>
-    <w:p>
-      <w:pPr>
-        <w:numPr>
-          <w:ilvl w:val="0"/>
-          <w:numId w:val="44"/>
-        </w:numPr>
-        <w:spacing w:before="100" w:beforeAutospacing="1" w:after="100" w:afterAutospacing="1" w:line="240" w:lineRule="auto"/>
-        <w:rPr>
-          <w:rFonts w:ascii="Times New Roman" w:eastAsia="Times New Roman" w:hAnsi="Times New Roman" w:cs="Times New Roman"/>
-          <w:color w:val="000000"/>
-          <w:kern w:val="0"/>
-          <w14:ligatures w14:val="none"/>
-        </w:rPr>
-      </w:pPr>
-      <w:r>
-        <w:rPr>
-          <w:rFonts w:ascii="Times New Roman" w:eastAsia="Times New Roman" w:hAnsi="Times New Roman" w:cs="Times New Roman"/>
-          <w:b/>
-          <w:bCs/>
-          <w:color w:val="000000"/>
-          <w:kern w:val="0"/>
-          <w14:ligatures w14:val="none"/>
-        </w:rPr>
-        <w:t>Bias Reduction Techniques:</w:t>
-      </w:r>
-      <w:r>
-        <w:rPr>
-          <w:rFonts w:ascii="Times New Roman" w:eastAsia="Times New Roman" w:hAnsi="Times New Roman" w:cs="Times New Roman"/>
-          <w:color w:val="000000"/>
-          <w:kern w:val="0"/>
-          <w14:ligatures w14:val="none"/>
-        </w:rPr>
-        <w:t> Data augmentation, fairness-aware model training.</w:t>
-      </w:r>
-    </w:p>
-    <w:p>
-      <w:pPr>
-        <w:numPr>
-          <w:ilvl w:val="0"/>
-          <w:numId w:val="44"/>
-        </w:numPr>
-        <w:spacing w:before="100" w:beforeAutospacing="1" w:after="100" w:afterAutospacing="1" w:line="240" w:lineRule="auto"/>
-        <w:rPr>
-          <w:rFonts w:ascii="Times New Roman" w:eastAsia="Times New Roman" w:hAnsi="Times New Roman" w:cs="Times New Roman"/>
-          <w:color w:val="000000"/>
-          <w:kern w:val="0"/>
-          <w14:ligatures w14:val="none"/>
-        </w:rPr>
-      </w:pPr>
-      <w:r>
-        <w:rPr>
-          <w:rFonts w:ascii="Times New Roman" w:eastAsia="Times New Roman" w:hAnsi="Times New Roman" w:cs="Times New Roman"/>
-          <w:b/>
-          <w:bCs/>
-          <w:color w:val="000000"/>
-          <w:kern w:val="0"/>
-          <w14:ligatures w14:val="none"/>
-        </w:rPr>
-        <w:t>Transparency Mechanisms:</w:t>
-      </w:r>
-      <w:r>
-        <w:rPr>
-          <w:rFonts w:ascii="Times New Roman" w:eastAsia="Times New Roman" w:hAnsi="Times New Roman" w:cs="Times New Roman"/>
-          <w:color w:val="000000"/>
-          <w:kern w:val="0"/>
-          <w14:ligatures w14:val="none"/>
-        </w:rPr>
-        <w:t> XAI (Explainable AI) implementation.</w:t>
-      </w:r>
-    </w:p>
-    <w:p>
-      <w:pPr>
-        <w:numPr>
-          <w:ilvl w:val="0"/>
-          <w:numId w:val="44"/>
-        </w:numPr>
-        <w:spacing w:before="100" w:beforeAutospacing="1" w:after="100" w:afterAutospacing="1" w:line="240" w:lineRule="auto"/>
-        <w:rPr>
-          <w:rFonts w:ascii="Times New Roman" w:eastAsia="Times New Roman" w:hAnsi="Times New Roman" w:cs="Times New Roman"/>
-          <w:color w:val="000000"/>
-          <w:kern w:val="0"/>
-          <w14:ligatures w14:val="none"/>
-        </w:rPr>
-      </w:pPr>
-      <w:r>
-        <w:rPr>
-          <w:rFonts w:ascii="Times New Roman" w:eastAsia="Times New Roman" w:hAnsi="Times New Roman" w:cs="Times New Roman"/>
-          <w:b/>
-          <w:bCs/>
-          <w:color w:val="000000"/>
-          <w:kern w:val="0"/>
-          <w14:ligatures w14:val="none"/>
-        </w:rPr>
-        <w:t>User Control:</w:t>
-      </w:r>
-      <w:r>
-        <w:rPr>
-          <w:rFonts w:ascii="Times New Roman" w:eastAsia="Times New Roman" w:hAnsi="Times New Roman" w:cs="Times New Roman"/>
-          <w:color w:val="000000"/>
-          <w:kern w:val="0"/>
-          <w14:ligatures w14:val="none"/>
-        </w:rPr>
-        <w:t> Allow users to challenge and refine AI-generated insights.</w:t>
-      </w:r>
-    </w:p>
-    <w:p>
-      <w:pPr>
-        <w:spacing w:after="0" w:line="240" w:lineRule="auto"/>
-        <w:rPr>
-          <w:rFonts w:ascii="Times New Roman" w:eastAsia="Times New Roman" w:hAnsi="Times New Roman" w:cs="Times New Roman"/>
-          <w:color w:val="000000"/>
-          <w:kern w:val="0"/>
-          <w14:ligatures w14:val="none"/>
-        </w:rPr>
-      </w:pPr>
-      <w:r>
-        <w:rPr>
-          <w:rFonts w:ascii="Times New Roman" w:eastAsia="Times New Roman" w:hAnsi="Times New Roman" w:cs="Times New Roman"/>
-          <w:noProof/>
-          <w:color w:val="000000"/>
-          <w:kern w:val="0"/>
-        </w:rPr>
-        <w:pict>
-          <v:rect id="_x0000_i1072" alt="" style="width:468pt;height:.05pt;mso-width-percent:0;mso-height-percent:0;mso-width-percent:0;mso-height-percent:0" o:hralign="center" o:hrstd="t" o:hr="t" fillcolor="#a0a0a0" stroked="f"/>
-        </w:pict>
-      </w:r>
-    </w:p>
-    <w:p>
-      <w:pPr>
-        <w:spacing w:before="100" w:beforeAutospacing="1" w:after="100" w:afterAutospacing="1" w:line="240" w:lineRule="auto"/>
-        <w:outlineLvl w:val="1"/>
-        <w:rPr>
-          <w:rFonts w:ascii="Times New Roman" w:eastAsia="Times New Roman" w:hAnsi="Times New Roman" w:cs="Times New Roman"/>
-          <w:b/>
-          <w:bCs/>
-          <w:color w:val="000000"/>
-          <w:kern w:val="0"/>
-          <w:sz w:val="36"/>
-          <w:szCs w:val="36"/>
-          <w14:ligatures w14:val="none"/>
-        </w:rPr>
-      </w:pPr>
-      <w:r>
-        <w:rPr>
-          <w:rFonts w:ascii="Times New Roman" w:eastAsia="Times New Roman" w:hAnsi="Times New Roman" w:cs="Times New Roman"/>
-          <w:b/>
-          <w:bCs/>
-          <w:color w:val="000000"/>
-          <w:kern w:val="0"/>
-          <w:sz w:val="36"/>
-          <w:szCs w:val="36"/>
-          <w14:ligatures w14:val="none"/>
-        </w:rPr>
-        <w:t>6. Roadmap &amp; Development Priorities</w:t>
-      </w:r>
-    </w:p>
-    <w:p>
-      <w:pPr>
-        <w:spacing w:before="100" w:beforeAutospacing="1" w:after="100" w:afterAutospacing="1" w:line="240" w:lineRule="auto"/>
-        <w:outlineLvl w:val="2"/>
-        <w:rPr>
-          <w:rFonts w:ascii="Times New Roman" w:eastAsia="Times New Roman" w:hAnsi="Times New Roman" w:cs="Times New Roman"/>
-          <w:b/>
-          <w:bCs/>
-          <w:color w:val="000000"/>
-          <w:kern w:val="0"/>
-          <w:sz w:val="27"/>
-          <w:szCs w:val="27"/>
-          <w14:ligatures w14:val="none"/>
-        </w:rPr>
-      </w:pPr>
-      <w:r>
-        <w:rPr>
-          <w:rFonts w:ascii="Times New Roman" w:eastAsia="Times New Roman" w:hAnsi="Times New Roman" w:cs="Times New Roman"/>
-          <w:b/>
-          <w:bCs/>
-          <w:color w:val="000000"/>
-          <w:kern w:val="0"/>
-          <w:sz w:val="27"/>
-          <w:szCs w:val="27"/>
-          <w14:ligatures w14:val="none"/>
-        </w:rPr>
-        <w:t>6.1 Phase 1 (0-6 Months) - MVP Development</w:t>
-      </w:r>
-    </w:p>
-    <w:p>
-      <w:pPr>
-        <w:spacing w:before="100" w:beforeAutospacing="1" w:after="100" w:afterAutospacing="1" w:line="240" w:lineRule="auto"/>
-        <w:rPr>
-          <w:rFonts w:ascii="Times New Roman" w:eastAsia="Times New Roman" w:hAnsi="Times New Roman" w:cs="Times New Roman"/>
-          <w:color w:val="000000"/>
-          <w:kern w:val="0"/>
-          <w14:ligatures w14:val="none"/>
-        </w:rPr>
-      </w:pPr>
-      <w:r>
-        <w:rPr>
-          <w:rFonts w:ascii="Apple Color Emoji" w:eastAsia="Times New Roman" w:hAnsi="Apple Color Emoji" w:cs="Apple Color Emoji"/>
-          <w:color w:val="000000"/>
-          <w:kern w:val="0"/>
-          <w14:ligatures w14:val="none"/>
-        </w:rPr>
-        <w:t>✅</w:t>
-      </w:r>
-      <w:r>
-        <w:rPr>
-          <w:rFonts w:ascii="Times New Roman" w:eastAsia="Times New Roman" w:hAnsi="Times New Roman" w:cs="Times New Roman"/>
-          <w:color w:val="000000"/>
-          <w:kern w:val="0"/>
-          <w14:ligatures w14:val="none"/>
-        </w:rPr>
-        <w:t xml:space="preserve"> Real-Time News Manipulation Dashboard. </w:t>
-      </w:r>
-      <w:r>
-        <w:rPr>
-          <w:rFonts w:ascii="Apple Color Emoji" w:eastAsia="Times New Roman" w:hAnsi="Apple Color Emoji" w:cs="Apple Color Emoji"/>
-          <w:color w:val="000000"/>
-          <w:kern w:val="0"/>
-          <w14:ligatures w14:val="none"/>
-        </w:rPr>
-        <w:t>✅</w:t>
-      </w:r>
-      <w:r>
-        <w:rPr>
-          <w:rFonts w:ascii="Times New Roman" w:eastAsia="Times New Roman" w:hAnsi="Times New Roman" w:cs="Times New Roman"/>
-          <w:color w:val="000000"/>
-          <w:kern w:val="0"/>
-          <w14:ligatures w14:val="none"/>
-        </w:rPr>
-        <w:t xml:space="preserve"> AI-driven contradiction detection. </w:t>
-      </w:r>
-      <w:r>
-        <w:rPr>
-          <w:rFonts w:ascii="Apple Color Emoji" w:eastAsia="Times New Roman" w:hAnsi="Apple Color Emoji" w:cs="Apple Color Emoji"/>
-          <w:color w:val="000000"/>
-          <w:kern w:val="0"/>
-          <w14:ligatures w14:val="none"/>
-        </w:rPr>
-        <w:t>✅</w:t>
-      </w:r>
-      <w:r>
-        <w:rPr>
-          <w:rFonts w:ascii="Times New Roman" w:eastAsia="Times New Roman" w:hAnsi="Times New Roman" w:cs="Times New Roman"/>
-          <w:color w:val="000000"/>
-          <w:kern w:val="0"/>
-          <w14:ligatures w14:val="none"/>
-        </w:rPr>
-        <w:t xml:space="preserve"> Initial hedge fund &amp; financial analyst deployment. </w:t>
-      </w:r>
-      <w:r>
-        <w:rPr>
-          <w:rFonts w:ascii="Apple Color Emoji" w:eastAsia="Times New Roman" w:hAnsi="Apple Color Emoji" w:cs="Apple Color Emoji"/>
-          <w:color w:val="000000"/>
-          <w:kern w:val="0"/>
-          <w14:ligatures w14:val="none"/>
-        </w:rPr>
-        <w:t>✅</w:t>
-      </w:r>
-      <w:r>
-        <w:rPr>
-          <w:rFonts w:ascii="Times New Roman" w:eastAsia="Times New Roman" w:hAnsi="Times New Roman" w:cs="Times New Roman"/>
-          <w:color w:val="000000"/>
-          <w:kern w:val="0"/>
-          <w14:ligatures w14:val="none"/>
-        </w:rPr>
-        <w:t xml:space="preserve"> Backend &amp; database scalability optimization.</w:t>
-      </w:r>
-    </w:p>
-    <w:p>
-      <w:pPr>
-        <w:spacing w:before="100" w:beforeAutospacing="1" w:after="100" w:afterAutospacing="1" w:line="240" w:lineRule="auto"/>
-        <w:outlineLvl w:val="2"/>
-        <w:rPr>
-          <w:rFonts w:ascii="Times New Roman" w:eastAsia="Times New Roman" w:hAnsi="Times New Roman" w:cs="Times New Roman"/>
-          <w:b/>
-          <w:bCs/>
-          <w:color w:val="000000"/>
-          <w:kern w:val="0"/>
-          <w:sz w:val="27"/>
-          <w:szCs w:val="27"/>
-          <w14:ligatures w14:val="none"/>
-        </w:rPr>
-      </w:pPr>
-      <w:r>
-        <w:rPr>
-          <w:rFonts w:ascii="Times New Roman" w:eastAsia="Times New Roman" w:hAnsi="Times New Roman" w:cs="Times New Roman"/>
-          <w:b/>
-          <w:bCs/>
-          <w:color w:val="000000"/>
-          <w:kern w:val="0"/>
-          <w:sz w:val="27"/>
-          <w:szCs w:val="27"/>
-          <w14:ligatures w14:val="none"/>
-        </w:rPr>
-        <w:t>6.2 Phase 2 (6-12 Months) - Expansion to Media Intelligence</w:t>
-      </w:r>
-    </w:p>
-    <w:p>
-      <w:pPr>
-        <w:spacing w:before="100" w:beforeAutospacing="1" w:after="100" w:afterAutospacing="1" w:line="240" w:lineRule="auto"/>
-        <w:rPr>
-          <w:rFonts w:ascii="Times New Roman" w:eastAsia="Times New Roman" w:hAnsi="Times New Roman" w:cs="Times New Roman"/>
-          <w:color w:val="000000"/>
-          <w:kern w:val="0"/>
-          <w14:ligatures w14:val="none"/>
-        </w:rPr>
-      </w:pPr>
-      <w:r>
-        <w:rPr>
-          <w:rFonts w:ascii="Apple Color Emoji" w:eastAsia="Times New Roman" w:hAnsi="Apple Color Emoji" w:cs="Apple Color Emoji"/>
-          <w:color w:val="000000"/>
-          <w:kern w:val="0"/>
-          <w14:ligatures w14:val="none"/>
-        </w:rPr>
-        <w:t>✅</w:t>
-      </w:r>
-      <w:r>
-        <w:rPr>
-          <w:rFonts w:ascii="Times New Roman" w:eastAsia="Times New Roman" w:hAnsi="Times New Roman" w:cs="Times New Roman"/>
-          <w:color w:val="000000"/>
-          <w:kern w:val="0"/>
-          <w14:ligatures w14:val="none"/>
-        </w:rPr>
-        <w:t xml:space="preserve"> AI-powered narrative mapping &amp; misinformation tracking. </w:t>
-      </w:r>
-      <w:r>
-        <w:rPr>
-          <w:rFonts w:ascii="Apple Color Emoji" w:eastAsia="Times New Roman" w:hAnsi="Apple Color Emoji" w:cs="Apple Color Emoji"/>
-          <w:color w:val="000000"/>
-          <w:kern w:val="0"/>
-          <w14:ligatures w14:val="none"/>
-        </w:rPr>
-        <w:t>✅</w:t>
-      </w:r>
-      <w:r>
-        <w:rPr>
-          <w:rFonts w:ascii="Times New Roman" w:eastAsia="Times New Roman" w:hAnsi="Times New Roman" w:cs="Times New Roman"/>
-          <w:color w:val="000000"/>
-          <w:kern w:val="0"/>
-          <w14:ligatures w14:val="none"/>
-        </w:rPr>
-        <w:t xml:space="preserve"> Expansion to investigative journalists &amp; media watchdogs. </w:t>
-      </w:r>
-      <w:r>
-        <w:rPr>
-          <w:rFonts w:ascii="Apple Color Emoji" w:eastAsia="Times New Roman" w:hAnsi="Apple Color Emoji" w:cs="Apple Color Emoji"/>
-          <w:color w:val="000000"/>
-          <w:kern w:val="0"/>
-          <w14:ligatures w14:val="none"/>
-        </w:rPr>
-        <w:t>✅</w:t>
-      </w:r>
-      <w:r>
-        <w:rPr>
-          <w:rFonts w:ascii="Times New Roman" w:eastAsia="Times New Roman" w:hAnsi="Times New Roman" w:cs="Times New Roman"/>
-          <w:color w:val="000000"/>
-          <w:kern w:val="0"/>
-          <w14:ligatures w14:val="none"/>
-        </w:rPr>
-        <w:t xml:space="preserve"> Subscription-based monetization for advanced AI insights.</w:t>
-      </w:r>
-    </w:p>
-    <w:p>
-      <w:pPr>
-        <w:spacing w:before="100" w:beforeAutospacing="1" w:after="100" w:afterAutospacing="1" w:line="240" w:lineRule="auto"/>
-        <w:outlineLvl w:val="2"/>
-        <w:rPr>
-          <w:rFonts w:ascii="Times New Roman" w:eastAsia="Times New Roman" w:hAnsi="Times New Roman" w:cs="Times New Roman"/>
-          <w:b/>
-          <w:bCs/>
-          <w:color w:val="000000"/>
-          <w:kern w:val="0"/>
-          <w:sz w:val="27"/>
-          <w:szCs w:val="27"/>
-          <w14:ligatures w14:val="none"/>
-        </w:rPr>
-      </w:pPr>
-      <w:r>
-        <w:rPr>
-          <w:rFonts w:ascii="Times New Roman" w:eastAsia="Times New Roman" w:hAnsi="Times New Roman" w:cs="Times New Roman"/>
-          <w:b/>
-          <w:bCs/>
-          <w:color w:val="000000"/>
-          <w:kern w:val="0"/>
-          <w:sz w:val="27"/>
-          <w:szCs w:val="27"/>
-          <w14:ligatures w14:val="none"/>
-        </w:rPr>
-        <w:t>6.3 Phase 3 (12-24 Months) - AI Decision Intelligence Cloud</w:t>
-      </w:r>
-    </w:p>
-    <w:p>
-      <w:pPr>
-        <w:spacing w:before="100" w:beforeAutospacing="1" w:after="100" w:afterAutospacing="1" w:line="240" w:lineRule="auto"/>
-        <w:rPr>
-          <w:rFonts w:ascii="Times New Roman" w:eastAsia="Times New Roman" w:hAnsi="Times New Roman" w:cs="Times New Roman"/>
-          <w:color w:val="000000"/>
-          <w:kern w:val="0"/>
-          <w14:ligatures w14:val="none"/>
-        </w:rPr>
-      </w:pPr>
-      <w:r>
-        <w:rPr>
-          <w:rFonts w:ascii="Apple Color Emoji" w:eastAsia="Times New Roman" w:hAnsi="Apple Color Emoji" w:cs="Apple Color Emoji"/>
-          <w:color w:val="000000"/>
-          <w:kern w:val="0"/>
-          <w14:ligatures w14:val="none"/>
-        </w:rPr>
-        <w:t>✅</w:t>
-      </w:r>
-      <w:r>
-        <w:rPr>
-          <w:rFonts w:ascii="Times New Roman" w:eastAsia="Times New Roman" w:hAnsi="Times New Roman" w:cs="Times New Roman"/>
-          <w:color w:val="000000"/>
-          <w:kern w:val="0"/>
-          <w14:ligatures w14:val="none"/>
-        </w:rPr>
-        <w:t xml:space="preserve"> Large-scale misinformation forecasting. </w:t>
-      </w:r>
-      <w:r>
-        <w:rPr>
-          <w:rFonts w:ascii="Apple Color Emoji" w:eastAsia="Times New Roman" w:hAnsi="Apple Color Emoji" w:cs="Apple Color Emoji"/>
-          <w:color w:val="000000"/>
-          <w:kern w:val="0"/>
-          <w14:ligatures w14:val="none"/>
-        </w:rPr>
-        <w:t>✅</w:t>
-      </w:r>
-      <w:r>
-        <w:rPr>
-          <w:rFonts w:ascii="Times New Roman" w:eastAsia="Times New Roman" w:hAnsi="Times New Roman" w:cs="Times New Roman"/>
-          <w:color w:val="000000"/>
-          <w:kern w:val="0"/>
-          <w14:ligatures w14:val="none"/>
-        </w:rPr>
-        <w:t xml:space="preserve"> Enterprise &amp; government API integrations. </w:t>
-      </w:r>
-      <w:r>
-        <w:rPr>
-          <w:rFonts w:ascii="Apple Color Emoji" w:eastAsia="Times New Roman" w:hAnsi="Apple Color Emoji" w:cs="Apple Color Emoji"/>
-          <w:color w:val="000000"/>
-          <w:kern w:val="0"/>
-          <w14:ligatures w14:val="none"/>
-        </w:rPr>
-        <w:t>✅</w:t>
-      </w:r>
-      <w:r>
-        <w:rPr>
-          <w:rFonts w:ascii="Times New Roman" w:eastAsia="Times New Roman" w:hAnsi="Times New Roman" w:cs="Times New Roman"/>
-          <w:color w:val="000000"/>
-          <w:kern w:val="0"/>
-          <w14:ligatures w14:val="none"/>
-        </w:rPr>
-        <w:t xml:space="preserve"> Fully autonomous AI-driven intelligence reports. </w:t>
-      </w:r>
-      <w:r>
-        <w:rPr>
-          <w:rFonts w:ascii="Apple Color Emoji" w:eastAsia="Times New Roman" w:hAnsi="Apple Color Emoji" w:cs="Apple Color Emoji"/>
-          <w:color w:val="000000"/>
-          <w:kern w:val="0"/>
-          <w14:ligatures w14:val="none"/>
-        </w:rPr>
-        <w:t>✅</w:t>
-      </w:r>
-      <w:r>
-        <w:rPr>
-          <w:rFonts w:ascii="Times New Roman" w:eastAsia="Times New Roman" w:hAnsi="Times New Roman" w:cs="Times New Roman"/>
-          <w:color w:val="000000"/>
-          <w:kern w:val="0"/>
-          <w14:ligatures w14:val="none"/>
-        </w:rPr>
-        <w:t xml:space="preserve"> Cloud-based real-time intelligence infrastructure.</w:t>
-      </w:r>
-    </w:p>
-    <w:p>
-      <w:pPr>
-        <w:spacing w:after="0" w:line="240" w:lineRule="auto"/>
-        <w:rPr>
-          <w:rFonts w:ascii="Times New Roman" w:eastAsia="Times New Roman" w:hAnsi="Times New Roman" w:cs="Times New Roman"/>
-          <w:color w:val="000000"/>
-          <w:kern w:val="0"/>
-          <w14:ligatures w14:val="none"/>
-        </w:rPr>
-      </w:pPr>
-      <w:r>
-        <w:rPr>
-          <w:rFonts w:ascii="Times New Roman" w:eastAsia="Times New Roman" w:hAnsi="Times New Roman" w:cs="Times New Roman"/>
-          <w:noProof/>
-          <w:color w:val="000000"/>
-          <w:kern w:val="0"/>
-        </w:rPr>
-        <w:pict>
-          <v:rect id="_x0000_i1071" alt="" style="width:468pt;height:.05pt;mso-width-percent:0;mso-height-percent:0;mso-width-percent:0;mso-height-percent:0" o:hralign="center" o:hrstd="t" o:hr="t" fillcolor="#a0a0a0" stroked="f"/>
-        </w:pict>
-      </w:r>
-    </w:p>
-    <w:p>
-      <w:pPr>
-        <w:spacing w:before="100" w:beforeAutospacing="1" w:after="100" w:afterAutospacing="1" w:line="240" w:lineRule="auto"/>
-        <w:outlineLvl w:val="1"/>
-        <w:rPr>
-          <w:rFonts w:ascii="Times New Roman" w:eastAsia="Times New Roman" w:hAnsi="Times New Roman" w:cs="Times New Roman"/>
-          <w:b/>
-          <w:bCs/>
-          <w:color w:val="000000"/>
-          <w:kern w:val="0"/>
-          <w:sz w:val="36"/>
-          <w:szCs w:val="36"/>
-          <w14:ligatures w14:val="none"/>
-        </w:rPr>
-      </w:pPr>
-      <w:r>
-        <w:rPr>
-          <w:rFonts w:ascii="Times New Roman" w:eastAsia="Times New Roman" w:hAnsi="Times New Roman" w:cs="Times New Roman"/>
-          <w:b/>
-          <w:bCs/>
-          <w:color w:val="000000"/>
-          <w:kern w:val="0"/>
-          <w:sz w:val="36"/>
-          <w:szCs w:val="36"/>
-          <w14:ligatures w14:val="none"/>
-        </w:rPr>
-        <w:t>7. Competitive Landscape &amp; Differentiation</w:t>
-      </w:r>
-    </w:p>
-    <w:p>
-      <w:pPr>
-        <w:spacing w:before="100" w:beforeAutospacing="1" w:after="100" w:afterAutospacing="1" w:line="240" w:lineRule="auto"/>
-        <w:outlineLvl w:val="2"/>
-        <w:rPr>
-          <w:rFonts w:ascii="Times New Roman" w:eastAsia="Times New Roman" w:hAnsi="Times New Roman" w:cs="Times New Roman"/>
-          <w:b/>
-          <w:bCs/>
-          <w:color w:val="000000"/>
-          <w:kern w:val="0"/>
-          <w:sz w:val="27"/>
-          <w:szCs w:val="27"/>
-          <w14:ligatures w14:val="none"/>
-        </w:rPr>
-      </w:pPr>
-      <w:r>
-        <w:rPr>
-          <w:rFonts w:ascii="Times New Roman" w:eastAsia="Times New Roman" w:hAnsi="Times New Roman" w:cs="Times New Roman"/>
-          <w:b/>
-          <w:bCs/>
-          <w:color w:val="000000"/>
-          <w:kern w:val="0"/>
-          <w:sz w:val="27"/>
-          <w:szCs w:val="27"/>
-          <w14:ligatures w14:val="none"/>
-        </w:rPr>
-        <w:t>7.1 Competitive Analysis</w:t>
-      </w:r>
-    </w:p>
-    <w:p>
-      <w:pPr>
-        <w:numPr>
-          <w:ilvl w:val="0"/>
-          <w:numId w:val="45"/>
-        </w:numPr>
-        <w:spacing w:before="100" w:beforeAutospacing="1" w:after="100" w:afterAutospacing="1" w:line="240" w:lineRule="auto"/>
-        <w:rPr>
-          <w:rFonts w:ascii="Times New Roman" w:eastAsia="Times New Roman" w:hAnsi="Times New Roman" w:cs="Times New Roman"/>
-          <w:color w:val="000000"/>
-          <w:kern w:val="0"/>
-          <w14:ligatures w14:val="none"/>
-        </w:rPr>
-      </w:pPr>
-      <w:r>
-        <w:rPr>
-          <w:rFonts w:ascii="Times New Roman" w:eastAsia="Times New Roman" w:hAnsi="Times New Roman" w:cs="Times New Roman"/>
-          <w:b/>
-          <w:bCs/>
-          <w:color w:val="000000"/>
-          <w:kern w:val="0"/>
-          <w14:ligatures w14:val="none"/>
-        </w:rPr>
-        <w:t>Existing Solutions:</w:t>
-      </w:r>
-      <w:r>
-        <w:rPr>
-          <w:rFonts w:ascii="Times New Roman" w:eastAsia="Times New Roman" w:hAnsi="Times New Roman" w:cs="Times New Roman"/>
-          <w:color w:val="000000"/>
-          <w:kern w:val="0"/>
-          <w14:ligatures w14:val="none"/>
-        </w:rPr>
-        <w:t> Social listening tools, media monitoring software, AI-driven fact-checking systems.</w:t>
-      </w:r>
-    </w:p>
-    <w:p>
-      <w:pPr>
-        <w:numPr>
-          <w:ilvl w:val="0"/>
-          <w:numId w:val="45"/>
-        </w:numPr>
-        <w:spacing w:before="100" w:beforeAutospacing="1" w:after="100" w:afterAutospacing="1" w:line="240" w:lineRule="auto"/>
-        <w:rPr>
-          <w:rFonts w:ascii="Times New Roman" w:eastAsia="Times New Roman" w:hAnsi="Times New Roman" w:cs="Times New Roman"/>
-          <w:color w:val="000000"/>
-          <w:kern w:val="0"/>
-          <w14:ligatures w14:val="none"/>
-        </w:rPr>
-      </w:pPr>
-      <w:r>
-        <w:rPr>
-          <w:rFonts w:ascii="Times New Roman" w:eastAsia="Times New Roman" w:hAnsi="Times New Roman" w:cs="Times New Roman"/>
-          <w:b/>
-          <w:bCs/>
-          <w:color w:val="000000"/>
-          <w:kern w:val="0"/>
-          <w14:ligatures w14:val="none"/>
-        </w:rPr>
-        <w:t>Clarity’s Differentiation:</w:t>
-      </w:r>
-      <w:r>
-        <w:rPr>
-          <w:rFonts w:ascii="Times New Roman" w:eastAsia="Times New Roman" w:hAnsi="Times New Roman" w:cs="Times New Roman"/>
-          <w:color w:val="000000"/>
-          <w:kern w:val="0"/>
-          <w14:ligatures w14:val="none"/>
-        </w:rPr>
-        <w:t> Real-time misinformation tracking, AI-driven intelligence mapping, enterprise-scale analytics.</w:t>
-      </w:r>
-    </w:p>
-    <w:p>
-      <w:pPr>
-        <w:spacing w:before="100" w:beforeAutospacing="1" w:after="100" w:afterAutospacing="1" w:line="240" w:lineRule="auto"/>
-        <w:outlineLvl w:val="2"/>
-        <w:rPr>
-          <w:rFonts w:ascii="Times New Roman" w:eastAsia="Times New Roman" w:hAnsi="Times New Roman" w:cs="Times New Roman"/>
-          <w:b/>
-          <w:bCs/>
-          <w:color w:val="000000"/>
-          <w:kern w:val="0"/>
-          <w:sz w:val="27"/>
-          <w:szCs w:val="27"/>
-          <w14:ligatures w14:val="none"/>
-        </w:rPr>
-      </w:pPr>
-      <w:r>
-        <w:rPr>
-          <w:rFonts w:ascii="Times New Roman" w:eastAsia="Times New Roman" w:hAnsi="Times New Roman" w:cs="Times New Roman"/>
-          <w:b/>
-          <w:bCs/>
-          <w:color w:val="000000"/>
-          <w:kern w:val="0"/>
-          <w:sz w:val="27"/>
-          <w:szCs w:val="27"/>
-          <w14:ligatures w14:val="none"/>
-        </w:rPr>
-        <w:t>7.2 Unique Selling Points (USPs)</w:t>
-      </w:r>
-    </w:p>
-    <w:p>
-      <w:pPr>
-        <w:spacing w:before="100" w:beforeAutospacing="1" w:after="100" w:afterAutospacing="1" w:line="240" w:lineRule="auto"/>
-        <w:rPr>
-          <w:rFonts w:ascii="Times New Roman" w:eastAsia="Times New Roman" w:hAnsi="Times New Roman" w:cs="Times New Roman"/>
-          <w:color w:val="000000"/>
-          <w:kern w:val="0"/>
-          <w14:ligatures w14:val="none"/>
-        </w:rPr>
-      </w:pPr>
-      <w:r>
-        <w:rPr>
-          <w:rFonts w:ascii="Apple Color Emoji" w:eastAsia="Times New Roman" w:hAnsi="Apple Color Emoji" w:cs="Apple Color Emoji"/>
-          <w:color w:val="000000"/>
-          <w:kern w:val="0"/>
-          <w14:ligatures w14:val="none"/>
-        </w:rPr>
-        <w:t>✅</w:t>
-      </w:r>
-      <w:r>
-        <w:rPr>
-          <w:rFonts w:ascii="Times New Roman" w:eastAsia="Times New Roman" w:hAnsi="Times New Roman" w:cs="Times New Roman"/>
-          <w:color w:val="000000"/>
-          <w:kern w:val="0"/>
-          <w14:ligatures w14:val="none"/>
-        </w:rPr>
-        <w:t xml:space="preserve"> First-of-its-kind real-time misinformation analysis tool. </w:t>
-      </w:r>
-      <w:r>
-        <w:rPr>
-          <w:rFonts w:ascii="Apple Color Emoji" w:eastAsia="Times New Roman" w:hAnsi="Apple Color Emoji" w:cs="Apple Color Emoji"/>
-          <w:color w:val="000000"/>
-          <w:kern w:val="0"/>
-          <w14:ligatures w14:val="none"/>
-        </w:rPr>
-        <w:t>✅</w:t>
-      </w:r>
-      <w:r>
-        <w:rPr>
-          <w:rFonts w:ascii="Times New Roman" w:eastAsia="Times New Roman" w:hAnsi="Times New Roman" w:cs="Times New Roman"/>
-          <w:color w:val="000000"/>
-          <w:kern w:val="0"/>
-          <w14:ligatures w14:val="none"/>
-        </w:rPr>
-        <w:t xml:space="preserve"> AI-powered financial &amp; geopolitical intelligence. </w:t>
-      </w:r>
-      <w:r>
-        <w:rPr>
-          <w:rFonts w:ascii="Apple Color Emoji" w:eastAsia="Times New Roman" w:hAnsi="Apple Color Emoji" w:cs="Apple Color Emoji"/>
-          <w:color w:val="000000"/>
-          <w:kern w:val="0"/>
-          <w14:ligatures w14:val="none"/>
-        </w:rPr>
-        <w:t>✅</w:t>
-      </w:r>
-      <w:r>
-        <w:rPr>
-          <w:rFonts w:ascii="Times New Roman" w:eastAsia="Times New Roman" w:hAnsi="Times New Roman" w:cs="Times New Roman"/>
-          <w:color w:val="000000"/>
-          <w:kern w:val="0"/>
-          <w14:ligatures w14:val="none"/>
-        </w:rPr>
-        <w:t xml:space="preserve"> Scalable enterprise &amp; government-focused solutions. </w:t>
-      </w:r>
-      <w:r>
-        <w:rPr>
-          <w:rFonts w:ascii="Apple Color Emoji" w:eastAsia="Times New Roman" w:hAnsi="Apple Color Emoji" w:cs="Apple Color Emoji"/>
-          <w:color w:val="000000"/>
-          <w:kern w:val="0"/>
-          <w14:ligatures w14:val="none"/>
-        </w:rPr>
-        <w:t>✅</w:t>
-      </w:r>
-      <w:r>
-        <w:rPr>
-          <w:rFonts w:ascii="Times New Roman" w:eastAsia="Times New Roman" w:hAnsi="Times New Roman" w:cs="Times New Roman"/>
-          <w:color w:val="000000"/>
-          <w:kern w:val="0"/>
-          <w14:ligatures w14:val="none"/>
-        </w:rPr>
-        <w:t xml:space="preserve"> AI-driven autonomous research capabilities.</w:t>
-      </w:r>
-    </w:p>
-    <w:p>
-      <w:pPr>
-        <w:spacing w:after="0" w:line="240" w:lineRule="auto"/>
-        <w:rPr>
-          <w:rFonts w:ascii="Times New Roman" w:eastAsia="Times New Roman" w:hAnsi="Times New Roman" w:cs="Times New Roman"/>
-          <w:color w:val="000000"/>
-          <w:kern w:val="0"/>
-          <w14:ligatures w14:val="none"/>
-        </w:rPr>
-      </w:pPr>
-      <w:r>
-        <w:rPr>
-          <w:rFonts w:ascii="Times New Roman" w:eastAsia="Times New Roman" w:hAnsi="Times New Roman" w:cs="Times New Roman"/>
-          <w:noProof/>
-          <w:color w:val="000000"/>
-          <w:kern w:val="0"/>
-        </w:rPr>
-        <w:lastRenderedPageBreak/>
-        <w:pict>
-          <v:rect id="_x0000_i1070" alt="" style="width:468pt;height:.05pt;mso-width-percent:0;mso-height-percent:0;mso-width-percent:0;mso-height-percent:0" o:hralign="center" o:hrstd="t" o:hr="t" fillcolor="#a0a0a0" stroked="f"/>
-        </w:pict>
-      </w:r>
-    </w:p>
-    <w:p>
-      <w:pPr>
-        <w:spacing w:before="100" w:beforeAutospacing="1" w:after="100" w:afterAutospacing="1" w:line="240" w:lineRule="auto"/>
-        <w:outlineLvl w:val="1"/>
-        <w:rPr>
-          <w:rFonts w:ascii="Times New Roman" w:eastAsia="Times New Roman" w:hAnsi="Times New Roman" w:cs="Times New Roman"/>
-          <w:b/>
-          <w:bCs/>
-          <w:color w:val="000000"/>
-          <w:kern w:val="0"/>
-          <w:sz w:val="36"/>
-          <w:szCs w:val="36"/>
-          <w14:ligatures w14:val="none"/>
-        </w:rPr>
-      </w:pPr>
-      <w:r>
-        <w:rPr>
-          <w:rFonts w:ascii="Times New Roman" w:eastAsia="Times New Roman" w:hAnsi="Times New Roman" w:cs="Times New Roman"/>
-          <w:b/>
-          <w:bCs/>
-          <w:color w:val="000000"/>
-          <w:kern w:val="0"/>
-          <w:sz w:val="36"/>
-          <w:szCs w:val="36"/>
-          <w14:ligatures w14:val="none"/>
-        </w:rPr>
-        <w:t>8. Summary &amp; Next Steps</w:t>
-      </w:r>
-    </w:p>
-    <w:p>
-      <w:pPr>
-        <w:spacing w:before="100" w:beforeAutospacing="1" w:after="100" w:afterAutospacing="1" w:line="240" w:lineRule="auto"/>
-        <w:rPr>
-          <w:rFonts w:ascii="Times New Roman" w:eastAsia="Times New Roman" w:hAnsi="Times New Roman" w:cs="Times New Roman"/>
-          <w:color w:val="000000"/>
-          <w:kern w:val="0"/>
-          <w14:ligatures w14:val="none"/>
-        </w:rPr>
-      </w:pPr>
-      <w:r>
-        <w:rPr>
-          <w:rFonts w:ascii="Times New Roman" w:eastAsia="Times New Roman" w:hAnsi="Times New Roman" w:cs="Times New Roman"/>
-          <w:color w:val="000000"/>
-          <w:kern w:val="0"/>
-          <w14:ligatures w14:val="none"/>
-        </w:rPr>
-        <w:t>Clarity is positioned to be the </w:t>
-      </w:r>
-      <w:r>
-        <w:rPr>
-          <w:rFonts w:ascii="Times New Roman" w:eastAsia="Times New Roman" w:hAnsi="Times New Roman" w:cs="Times New Roman"/>
-          <w:b/>
-          <w:bCs/>
-          <w:color w:val="000000"/>
-          <w:kern w:val="0"/>
-          <w14:ligatures w14:val="none"/>
-        </w:rPr>
-        <w:t>most advanced AI-driven misinformation &amp; intelligence platform</w:t>
-      </w:r>
-      <w:r>
-        <w:rPr>
-          <w:rFonts w:ascii="Times New Roman" w:eastAsia="Times New Roman" w:hAnsi="Times New Roman" w:cs="Times New Roman"/>
-          <w:color w:val="000000"/>
-          <w:kern w:val="0"/>
-          <w14:ligatures w14:val="none"/>
-        </w:rPr>
-        <w:t>, designed for </w:t>
-      </w:r>
-      <w:r>
-        <w:rPr>
-          <w:rFonts w:ascii="Times New Roman" w:eastAsia="Times New Roman" w:hAnsi="Times New Roman" w:cs="Times New Roman"/>
-          <w:b/>
-          <w:bCs/>
-          <w:color w:val="000000"/>
-          <w:kern w:val="0"/>
-          <w14:ligatures w14:val="none"/>
-        </w:rPr>
-        <w:t>finance, media, and government applications</w:t>
-      </w:r>
-      <w:r>
-        <w:rPr>
-          <w:rFonts w:ascii="Times New Roman" w:eastAsia="Times New Roman" w:hAnsi="Times New Roman" w:cs="Times New Roman"/>
-          <w:color w:val="000000"/>
-          <w:kern w:val="0"/>
-          <w14:ligatures w14:val="none"/>
-        </w:rPr>
-        <w:t>. The roadmap ensures a </w:t>
-      </w:r>
-      <w:r>
-        <w:rPr>
-          <w:rFonts w:ascii="Times New Roman" w:eastAsia="Times New Roman" w:hAnsi="Times New Roman" w:cs="Times New Roman"/>
-          <w:b/>
-          <w:bCs/>
-          <w:color w:val="000000"/>
-          <w:kern w:val="0"/>
-          <w14:ligatures w14:val="none"/>
-        </w:rPr>
-        <w:t>phased, scalable approach</w:t>
-      </w:r>
-      <w:r>
-        <w:rPr>
-          <w:rFonts w:ascii="Times New Roman" w:eastAsia="Times New Roman" w:hAnsi="Times New Roman" w:cs="Times New Roman"/>
-          <w:color w:val="000000"/>
-          <w:kern w:val="0"/>
-          <w14:ligatures w14:val="none"/>
-        </w:rPr>
-        <w:t>, with a clear focus on </w:t>
-      </w:r>
-      <w:r>
-        <w:rPr>
-          <w:rFonts w:ascii="Times New Roman" w:eastAsia="Times New Roman" w:hAnsi="Times New Roman" w:cs="Times New Roman"/>
-          <w:b/>
-          <w:bCs/>
-          <w:color w:val="000000"/>
-          <w:kern w:val="0"/>
-          <w14:ligatures w14:val="none"/>
-        </w:rPr>
-        <w:t>real-world usability, AI accuracy, and enterprise readiness</w:t>
-      </w:r>
-      <w:r>
-        <w:rPr>
-          <w:rFonts w:ascii="Times New Roman" w:eastAsia="Times New Roman" w:hAnsi="Times New Roman" w:cs="Times New Roman"/>
-          <w:color w:val="000000"/>
-          <w:kern w:val="0"/>
-          <w14:ligatures w14:val="none"/>
-        </w:rPr>
-        <w:t>.</w:t>
-      </w:r>
-    </w:p>
-    <w:p>
-      <w:pPr>
-        <w:spacing w:before="100" w:beforeAutospacing="1" w:after="100" w:afterAutospacing="1" w:line="240" w:lineRule="auto"/>
-        <w:rPr>
-          <w:rFonts w:ascii="Times New Roman" w:eastAsia="Times New Roman" w:hAnsi="Times New Roman" w:cs="Times New Roman"/>
-          <w:color w:val="000000"/>
-          <w:kern w:val="0"/>
-          <w14:ligatures w14:val="none"/>
-        </w:rPr>
-      </w:pPr>
-      <w:r>
-        <w:rPr>
-          <w:rFonts w:ascii="Apple Color Emoji" w:eastAsia="Times New Roman" w:hAnsi="Apple Color Emoji" w:cs="Apple Color Emoji"/>
-          <w:color w:val="000000"/>
-          <w:kern w:val="0"/>
-          <w14:ligatures w14:val="none"/>
-        </w:rPr>
-        <w:t>🚀</w:t>
-      </w:r>
-      <w:r>
-        <w:rPr>
-          <w:rFonts w:ascii="Times New Roman" w:eastAsia="Times New Roman" w:hAnsi="Times New Roman" w:cs="Times New Roman"/>
-          <w:color w:val="000000"/>
-          <w:kern w:val="0"/>
-          <w14:ligatures w14:val="none"/>
-        </w:rPr>
-        <w:t> </w:t>
-      </w:r>
-      <w:r>
-        <w:rPr>
-          <w:rFonts w:ascii="Times New Roman" w:eastAsia="Times New Roman" w:hAnsi="Times New Roman" w:cs="Times New Roman"/>
-          <w:b/>
-          <w:bCs/>
-          <w:color w:val="000000"/>
-          <w:kern w:val="0"/>
-          <w14:ligatures w14:val="none"/>
-        </w:rPr>
-        <w:t>Next Steps:</w:t>
-      </w:r>
-      <w:r>
-        <w:rPr>
-          <w:rFonts w:ascii="Times New Roman" w:eastAsia="Times New Roman" w:hAnsi="Times New Roman" w:cs="Times New Roman"/>
-          <w:color w:val="000000"/>
-          <w:kern w:val="0"/>
-          <w14:ligatures w14:val="none"/>
-        </w:rPr>
-        <w:t> Proceed with </w:t>
-      </w:r>
-      <w:r>
-        <w:rPr>
-          <w:rFonts w:ascii="Times New Roman" w:eastAsia="Times New Roman" w:hAnsi="Times New Roman" w:cs="Times New Roman"/>
-          <w:b/>
-          <w:bCs/>
-          <w:color w:val="000000"/>
-          <w:kern w:val="0"/>
-          <w14:ligatures w14:val="none"/>
-        </w:rPr>
-        <w:t>Phase 1 MVP Development</w:t>
-      </w:r>
-      <w:r>
-        <w:rPr>
-          <w:rFonts w:ascii="Times New Roman" w:eastAsia="Times New Roman" w:hAnsi="Times New Roman" w:cs="Times New Roman"/>
-          <w:color w:val="000000"/>
-          <w:kern w:val="0"/>
-          <w14:ligatures w14:val="none"/>
-        </w:rPr>
-        <w:t> to validate AI models and misinformation tracking efficacy.</w:t>
-      </w:r>
-    </w:p>
-    <w:p>
-      <w:pPr>
-        <w:spacing w:after="0" w:line="240" w:lineRule="auto"/>
-        <w:rPr>
-          <w:rFonts w:ascii="Times New Roman" w:eastAsia="Times New Roman" w:hAnsi="Times New Roman" w:cs="Times New Roman"/>
-          <w:color w:val="000000"/>
-          <w:kern w:val="0"/>
-          <w14:ligatures w14:val="none"/>
-        </w:rPr>
-      </w:pPr>
-      <w:r>
-        <w:rPr>
-          <w:rFonts w:ascii="Times New Roman" w:eastAsia="Times New Roman" w:hAnsi="Times New Roman" w:cs="Times New Roman"/>
-          <w:noProof/>
-          <w:color w:val="000000"/>
-          <w:kern w:val="0"/>
-        </w:rPr>
-        <w:pict>
-          <v:rect id="_x0000_i1069" alt="" style="width:468pt;height:.05pt;mso-width-percent:0;mso-height-percent:0;mso-width-percent:0;mso-height-percent:0" o:hralign="center" o:hrstd="t" o:hr="t" fillcolor="#a0a0a0" stroked="f"/>
-        </w:pict>
-      </w:r>
-    </w:p>
-    <w:p>
-      <w:pPr>
-        <w:spacing w:before="100" w:beforeAutospacing="1" w:after="100" w:afterAutospacing="1" w:line="240" w:lineRule="auto"/>
-        <w:outlineLvl w:val="1"/>
-        <w:rPr>
-          <w:rFonts w:ascii="Times New Roman" w:eastAsia="Times New Roman" w:hAnsi="Times New Roman" w:cs="Times New Roman"/>
-          <w:b/>
-          <w:bCs/>
-          <w:color w:val="000000"/>
-          <w:kern w:val="0"/>
-          <w:sz w:val="36"/>
-          <w:szCs w:val="36"/>
           <w14:ligatures w14:val="none"/>
         </w:rPr>
       </w:pPr>
@@ -3402,8 +3314,8 @@
           <w:bCs/>
           <w:color w:val="000000"/>
           <w:kern w:val="0"/>
-          <w:sz w:val="36"/>
-          <w:szCs w:val="36"/>
+          <w:sz w:val="27"/>
+          <w:szCs w:val="27"/>
           <w14:ligatures w14:val="none"/>
         </w:rPr>
         <w:t>🎯</w:t>
@@ -3415,8 +3327,8 @@
           <w:bCs/>
           <w:color w:val="000000"/>
           <w:kern w:val="0"/>
-          <w:sz w:val="36"/>
-          <w:szCs w:val="36"/>
+          <w:sz w:val="27"/>
+          <w:szCs w:val="27"/>
           <w14:ligatures w14:val="none"/>
         </w:rPr>
         <w:t xml:space="preserve"> Final Thoughts</w:t>
@@ -3460,28 +3372,6 @@
           <w14:ligatures w14:val="none"/>
         </w:rPr>
         <w:t> for Clarity. It will be continuously updated as development progresses and new insights emerge.</w:t>
-      </w:r>
-    </w:p>
-    <w:p>
-      <w:pPr>
-        <w:spacing w:after="0" w:line="240" w:lineRule="auto"/>
-        <w:rPr>
-          <w:rFonts w:ascii="Times New Roman" w:eastAsia="Times New Roman" w:hAnsi="Times New Roman" w:cs="Times New Roman"/>
-          <w:color w:val="000000"/>
-          <w:kern w:val="0"/>
-          <w14:ligatures w14:val="none"/>
-        </w:rPr>
-      </w:pPr>
-      <w:r>
-        <w:rPr>
-          <w:rFonts w:ascii="Times New Roman" w:eastAsia="Times New Roman" w:hAnsi="Times New Roman" w:cs="Times New Roman"/>
-          <w:noProof/>
-          <w:color w:val="000000"/>
-          <w:kern w:val="0"/>
-        </w:rPr>
-        <w:pict>
-          <v:rect id="_x0000_i1068" alt="" style="width:468pt;height:.05pt;mso-width-percent:0;mso-height-percent:0;mso-width-percent:0;mso-height-percent:0" o:hralign="center" o:hrstd="t" o:hr="t" fillcolor="#a0a0a0" stroked="f"/>
-        </w:pict>
       </w:r>
     </w:p>
     <w:p/>
@@ -3796,6 +3686,155 @@
     </w:lvl>
   </w:abstractNum>
   <w:abstractNum w:abstractNumId="2" w15:restartNumberingAfterBreak="0">
+    <w:nsid w:val="031A34FB"/>
+    <w:multiLevelType w:val="multilevel"/>
+    <w:tmpl w:val="809417E2"/>
+    <w:lvl w:ilvl="0">
+      <w:start w:val="1"/>
+      <w:numFmt w:val="bullet"/>
+      <w:lvlText w:val=""/>
+      <w:lvlJc w:val="left"/>
+      <w:pPr>
+        <w:tabs>
+          <w:tab w:val="num" w:pos="720"/>
+        </w:tabs>
+        <w:ind w:left="720" w:hanging="360"/>
+      </w:pPr>
+      <w:rPr>
+        <w:rFonts w:ascii="Symbol" w:hAnsi="Symbol" w:hint="default"/>
+        <w:sz w:val="20"/>
+      </w:rPr>
+    </w:lvl>
+    <w:lvl w:ilvl="1" w:tentative="1">
+      <w:start w:val="1"/>
+      <w:numFmt w:val="bullet"/>
+      <w:lvlText w:val="o"/>
+      <w:lvlJc w:val="left"/>
+      <w:pPr>
+        <w:tabs>
+          <w:tab w:val="num" w:pos="1440"/>
+        </w:tabs>
+        <w:ind w:left="1440" w:hanging="360"/>
+      </w:pPr>
+      <w:rPr>
+        <w:rFonts w:ascii="Courier New" w:hAnsi="Courier New" w:hint="default"/>
+        <w:sz w:val="20"/>
+      </w:rPr>
+    </w:lvl>
+    <w:lvl w:ilvl="2" w:tentative="1">
+      <w:start w:val="1"/>
+      <w:numFmt w:val="bullet"/>
+      <w:lvlText w:val=""/>
+      <w:lvlJc w:val="left"/>
+      <w:pPr>
+        <w:tabs>
+          <w:tab w:val="num" w:pos="2160"/>
+        </w:tabs>
+        <w:ind w:left="2160" w:hanging="360"/>
+      </w:pPr>
+      <w:rPr>
+        <w:rFonts w:ascii="Wingdings" w:hAnsi="Wingdings" w:hint="default"/>
+        <w:sz w:val="20"/>
+      </w:rPr>
+    </w:lvl>
+    <w:lvl w:ilvl="3" w:tentative="1">
+      <w:start w:val="1"/>
+      <w:numFmt w:val="bullet"/>
+      <w:lvlText w:val=""/>
+      <w:lvlJc w:val="left"/>
+      <w:pPr>
+        <w:tabs>
+          <w:tab w:val="num" w:pos="2880"/>
+        </w:tabs>
+        <w:ind w:left="2880" w:hanging="360"/>
+      </w:pPr>
+      <w:rPr>
+        <w:rFonts w:ascii="Wingdings" w:hAnsi="Wingdings" w:hint="default"/>
+        <w:sz w:val="20"/>
+      </w:rPr>
+    </w:lvl>
+    <w:lvl w:ilvl="4" w:tentative="1">
+      <w:start w:val="1"/>
+      <w:numFmt w:val="bullet"/>
+      <w:lvlText w:val=""/>
+      <w:lvlJc w:val="left"/>
+      <w:pPr>
+        <w:tabs>
+          <w:tab w:val="num" w:pos="3600"/>
+        </w:tabs>
+        <w:ind w:left="3600" w:hanging="360"/>
+      </w:pPr>
+      <w:rPr>
+        <w:rFonts w:ascii="Wingdings" w:hAnsi="Wingdings" w:hint="default"/>
+        <w:sz w:val="20"/>
+      </w:rPr>
+    </w:lvl>
+    <w:lvl w:ilvl="5" w:tentative="1">
+      <w:start w:val="1"/>
+      <w:numFmt w:val="bullet"/>
+      <w:lvlText w:val=""/>
+      <w:lvlJc w:val="left"/>
+      <w:pPr>
+        <w:tabs>
+          <w:tab w:val="num" w:pos="4320"/>
+        </w:tabs>
+        <w:ind w:left="4320" w:hanging="360"/>
+      </w:pPr>
+      <w:rPr>
+        <w:rFonts w:ascii="Wingdings" w:hAnsi="Wingdings" w:hint="default"/>
+        <w:sz w:val="20"/>
+      </w:rPr>
+    </w:lvl>
+    <w:lvl w:ilvl="6" w:tentative="1">
+      <w:start w:val="1"/>
+      <w:numFmt w:val="bullet"/>
+      <w:lvlText w:val=""/>
+      <w:lvlJc w:val="left"/>
+      <w:pPr>
+        <w:tabs>
+          <w:tab w:val="num" w:pos="5040"/>
+        </w:tabs>
+        <w:ind w:left="5040" w:hanging="360"/>
+      </w:pPr>
+      <w:rPr>
+        <w:rFonts w:ascii="Wingdings" w:hAnsi="Wingdings" w:hint="default"/>
+        <w:sz w:val="20"/>
+      </w:rPr>
+    </w:lvl>
+    <w:lvl w:ilvl="7" w:tentative="1">
+      <w:start w:val="1"/>
+      <w:numFmt w:val="bullet"/>
+      <w:lvlText w:val=""/>
+      <w:lvlJc w:val="left"/>
+      <w:pPr>
+        <w:tabs>
+          <w:tab w:val="num" w:pos="5760"/>
+        </w:tabs>
+        <w:ind w:left="5760" w:hanging="360"/>
+      </w:pPr>
+      <w:rPr>
+        <w:rFonts w:ascii="Wingdings" w:hAnsi="Wingdings" w:hint="default"/>
+        <w:sz w:val="20"/>
+      </w:rPr>
+    </w:lvl>
+    <w:lvl w:ilvl="8" w:tentative="1">
+      <w:start w:val="1"/>
+      <w:numFmt w:val="bullet"/>
+      <w:lvlText w:val=""/>
+      <w:lvlJc w:val="left"/>
+      <w:pPr>
+        <w:tabs>
+          <w:tab w:val="num" w:pos="6480"/>
+        </w:tabs>
+        <w:ind w:left="6480" w:hanging="360"/>
+      </w:pPr>
+      <w:rPr>
+        <w:rFonts w:ascii="Wingdings" w:hAnsi="Wingdings" w:hint="default"/>
+        <w:sz w:val="20"/>
+      </w:rPr>
+    </w:lvl>
+  </w:abstractNum>
+  <w:abstractNum w:abstractNumId="3" w15:restartNumberingAfterBreak="0">
     <w:nsid w:val="0AE931E5"/>
     <w:multiLevelType w:val="multilevel"/>
     <w:tmpl w:val="D298A75E"/>
@@ -3944,7 +3983,7 @@
       </w:rPr>
     </w:lvl>
   </w:abstractNum>
-  <w:abstractNum w:abstractNumId="3" w15:restartNumberingAfterBreak="0">
+  <w:abstractNum w:abstractNumId="4" w15:restartNumberingAfterBreak="0">
     <w:nsid w:val="0F6F38C0"/>
     <w:multiLevelType w:val="multilevel"/>
     <w:tmpl w:val="C6228D2C"/>
@@ -4093,7 +4132,7 @@
       </w:rPr>
     </w:lvl>
   </w:abstractNum>
-  <w:abstractNum w:abstractNumId="4" w15:restartNumberingAfterBreak="0">
+  <w:abstractNum w:abstractNumId="5" w15:restartNumberingAfterBreak="0">
     <w:nsid w:val="100A745E"/>
     <w:multiLevelType w:val="multilevel"/>
     <w:tmpl w:val="1ECCDE4E"/>
@@ -4242,7 +4281,7 @@
       </w:rPr>
     </w:lvl>
   </w:abstractNum>
-  <w:abstractNum w:abstractNumId="5" w15:restartNumberingAfterBreak="0">
+  <w:abstractNum w:abstractNumId="6" w15:restartNumberingAfterBreak="0">
     <w:nsid w:val="133509AD"/>
     <w:multiLevelType w:val="multilevel"/>
     <w:tmpl w:val="AC7C8D84"/>
@@ -4391,7 +4430,156 @@
       </w:rPr>
     </w:lvl>
   </w:abstractNum>
-  <w:abstractNum w:abstractNumId="6" w15:restartNumberingAfterBreak="0">
+  <w:abstractNum w:abstractNumId="7" w15:restartNumberingAfterBreak="0">
+    <w:nsid w:val="155A45A2"/>
+    <w:multiLevelType w:val="multilevel"/>
+    <w:tmpl w:val="40B0F38E"/>
+    <w:lvl w:ilvl="0">
+      <w:start w:val="1"/>
+      <w:numFmt w:val="bullet"/>
+      <w:lvlText w:val=""/>
+      <w:lvlJc w:val="left"/>
+      <w:pPr>
+        <w:tabs>
+          <w:tab w:val="num" w:pos="720"/>
+        </w:tabs>
+        <w:ind w:left="720" w:hanging="360"/>
+      </w:pPr>
+      <w:rPr>
+        <w:rFonts w:ascii="Symbol" w:hAnsi="Symbol" w:hint="default"/>
+        <w:sz w:val="20"/>
+      </w:rPr>
+    </w:lvl>
+    <w:lvl w:ilvl="1" w:tentative="1">
+      <w:start w:val="1"/>
+      <w:numFmt w:val="bullet"/>
+      <w:lvlText w:val="o"/>
+      <w:lvlJc w:val="left"/>
+      <w:pPr>
+        <w:tabs>
+          <w:tab w:val="num" w:pos="1440"/>
+        </w:tabs>
+        <w:ind w:left="1440" w:hanging="360"/>
+      </w:pPr>
+      <w:rPr>
+        <w:rFonts w:ascii="Courier New" w:hAnsi="Courier New" w:hint="default"/>
+        <w:sz w:val="20"/>
+      </w:rPr>
+    </w:lvl>
+    <w:lvl w:ilvl="2" w:tentative="1">
+      <w:start w:val="1"/>
+      <w:numFmt w:val="bullet"/>
+      <w:lvlText w:val=""/>
+      <w:lvlJc w:val="left"/>
+      <w:pPr>
+        <w:tabs>
+          <w:tab w:val="num" w:pos="2160"/>
+        </w:tabs>
+        <w:ind w:left="2160" w:hanging="360"/>
+      </w:pPr>
+      <w:rPr>
+        <w:rFonts w:ascii="Wingdings" w:hAnsi="Wingdings" w:hint="default"/>
+        <w:sz w:val="20"/>
+      </w:rPr>
+    </w:lvl>
+    <w:lvl w:ilvl="3" w:tentative="1">
+      <w:start w:val="1"/>
+      <w:numFmt w:val="bullet"/>
+      <w:lvlText w:val=""/>
+      <w:lvlJc w:val="left"/>
+      <w:pPr>
+        <w:tabs>
+          <w:tab w:val="num" w:pos="2880"/>
+        </w:tabs>
+        <w:ind w:left="2880" w:hanging="360"/>
+      </w:pPr>
+      <w:rPr>
+        <w:rFonts w:ascii="Wingdings" w:hAnsi="Wingdings" w:hint="default"/>
+        <w:sz w:val="20"/>
+      </w:rPr>
+    </w:lvl>
+    <w:lvl w:ilvl="4" w:tentative="1">
+      <w:start w:val="1"/>
+      <w:numFmt w:val="bullet"/>
+      <w:lvlText w:val=""/>
+      <w:lvlJc w:val="left"/>
+      <w:pPr>
+        <w:tabs>
+          <w:tab w:val="num" w:pos="3600"/>
+        </w:tabs>
+        <w:ind w:left="3600" w:hanging="360"/>
+      </w:pPr>
+      <w:rPr>
+        <w:rFonts w:ascii="Wingdings" w:hAnsi="Wingdings" w:hint="default"/>
+        <w:sz w:val="20"/>
+      </w:rPr>
+    </w:lvl>
+    <w:lvl w:ilvl="5" w:tentative="1">
+      <w:start w:val="1"/>
+      <w:numFmt w:val="bullet"/>
+      <w:lvlText w:val=""/>
+      <w:lvlJc w:val="left"/>
+      <w:pPr>
+        <w:tabs>
+          <w:tab w:val="num" w:pos="4320"/>
+        </w:tabs>
+        <w:ind w:left="4320" w:hanging="360"/>
+      </w:pPr>
+      <w:rPr>
+        <w:rFonts w:ascii="Wingdings" w:hAnsi="Wingdings" w:hint="default"/>
+        <w:sz w:val="20"/>
+      </w:rPr>
+    </w:lvl>
+    <w:lvl w:ilvl="6" w:tentative="1">
+      <w:start w:val="1"/>
+      <w:numFmt w:val="bullet"/>
+      <w:lvlText w:val=""/>
+      <w:lvlJc w:val="left"/>
+      <w:pPr>
+        <w:tabs>
+          <w:tab w:val="num" w:pos="5040"/>
+        </w:tabs>
+        <w:ind w:left="5040" w:hanging="360"/>
+      </w:pPr>
+      <w:rPr>
+        <w:rFonts w:ascii="Wingdings" w:hAnsi="Wingdings" w:hint="default"/>
+        <w:sz w:val="20"/>
+      </w:rPr>
+    </w:lvl>
+    <w:lvl w:ilvl="7" w:tentative="1">
+      <w:start w:val="1"/>
+      <w:numFmt w:val="bullet"/>
+      <w:lvlText w:val=""/>
+      <w:lvlJc w:val="left"/>
+      <w:pPr>
+        <w:tabs>
+          <w:tab w:val="num" w:pos="5760"/>
+        </w:tabs>
+        <w:ind w:left="5760" w:hanging="360"/>
+      </w:pPr>
+      <w:rPr>
+        <w:rFonts w:ascii="Wingdings" w:hAnsi="Wingdings" w:hint="default"/>
+        <w:sz w:val="20"/>
+      </w:rPr>
+    </w:lvl>
+    <w:lvl w:ilvl="8" w:tentative="1">
+      <w:start w:val="1"/>
+      <w:numFmt w:val="bullet"/>
+      <w:lvlText w:val=""/>
+      <w:lvlJc w:val="left"/>
+      <w:pPr>
+        <w:tabs>
+          <w:tab w:val="num" w:pos="6480"/>
+        </w:tabs>
+        <w:ind w:left="6480" w:hanging="360"/>
+      </w:pPr>
+      <w:rPr>
+        <w:rFonts w:ascii="Wingdings" w:hAnsi="Wingdings" w:hint="default"/>
+        <w:sz w:val="20"/>
+      </w:rPr>
+    </w:lvl>
+  </w:abstractNum>
+  <w:abstractNum w:abstractNumId="8" w15:restartNumberingAfterBreak="0">
     <w:nsid w:val="1733288E"/>
     <w:multiLevelType w:val="multilevel"/>
     <w:tmpl w:val="112290EE"/>
@@ -4540,7 +4728,7 @@
       </w:rPr>
     </w:lvl>
   </w:abstractNum>
-  <w:abstractNum w:abstractNumId="7" w15:restartNumberingAfterBreak="0">
+  <w:abstractNum w:abstractNumId="9" w15:restartNumberingAfterBreak="0">
     <w:nsid w:val="196D2984"/>
     <w:multiLevelType w:val="multilevel"/>
     <w:tmpl w:val="B9766DB0"/>
@@ -4689,7 +4877,7 @@
       </w:rPr>
     </w:lvl>
   </w:abstractNum>
-  <w:abstractNum w:abstractNumId="8" w15:restartNumberingAfterBreak="0">
+  <w:abstractNum w:abstractNumId="10" w15:restartNumberingAfterBreak="0">
     <w:nsid w:val="1C0D65BF"/>
     <w:multiLevelType w:val="multilevel"/>
     <w:tmpl w:val="268AD22E"/>
@@ -4838,7 +5026,156 @@
       </w:rPr>
     </w:lvl>
   </w:abstractNum>
-  <w:abstractNum w:abstractNumId="9" w15:restartNumberingAfterBreak="0">
+  <w:abstractNum w:abstractNumId="11" w15:restartNumberingAfterBreak="0">
+    <w:nsid w:val="1E165F51"/>
+    <w:multiLevelType w:val="multilevel"/>
+    <w:tmpl w:val="F5DC9E04"/>
+    <w:lvl w:ilvl="0">
+      <w:start w:val="1"/>
+      <w:numFmt w:val="bullet"/>
+      <w:lvlText w:val=""/>
+      <w:lvlJc w:val="left"/>
+      <w:pPr>
+        <w:tabs>
+          <w:tab w:val="num" w:pos="720"/>
+        </w:tabs>
+        <w:ind w:left="720" w:hanging="360"/>
+      </w:pPr>
+      <w:rPr>
+        <w:rFonts w:ascii="Symbol" w:hAnsi="Symbol" w:hint="default"/>
+        <w:sz w:val="20"/>
+      </w:rPr>
+    </w:lvl>
+    <w:lvl w:ilvl="1" w:tentative="1">
+      <w:start w:val="1"/>
+      <w:numFmt w:val="bullet"/>
+      <w:lvlText w:val="o"/>
+      <w:lvlJc w:val="left"/>
+      <w:pPr>
+        <w:tabs>
+          <w:tab w:val="num" w:pos="1440"/>
+        </w:tabs>
+        <w:ind w:left="1440" w:hanging="360"/>
+      </w:pPr>
+      <w:rPr>
+        <w:rFonts w:ascii="Courier New" w:hAnsi="Courier New" w:hint="default"/>
+        <w:sz w:val="20"/>
+      </w:rPr>
+    </w:lvl>
+    <w:lvl w:ilvl="2" w:tentative="1">
+      <w:start w:val="1"/>
+      <w:numFmt w:val="bullet"/>
+      <w:lvlText w:val=""/>
+      <w:lvlJc w:val="left"/>
+      <w:pPr>
+        <w:tabs>
+          <w:tab w:val="num" w:pos="2160"/>
+        </w:tabs>
+        <w:ind w:left="2160" w:hanging="360"/>
+      </w:pPr>
+      <w:rPr>
+        <w:rFonts w:ascii="Wingdings" w:hAnsi="Wingdings" w:hint="default"/>
+        <w:sz w:val="20"/>
+      </w:rPr>
+    </w:lvl>
+    <w:lvl w:ilvl="3" w:tentative="1">
+      <w:start w:val="1"/>
+      <w:numFmt w:val="bullet"/>
+      <w:lvlText w:val=""/>
+      <w:lvlJc w:val="left"/>
+      <w:pPr>
+        <w:tabs>
+          <w:tab w:val="num" w:pos="2880"/>
+        </w:tabs>
+        <w:ind w:left="2880" w:hanging="360"/>
+      </w:pPr>
+      <w:rPr>
+        <w:rFonts w:ascii="Wingdings" w:hAnsi="Wingdings" w:hint="default"/>
+        <w:sz w:val="20"/>
+      </w:rPr>
+    </w:lvl>
+    <w:lvl w:ilvl="4" w:tentative="1">
+      <w:start w:val="1"/>
+      <w:numFmt w:val="bullet"/>
+      <w:lvlText w:val=""/>
+      <w:lvlJc w:val="left"/>
+      <w:pPr>
+        <w:tabs>
+          <w:tab w:val="num" w:pos="3600"/>
+        </w:tabs>
+        <w:ind w:left="3600" w:hanging="360"/>
+      </w:pPr>
+      <w:rPr>
+        <w:rFonts w:ascii="Wingdings" w:hAnsi="Wingdings" w:hint="default"/>
+        <w:sz w:val="20"/>
+      </w:rPr>
+    </w:lvl>
+    <w:lvl w:ilvl="5" w:tentative="1">
+      <w:start w:val="1"/>
+      <w:numFmt w:val="bullet"/>
+      <w:lvlText w:val=""/>
+      <w:lvlJc w:val="left"/>
+      <w:pPr>
+        <w:tabs>
+          <w:tab w:val="num" w:pos="4320"/>
+        </w:tabs>
+        <w:ind w:left="4320" w:hanging="360"/>
+      </w:pPr>
+      <w:rPr>
+        <w:rFonts w:ascii="Wingdings" w:hAnsi="Wingdings" w:hint="default"/>
+        <w:sz w:val="20"/>
+      </w:rPr>
+    </w:lvl>
+    <w:lvl w:ilvl="6" w:tentative="1">
+      <w:start w:val="1"/>
+      <w:numFmt w:val="bullet"/>
+      <w:lvlText w:val=""/>
+      <w:lvlJc w:val="left"/>
+      <w:pPr>
+        <w:tabs>
+          <w:tab w:val="num" w:pos="5040"/>
+        </w:tabs>
+        <w:ind w:left="5040" w:hanging="360"/>
+      </w:pPr>
+      <w:rPr>
+        <w:rFonts w:ascii="Wingdings" w:hAnsi="Wingdings" w:hint="default"/>
+        <w:sz w:val="20"/>
+      </w:rPr>
+    </w:lvl>
+    <w:lvl w:ilvl="7" w:tentative="1">
+      <w:start w:val="1"/>
+      <w:numFmt w:val="bullet"/>
+      <w:lvlText w:val=""/>
+      <w:lvlJc w:val="left"/>
+      <w:pPr>
+        <w:tabs>
+          <w:tab w:val="num" w:pos="5760"/>
+        </w:tabs>
+        <w:ind w:left="5760" w:hanging="360"/>
+      </w:pPr>
+      <w:rPr>
+        <w:rFonts w:ascii="Wingdings" w:hAnsi="Wingdings" w:hint="default"/>
+        <w:sz w:val="20"/>
+      </w:rPr>
+    </w:lvl>
+    <w:lvl w:ilvl="8" w:tentative="1">
+      <w:start w:val="1"/>
+      <w:numFmt w:val="bullet"/>
+      <w:lvlText w:val=""/>
+      <w:lvlJc w:val="left"/>
+      <w:pPr>
+        <w:tabs>
+          <w:tab w:val="num" w:pos="6480"/>
+        </w:tabs>
+        <w:ind w:left="6480" w:hanging="360"/>
+      </w:pPr>
+      <w:rPr>
+        <w:rFonts w:ascii="Wingdings" w:hAnsi="Wingdings" w:hint="default"/>
+        <w:sz w:val="20"/>
+      </w:rPr>
+    </w:lvl>
+  </w:abstractNum>
+  <w:abstractNum w:abstractNumId="12" w15:restartNumberingAfterBreak="0">
     <w:nsid w:val="202F5980"/>
     <w:multiLevelType w:val="multilevel"/>
     <w:tmpl w:val="AAAE71CE"/>
@@ -4951,7 +5288,305 @@
       </w:pPr>
     </w:lvl>
   </w:abstractNum>
-  <w:abstractNum w:abstractNumId="10" w15:restartNumberingAfterBreak="0">
+  <w:abstractNum w:abstractNumId="13" w15:restartNumberingAfterBreak="0">
+    <w:nsid w:val="21922910"/>
+    <w:multiLevelType w:val="multilevel"/>
+    <w:tmpl w:val="2C369F8C"/>
+    <w:lvl w:ilvl="0">
+      <w:start w:val="1"/>
+      <w:numFmt w:val="bullet"/>
+      <w:lvlText w:val=""/>
+      <w:lvlJc w:val="left"/>
+      <w:pPr>
+        <w:tabs>
+          <w:tab w:val="num" w:pos="720"/>
+        </w:tabs>
+        <w:ind w:left="720" w:hanging="360"/>
+      </w:pPr>
+      <w:rPr>
+        <w:rFonts w:ascii="Symbol" w:hAnsi="Symbol" w:hint="default"/>
+        <w:sz w:val="20"/>
+      </w:rPr>
+    </w:lvl>
+    <w:lvl w:ilvl="1" w:tentative="1">
+      <w:start w:val="1"/>
+      <w:numFmt w:val="bullet"/>
+      <w:lvlText w:val="o"/>
+      <w:lvlJc w:val="left"/>
+      <w:pPr>
+        <w:tabs>
+          <w:tab w:val="num" w:pos="1440"/>
+        </w:tabs>
+        <w:ind w:left="1440" w:hanging="360"/>
+      </w:pPr>
+      <w:rPr>
+        <w:rFonts w:ascii="Courier New" w:hAnsi="Courier New" w:hint="default"/>
+        <w:sz w:val="20"/>
+      </w:rPr>
+    </w:lvl>
+    <w:lvl w:ilvl="2" w:tentative="1">
+      <w:start w:val="1"/>
+      <w:numFmt w:val="bullet"/>
+      <w:lvlText w:val=""/>
+      <w:lvlJc w:val="left"/>
+      <w:pPr>
+        <w:tabs>
+          <w:tab w:val="num" w:pos="2160"/>
+        </w:tabs>
+        <w:ind w:left="2160" w:hanging="360"/>
+      </w:pPr>
+      <w:rPr>
+        <w:rFonts w:ascii="Wingdings" w:hAnsi="Wingdings" w:hint="default"/>
+        <w:sz w:val="20"/>
+      </w:rPr>
+    </w:lvl>
+    <w:lvl w:ilvl="3" w:tentative="1">
+      <w:start w:val="1"/>
+      <w:numFmt w:val="bullet"/>
+      <w:lvlText w:val=""/>
+      <w:lvlJc w:val="left"/>
+      <w:pPr>
+        <w:tabs>
+          <w:tab w:val="num" w:pos="2880"/>
+        </w:tabs>
+        <w:ind w:left="2880" w:hanging="360"/>
+      </w:pPr>
+      <w:rPr>
+        <w:rFonts w:ascii="Wingdings" w:hAnsi="Wingdings" w:hint="default"/>
+        <w:sz w:val="20"/>
+      </w:rPr>
+    </w:lvl>
+    <w:lvl w:ilvl="4" w:tentative="1">
+      <w:start w:val="1"/>
+      <w:numFmt w:val="bullet"/>
+      <w:lvlText w:val=""/>
+      <w:lvlJc w:val="left"/>
+      <w:pPr>
+        <w:tabs>
+          <w:tab w:val="num" w:pos="3600"/>
+        </w:tabs>
+        <w:ind w:left="3600" w:hanging="360"/>
+      </w:pPr>
+      <w:rPr>
+        <w:rFonts w:ascii="Wingdings" w:hAnsi="Wingdings" w:hint="default"/>
+        <w:sz w:val="20"/>
+      </w:rPr>
+    </w:lvl>
+    <w:lvl w:ilvl="5" w:tentative="1">
+      <w:start w:val="1"/>
+      <w:numFmt w:val="bullet"/>
+      <w:lvlText w:val=""/>
+      <w:lvlJc w:val="left"/>
+      <w:pPr>
+        <w:tabs>
+          <w:tab w:val="num" w:pos="4320"/>
+        </w:tabs>
+        <w:ind w:left="4320" w:hanging="360"/>
+      </w:pPr>
+      <w:rPr>
+        <w:rFonts w:ascii="Wingdings" w:hAnsi="Wingdings" w:hint="default"/>
+        <w:sz w:val="20"/>
+      </w:rPr>
+    </w:lvl>
+    <w:lvl w:ilvl="6" w:tentative="1">
+      <w:start w:val="1"/>
+      <w:numFmt w:val="bullet"/>
+      <w:lvlText w:val=""/>
+      <w:lvlJc w:val="left"/>
+      <w:pPr>
+        <w:tabs>
+          <w:tab w:val="num" w:pos="5040"/>
+        </w:tabs>
+        <w:ind w:left="5040" w:hanging="360"/>
+      </w:pPr>
+      <w:rPr>
+        <w:rFonts w:ascii="Wingdings" w:hAnsi="Wingdings" w:hint="default"/>
+        <w:sz w:val="20"/>
+      </w:rPr>
+    </w:lvl>
+    <w:lvl w:ilvl="7" w:tentative="1">
+      <w:start w:val="1"/>
+      <w:numFmt w:val="bullet"/>
+      <w:lvlText w:val=""/>
+      <w:lvlJc w:val="left"/>
+      <w:pPr>
+        <w:tabs>
+          <w:tab w:val="num" w:pos="5760"/>
+        </w:tabs>
+        <w:ind w:left="5760" w:hanging="360"/>
+      </w:pPr>
+      <w:rPr>
+        <w:rFonts w:ascii="Wingdings" w:hAnsi="Wingdings" w:hint="default"/>
+        <w:sz w:val="20"/>
+      </w:rPr>
+    </w:lvl>
+    <w:lvl w:ilvl="8" w:tentative="1">
+      <w:start w:val="1"/>
+      <w:numFmt w:val="bullet"/>
+      <w:lvlText w:val=""/>
+      <w:lvlJc w:val="left"/>
+      <w:pPr>
+        <w:tabs>
+          <w:tab w:val="num" w:pos="6480"/>
+        </w:tabs>
+        <w:ind w:left="6480" w:hanging="360"/>
+      </w:pPr>
+      <w:rPr>
+        <w:rFonts w:ascii="Wingdings" w:hAnsi="Wingdings" w:hint="default"/>
+        <w:sz w:val="20"/>
+      </w:rPr>
+    </w:lvl>
+  </w:abstractNum>
+  <w:abstractNum w:abstractNumId="14" w15:restartNumberingAfterBreak="0">
+    <w:nsid w:val="2737296D"/>
+    <w:multiLevelType w:val="multilevel"/>
+    <w:tmpl w:val="E1947C0C"/>
+    <w:lvl w:ilvl="0">
+      <w:start w:val="1"/>
+      <w:numFmt w:val="bullet"/>
+      <w:lvlText w:val=""/>
+      <w:lvlJc w:val="left"/>
+      <w:pPr>
+        <w:tabs>
+          <w:tab w:val="num" w:pos="720"/>
+        </w:tabs>
+        <w:ind w:left="720" w:hanging="360"/>
+      </w:pPr>
+      <w:rPr>
+        <w:rFonts w:ascii="Symbol" w:hAnsi="Symbol" w:hint="default"/>
+        <w:sz w:val="20"/>
+      </w:rPr>
+    </w:lvl>
+    <w:lvl w:ilvl="1" w:tentative="1">
+      <w:start w:val="1"/>
+      <w:numFmt w:val="bullet"/>
+      <w:lvlText w:val="o"/>
+      <w:lvlJc w:val="left"/>
+      <w:pPr>
+        <w:tabs>
+          <w:tab w:val="num" w:pos="1440"/>
+        </w:tabs>
+        <w:ind w:left="1440" w:hanging="360"/>
+      </w:pPr>
+      <w:rPr>
+        <w:rFonts w:ascii="Courier New" w:hAnsi="Courier New" w:hint="default"/>
+        <w:sz w:val="20"/>
+      </w:rPr>
+    </w:lvl>
+    <w:lvl w:ilvl="2" w:tentative="1">
+      <w:start w:val="1"/>
+      <w:numFmt w:val="bullet"/>
+      <w:lvlText w:val=""/>
+      <w:lvlJc w:val="left"/>
+      <w:pPr>
+        <w:tabs>
+          <w:tab w:val="num" w:pos="2160"/>
+        </w:tabs>
+        <w:ind w:left="2160" w:hanging="360"/>
+      </w:pPr>
+      <w:rPr>
+        <w:rFonts w:ascii="Wingdings" w:hAnsi="Wingdings" w:hint="default"/>
+        <w:sz w:val="20"/>
+      </w:rPr>
+    </w:lvl>
+    <w:lvl w:ilvl="3" w:tentative="1">
+      <w:start w:val="1"/>
+      <w:numFmt w:val="bullet"/>
+      <w:lvlText w:val=""/>
+      <w:lvlJc w:val="left"/>
+      <w:pPr>
+        <w:tabs>
+          <w:tab w:val="num" w:pos="2880"/>
+        </w:tabs>
+        <w:ind w:left="2880" w:hanging="360"/>
+      </w:pPr>
+      <w:rPr>
+        <w:rFonts w:ascii="Wingdings" w:hAnsi="Wingdings" w:hint="default"/>
+        <w:sz w:val="20"/>
+      </w:rPr>
+    </w:lvl>
+    <w:lvl w:ilvl="4" w:tentative="1">
+      <w:start w:val="1"/>
+      <w:numFmt w:val="bullet"/>
+      <w:lvlText w:val=""/>
+      <w:lvlJc w:val="left"/>
+      <w:pPr>
+        <w:tabs>
+          <w:tab w:val="num" w:pos="3600"/>
+        </w:tabs>
+        <w:ind w:left="3600" w:hanging="360"/>
+      </w:pPr>
+      <w:rPr>
+        <w:rFonts w:ascii="Wingdings" w:hAnsi="Wingdings" w:hint="default"/>
+        <w:sz w:val="20"/>
+      </w:rPr>
+    </w:lvl>
+    <w:lvl w:ilvl="5" w:tentative="1">
+      <w:start w:val="1"/>
+      <w:numFmt w:val="bullet"/>
+      <w:lvlText w:val=""/>
+      <w:lvlJc w:val="left"/>
+      <w:pPr>
+        <w:tabs>
+          <w:tab w:val="num" w:pos="4320"/>
+        </w:tabs>
+        <w:ind w:left="4320" w:hanging="360"/>
+      </w:pPr>
+      <w:rPr>
+        <w:rFonts w:ascii="Wingdings" w:hAnsi="Wingdings" w:hint="default"/>
+        <w:sz w:val="20"/>
+      </w:rPr>
+    </w:lvl>
+    <w:lvl w:ilvl="6" w:tentative="1">
+      <w:start w:val="1"/>
+      <w:numFmt w:val="bullet"/>
+      <w:lvlText w:val=""/>
+      <w:lvlJc w:val="left"/>
+      <w:pPr>
+        <w:tabs>
+          <w:tab w:val="num" w:pos="5040"/>
+        </w:tabs>
+        <w:ind w:left="5040" w:hanging="360"/>
+      </w:pPr>
+      <w:rPr>
+        <w:rFonts w:ascii="Wingdings" w:hAnsi="Wingdings" w:hint="default"/>
+        <w:sz w:val="20"/>
+      </w:rPr>
+    </w:lvl>
+    <w:lvl w:ilvl="7" w:tentative="1">
+      <w:start w:val="1"/>
+      <w:numFmt w:val="bullet"/>
+      <w:lvlText w:val=""/>
+      <w:lvlJc w:val="left"/>
+      <w:pPr>
+        <w:tabs>
+          <w:tab w:val="num" w:pos="5760"/>
+        </w:tabs>
+        <w:ind w:left="5760" w:hanging="360"/>
+      </w:pPr>
+      <w:rPr>
+        <w:rFonts w:ascii="Wingdings" w:hAnsi="Wingdings" w:hint="default"/>
+        <w:sz w:val="20"/>
+      </w:rPr>
+    </w:lvl>
+    <w:lvl w:ilvl="8" w:tentative="1">
+      <w:start w:val="1"/>
+      <w:numFmt w:val="bullet"/>
+      <w:lvlText w:val=""/>
+      <w:lvlJc w:val="left"/>
+      <w:pPr>
+        <w:tabs>
+          <w:tab w:val="num" w:pos="6480"/>
+        </w:tabs>
+        <w:ind w:left="6480" w:hanging="360"/>
+      </w:pPr>
+      <w:rPr>
+        <w:rFonts w:ascii="Wingdings" w:hAnsi="Wingdings" w:hint="default"/>
+        <w:sz w:val="20"/>
+      </w:rPr>
+    </w:lvl>
+  </w:abstractNum>
+  <w:abstractNum w:abstractNumId="15" w15:restartNumberingAfterBreak="0">
     <w:nsid w:val="29137137"/>
     <w:multiLevelType w:val="multilevel"/>
     <w:tmpl w:val="4B9C15F6"/>
@@ -5100,7 +5735,7 @@
       </w:rPr>
     </w:lvl>
   </w:abstractNum>
-  <w:abstractNum w:abstractNumId="11" w15:restartNumberingAfterBreak="0">
+  <w:abstractNum w:abstractNumId="16" w15:restartNumberingAfterBreak="0">
     <w:nsid w:val="294B6A56"/>
     <w:multiLevelType w:val="multilevel"/>
     <w:tmpl w:val="875C4286"/>
@@ -5249,7 +5884,156 @@
       </w:rPr>
     </w:lvl>
   </w:abstractNum>
-  <w:abstractNum w:abstractNumId="12" w15:restartNumberingAfterBreak="0">
+  <w:abstractNum w:abstractNumId="17" w15:restartNumberingAfterBreak="0">
+    <w:nsid w:val="2A872AF9"/>
+    <w:multiLevelType w:val="multilevel"/>
+    <w:tmpl w:val="88AA7F76"/>
+    <w:lvl w:ilvl="0">
+      <w:start w:val="1"/>
+      <w:numFmt w:val="bullet"/>
+      <w:lvlText w:val=""/>
+      <w:lvlJc w:val="left"/>
+      <w:pPr>
+        <w:tabs>
+          <w:tab w:val="num" w:pos="720"/>
+        </w:tabs>
+        <w:ind w:left="720" w:hanging="360"/>
+      </w:pPr>
+      <w:rPr>
+        <w:rFonts w:ascii="Symbol" w:hAnsi="Symbol" w:hint="default"/>
+        <w:sz w:val="20"/>
+      </w:rPr>
+    </w:lvl>
+    <w:lvl w:ilvl="1" w:tentative="1">
+      <w:start w:val="1"/>
+      <w:numFmt w:val="bullet"/>
+      <w:lvlText w:val="o"/>
+      <w:lvlJc w:val="left"/>
+      <w:pPr>
+        <w:tabs>
+          <w:tab w:val="num" w:pos="1440"/>
+        </w:tabs>
+        <w:ind w:left="1440" w:hanging="360"/>
+      </w:pPr>
+      <w:rPr>
+        <w:rFonts w:ascii="Courier New" w:hAnsi="Courier New" w:hint="default"/>
+        <w:sz w:val="20"/>
+      </w:rPr>
+    </w:lvl>
+    <w:lvl w:ilvl="2" w:tentative="1">
+      <w:start w:val="1"/>
+      <w:numFmt w:val="bullet"/>
+      <w:lvlText w:val=""/>
+      <w:lvlJc w:val="left"/>
+      <w:pPr>
+        <w:tabs>
+          <w:tab w:val="num" w:pos="2160"/>
+        </w:tabs>
+        <w:ind w:left="2160" w:hanging="360"/>
+      </w:pPr>
+      <w:rPr>
+        <w:rFonts w:ascii="Wingdings" w:hAnsi="Wingdings" w:hint="default"/>
+        <w:sz w:val="20"/>
+      </w:rPr>
+    </w:lvl>
+    <w:lvl w:ilvl="3" w:tentative="1">
+      <w:start w:val="1"/>
+      <w:numFmt w:val="bullet"/>
+      <w:lvlText w:val=""/>
+      <w:lvlJc w:val="left"/>
+      <w:pPr>
+        <w:tabs>
+          <w:tab w:val="num" w:pos="2880"/>
+        </w:tabs>
+        <w:ind w:left="2880" w:hanging="360"/>
+      </w:pPr>
+      <w:rPr>
+        <w:rFonts w:ascii="Wingdings" w:hAnsi="Wingdings" w:hint="default"/>
+        <w:sz w:val="20"/>
+      </w:rPr>
+    </w:lvl>
+    <w:lvl w:ilvl="4" w:tentative="1">
+      <w:start w:val="1"/>
+      <w:numFmt w:val="bullet"/>
+      <w:lvlText w:val=""/>
+      <w:lvlJc w:val="left"/>
+      <w:pPr>
+        <w:tabs>
+          <w:tab w:val="num" w:pos="3600"/>
+        </w:tabs>
+        <w:ind w:left="3600" w:hanging="360"/>
+      </w:pPr>
+      <w:rPr>
+        <w:rFonts w:ascii="Wingdings" w:hAnsi="Wingdings" w:hint="default"/>
+        <w:sz w:val="20"/>
+      </w:rPr>
+    </w:lvl>
+    <w:lvl w:ilvl="5" w:tentative="1">
+      <w:start w:val="1"/>
+      <w:numFmt w:val="bullet"/>
+      <w:lvlText w:val=""/>
+      <w:lvlJc w:val="left"/>
+      <w:pPr>
+        <w:tabs>
+          <w:tab w:val="num" w:pos="4320"/>
+        </w:tabs>
+        <w:ind w:left="4320" w:hanging="360"/>
+      </w:pPr>
+      <w:rPr>
+        <w:rFonts w:ascii="Wingdings" w:hAnsi="Wingdings" w:hint="default"/>
+        <w:sz w:val="20"/>
+      </w:rPr>
+    </w:lvl>
+    <w:lvl w:ilvl="6" w:tentative="1">
+      <w:start w:val="1"/>
+      <w:numFmt w:val="bullet"/>
+      <w:lvlText w:val=""/>
+      <w:lvlJc w:val="left"/>
+      <w:pPr>
+        <w:tabs>
+          <w:tab w:val="num" w:pos="5040"/>
+        </w:tabs>
+        <w:ind w:left="5040" w:hanging="360"/>
+      </w:pPr>
+      <w:rPr>
+        <w:rFonts w:ascii="Wingdings" w:hAnsi="Wingdings" w:hint="default"/>
+        <w:sz w:val="20"/>
+      </w:rPr>
+    </w:lvl>
+    <w:lvl w:ilvl="7" w:tentative="1">
+      <w:start w:val="1"/>
+      <w:numFmt w:val="bullet"/>
+      <w:lvlText w:val=""/>
+      <w:lvlJc w:val="left"/>
+      <w:pPr>
+        <w:tabs>
+          <w:tab w:val="num" w:pos="5760"/>
+        </w:tabs>
+        <w:ind w:left="5760" w:hanging="360"/>
+      </w:pPr>
+      <w:rPr>
+        <w:rFonts w:ascii="Wingdings" w:hAnsi="Wingdings" w:hint="default"/>
+        <w:sz w:val="20"/>
+      </w:rPr>
+    </w:lvl>
+    <w:lvl w:ilvl="8" w:tentative="1">
+      <w:start w:val="1"/>
+      <w:numFmt w:val="bullet"/>
+      <w:lvlText w:val=""/>
+      <w:lvlJc w:val="left"/>
+      <w:pPr>
+        <w:tabs>
+          <w:tab w:val="num" w:pos="6480"/>
+        </w:tabs>
+        <w:ind w:left="6480" w:hanging="360"/>
+      </w:pPr>
+      <w:rPr>
+        <w:rFonts w:ascii="Wingdings" w:hAnsi="Wingdings" w:hint="default"/>
+        <w:sz w:val="20"/>
+      </w:rPr>
+    </w:lvl>
+  </w:abstractNum>
+  <w:abstractNum w:abstractNumId="18" w15:restartNumberingAfterBreak="0">
     <w:nsid w:val="2B6F08D2"/>
     <w:multiLevelType w:val="multilevel"/>
     <w:tmpl w:val="1490436A"/>
@@ -5398,7 +6182,7 @@
       </w:rPr>
     </w:lvl>
   </w:abstractNum>
-  <w:abstractNum w:abstractNumId="13" w15:restartNumberingAfterBreak="0">
+  <w:abstractNum w:abstractNumId="19" w15:restartNumberingAfterBreak="0">
     <w:nsid w:val="2CBC6A14"/>
     <w:multiLevelType w:val="multilevel"/>
     <w:tmpl w:val="BEF2CAA4"/>
@@ -5547,7 +6331,7 @@
       </w:rPr>
     </w:lvl>
   </w:abstractNum>
-  <w:abstractNum w:abstractNumId="14" w15:restartNumberingAfterBreak="0">
+  <w:abstractNum w:abstractNumId="20" w15:restartNumberingAfterBreak="0">
     <w:nsid w:val="2F5A4F2A"/>
     <w:multiLevelType w:val="multilevel"/>
     <w:tmpl w:val="6FDEFAC4"/>
@@ -5696,7 +6480,7 @@
       </w:rPr>
     </w:lvl>
   </w:abstractNum>
-  <w:abstractNum w:abstractNumId="15" w15:restartNumberingAfterBreak="0">
+  <w:abstractNum w:abstractNumId="21" w15:restartNumberingAfterBreak="0">
     <w:nsid w:val="2F940866"/>
     <w:multiLevelType w:val="multilevel"/>
     <w:tmpl w:val="ABA0A6CC"/>
@@ -5845,7 +6629,7 @@
       </w:rPr>
     </w:lvl>
   </w:abstractNum>
-  <w:abstractNum w:abstractNumId="16" w15:restartNumberingAfterBreak="0">
+  <w:abstractNum w:abstractNumId="22" w15:restartNumberingAfterBreak="0">
     <w:nsid w:val="30185151"/>
     <w:multiLevelType w:val="multilevel"/>
     <w:tmpl w:val="9990D32C"/>
@@ -5994,7 +6778,156 @@
       </w:rPr>
     </w:lvl>
   </w:abstractNum>
-  <w:abstractNum w:abstractNumId="17" w15:restartNumberingAfterBreak="0">
+  <w:abstractNum w:abstractNumId="23" w15:restartNumberingAfterBreak="0">
+    <w:nsid w:val="31FE0C9C"/>
+    <w:multiLevelType w:val="multilevel"/>
+    <w:tmpl w:val="F22E5C7E"/>
+    <w:lvl w:ilvl="0">
+      <w:start w:val="1"/>
+      <w:numFmt w:val="bullet"/>
+      <w:lvlText w:val=""/>
+      <w:lvlJc w:val="left"/>
+      <w:pPr>
+        <w:tabs>
+          <w:tab w:val="num" w:pos="720"/>
+        </w:tabs>
+        <w:ind w:left="720" w:hanging="360"/>
+      </w:pPr>
+      <w:rPr>
+        <w:rFonts w:ascii="Symbol" w:hAnsi="Symbol" w:hint="default"/>
+        <w:sz w:val="20"/>
+      </w:rPr>
+    </w:lvl>
+    <w:lvl w:ilvl="1" w:tentative="1">
+      <w:start w:val="1"/>
+      <w:numFmt w:val="bullet"/>
+      <w:lvlText w:val="o"/>
+      <w:lvlJc w:val="left"/>
+      <w:pPr>
+        <w:tabs>
+          <w:tab w:val="num" w:pos="1440"/>
+        </w:tabs>
+        <w:ind w:left="1440" w:hanging="360"/>
+      </w:pPr>
+      <w:rPr>
+        <w:rFonts w:ascii="Courier New" w:hAnsi="Courier New" w:hint="default"/>
+        <w:sz w:val="20"/>
+      </w:rPr>
+    </w:lvl>
+    <w:lvl w:ilvl="2" w:tentative="1">
+      <w:start w:val="1"/>
+      <w:numFmt w:val="bullet"/>
+      <w:lvlText w:val=""/>
+      <w:lvlJc w:val="left"/>
+      <w:pPr>
+        <w:tabs>
+          <w:tab w:val="num" w:pos="2160"/>
+        </w:tabs>
+        <w:ind w:left="2160" w:hanging="360"/>
+      </w:pPr>
+      <w:rPr>
+        <w:rFonts w:ascii="Wingdings" w:hAnsi="Wingdings" w:hint="default"/>
+        <w:sz w:val="20"/>
+      </w:rPr>
+    </w:lvl>
+    <w:lvl w:ilvl="3" w:tentative="1">
+      <w:start w:val="1"/>
+      <w:numFmt w:val="bullet"/>
+      <w:lvlText w:val=""/>
+      <w:lvlJc w:val="left"/>
+      <w:pPr>
+        <w:tabs>
+          <w:tab w:val="num" w:pos="2880"/>
+        </w:tabs>
+        <w:ind w:left="2880" w:hanging="360"/>
+      </w:pPr>
+      <w:rPr>
+        <w:rFonts w:ascii="Wingdings" w:hAnsi="Wingdings" w:hint="default"/>
+        <w:sz w:val="20"/>
+      </w:rPr>
+    </w:lvl>
+    <w:lvl w:ilvl="4" w:tentative="1">
+      <w:start w:val="1"/>
+      <w:numFmt w:val="bullet"/>
+      <w:lvlText w:val=""/>
+      <w:lvlJc w:val="left"/>
+      <w:pPr>
+        <w:tabs>
+          <w:tab w:val="num" w:pos="3600"/>
+        </w:tabs>
+        <w:ind w:left="3600" w:hanging="360"/>
+      </w:pPr>
+      <w:rPr>
+        <w:rFonts w:ascii="Wingdings" w:hAnsi="Wingdings" w:hint="default"/>
+        <w:sz w:val="20"/>
+      </w:rPr>
+    </w:lvl>
+    <w:lvl w:ilvl="5" w:tentative="1">
+      <w:start w:val="1"/>
+      <w:numFmt w:val="bullet"/>
+      <w:lvlText w:val=""/>
+      <w:lvlJc w:val="left"/>
+      <w:pPr>
+        <w:tabs>
+          <w:tab w:val="num" w:pos="4320"/>
+        </w:tabs>
+        <w:ind w:left="4320" w:hanging="360"/>
+      </w:pPr>
+      <w:rPr>
+        <w:rFonts w:ascii="Wingdings" w:hAnsi="Wingdings" w:hint="default"/>
+        <w:sz w:val="20"/>
+      </w:rPr>
+    </w:lvl>
+    <w:lvl w:ilvl="6" w:tentative="1">
+      <w:start w:val="1"/>
+      <w:numFmt w:val="bullet"/>
+      <w:lvlText w:val=""/>
+      <w:lvlJc w:val="left"/>
+      <w:pPr>
+        <w:tabs>
+          <w:tab w:val="num" w:pos="5040"/>
+        </w:tabs>
+        <w:ind w:left="5040" w:hanging="360"/>
+      </w:pPr>
+      <w:rPr>
+        <w:rFonts w:ascii="Wingdings" w:hAnsi="Wingdings" w:hint="default"/>
+        <w:sz w:val="20"/>
+      </w:rPr>
+    </w:lvl>
+    <w:lvl w:ilvl="7" w:tentative="1">
+      <w:start w:val="1"/>
+      <w:numFmt w:val="bullet"/>
+      <w:lvlText w:val=""/>
+      <w:lvlJc w:val="left"/>
+      <w:pPr>
+        <w:tabs>
+          <w:tab w:val="num" w:pos="5760"/>
+        </w:tabs>
+        <w:ind w:left="5760" w:hanging="360"/>
+      </w:pPr>
+      <w:rPr>
+        <w:rFonts w:ascii="Wingdings" w:hAnsi="Wingdings" w:hint="default"/>
+        <w:sz w:val="20"/>
+      </w:rPr>
+    </w:lvl>
+    <w:lvl w:ilvl="8" w:tentative="1">
+      <w:start w:val="1"/>
+      <w:numFmt w:val="bullet"/>
+      <w:lvlText w:val=""/>
+      <w:lvlJc w:val="left"/>
+      <w:pPr>
+        <w:tabs>
+          <w:tab w:val="num" w:pos="6480"/>
+        </w:tabs>
+        <w:ind w:left="6480" w:hanging="360"/>
+      </w:pPr>
+      <w:rPr>
+        <w:rFonts w:ascii="Wingdings" w:hAnsi="Wingdings" w:hint="default"/>
+        <w:sz w:val="20"/>
+      </w:rPr>
+    </w:lvl>
+  </w:abstractNum>
+  <w:abstractNum w:abstractNumId="24" w15:restartNumberingAfterBreak="0">
     <w:nsid w:val="33307373"/>
     <w:multiLevelType w:val="multilevel"/>
     <w:tmpl w:val="85E88C80"/>
@@ -6143,7 +7076,7 @@
       </w:rPr>
     </w:lvl>
   </w:abstractNum>
-  <w:abstractNum w:abstractNumId="18" w15:restartNumberingAfterBreak="0">
+  <w:abstractNum w:abstractNumId="25" w15:restartNumberingAfterBreak="0">
     <w:nsid w:val="339A645F"/>
     <w:multiLevelType w:val="multilevel"/>
     <w:tmpl w:val="A31293B4"/>
@@ -6292,7 +7225,156 @@
       </w:rPr>
     </w:lvl>
   </w:abstractNum>
-  <w:abstractNum w:abstractNumId="19" w15:restartNumberingAfterBreak="0">
+  <w:abstractNum w:abstractNumId="26" w15:restartNumberingAfterBreak="0">
+    <w:nsid w:val="362E4C6E"/>
+    <w:multiLevelType w:val="multilevel"/>
+    <w:tmpl w:val="A1C2165C"/>
+    <w:lvl w:ilvl="0">
+      <w:start w:val="1"/>
+      <w:numFmt w:val="bullet"/>
+      <w:lvlText w:val=""/>
+      <w:lvlJc w:val="left"/>
+      <w:pPr>
+        <w:tabs>
+          <w:tab w:val="num" w:pos="720"/>
+        </w:tabs>
+        <w:ind w:left="720" w:hanging="360"/>
+      </w:pPr>
+      <w:rPr>
+        <w:rFonts w:ascii="Symbol" w:hAnsi="Symbol" w:hint="default"/>
+        <w:sz w:val="20"/>
+      </w:rPr>
+    </w:lvl>
+    <w:lvl w:ilvl="1" w:tentative="1">
+      <w:start w:val="1"/>
+      <w:numFmt w:val="bullet"/>
+      <w:lvlText w:val="o"/>
+      <w:lvlJc w:val="left"/>
+      <w:pPr>
+        <w:tabs>
+          <w:tab w:val="num" w:pos="1440"/>
+        </w:tabs>
+        <w:ind w:left="1440" w:hanging="360"/>
+      </w:pPr>
+      <w:rPr>
+        <w:rFonts w:ascii="Courier New" w:hAnsi="Courier New" w:hint="default"/>
+        <w:sz w:val="20"/>
+      </w:rPr>
+    </w:lvl>
+    <w:lvl w:ilvl="2" w:tentative="1">
+      <w:start w:val="1"/>
+      <w:numFmt w:val="bullet"/>
+      <w:lvlText w:val=""/>
+      <w:lvlJc w:val="left"/>
+      <w:pPr>
+        <w:tabs>
+          <w:tab w:val="num" w:pos="2160"/>
+        </w:tabs>
+        <w:ind w:left="2160" w:hanging="360"/>
+      </w:pPr>
+      <w:rPr>
+        <w:rFonts w:ascii="Wingdings" w:hAnsi="Wingdings" w:hint="default"/>
+        <w:sz w:val="20"/>
+      </w:rPr>
+    </w:lvl>
+    <w:lvl w:ilvl="3" w:tentative="1">
+      <w:start w:val="1"/>
+      <w:numFmt w:val="bullet"/>
+      <w:lvlText w:val=""/>
+      <w:lvlJc w:val="left"/>
+      <w:pPr>
+        <w:tabs>
+          <w:tab w:val="num" w:pos="2880"/>
+        </w:tabs>
+        <w:ind w:left="2880" w:hanging="360"/>
+      </w:pPr>
+      <w:rPr>
+        <w:rFonts w:ascii="Wingdings" w:hAnsi="Wingdings" w:hint="default"/>
+        <w:sz w:val="20"/>
+      </w:rPr>
+    </w:lvl>
+    <w:lvl w:ilvl="4" w:tentative="1">
+      <w:start w:val="1"/>
+      <w:numFmt w:val="bullet"/>
+      <w:lvlText w:val=""/>
+      <w:lvlJc w:val="left"/>
+      <w:pPr>
+        <w:tabs>
+          <w:tab w:val="num" w:pos="3600"/>
+        </w:tabs>
+        <w:ind w:left="3600" w:hanging="360"/>
+      </w:pPr>
+      <w:rPr>
+        <w:rFonts w:ascii="Wingdings" w:hAnsi="Wingdings" w:hint="default"/>
+        <w:sz w:val="20"/>
+      </w:rPr>
+    </w:lvl>
+    <w:lvl w:ilvl="5" w:tentative="1">
+      <w:start w:val="1"/>
+      <w:numFmt w:val="bullet"/>
+      <w:lvlText w:val=""/>
+      <w:lvlJc w:val="left"/>
+      <w:pPr>
+        <w:tabs>
+          <w:tab w:val="num" w:pos="4320"/>
+        </w:tabs>
+        <w:ind w:left="4320" w:hanging="360"/>
+      </w:pPr>
+      <w:rPr>
+        <w:rFonts w:ascii="Wingdings" w:hAnsi="Wingdings" w:hint="default"/>
+        <w:sz w:val="20"/>
+      </w:rPr>
+    </w:lvl>
+    <w:lvl w:ilvl="6" w:tentative="1">
+      <w:start w:val="1"/>
+      <w:numFmt w:val="bullet"/>
+      <w:lvlText w:val=""/>
+      <w:lvlJc w:val="left"/>
+      <w:pPr>
+        <w:tabs>
+          <w:tab w:val="num" w:pos="5040"/>
+        </w:tabs>
+        <w:ind w:left="5040" w:hanging="360"/>
+      </w:pPr>
+      <w:rPr>
+        <w:rFonts w:ascii="Wingdings" w:hAnsi="Wingdings" w:hint="default"/>
+        <w:sz w:val="20"/>
+      </w:rPr>
+    </w:lvl>
+    <w:lvl w:ilvl="7" w:tentative="1">
+      <w:start w:val="1"/>
+      <w:numFmt w:val="bullet"/>
+      <w:lvlText w:val=""/>
+      <w:lvlJc w:val="left"/>
+      <w:pPr>
+        <w:tabs>
+          <w:tab w:val="num" w:pos="5760"/>
+        </w:tabs>
+        <w:ind w:left="5760" w:hanging="360"/>
+      </w:pPr>
+      <w:rPr>
+        <w:rFonts w:ascii="Wingdings" w:hAnsi="Wingdings" w:hint="default"/>
+        <w:sz w:val="20"/>
+      </w:rPr>
+    </w:lvl>
+    <w:lvl w:ilvl="8" w:tentative="1">
+      <w:start w:val="1"/>
+      <w:numFmt w:val="bullet"/>
+      <w:lvlText w:val=""/>
+      <w:lvlJc w:val="left"/>
+      <w:pPr>
+        <w:tabs>
+          <w:tab w:val="num" w:pos="6480"/>
+        </w:tabs>
+        <w:ind w:left="6480" w:hanging="360"/>
+      </w:pPr>
+      <w:rPr>
+        <w:rFonts w:ascii="Wingdings" w:hAnsi="Wingdings" w:hint="default"/>
+        <w:sz w:val="20"/>
+      </w:rPr>
+    </w:lvl>
+  </w:abstractNum>
+  <w:abstractNum w:abstractNumId="27" w15:restartNumberingAfterBreak="0">
     <w:nsid w:val="39565BE1"/>
     <w:multiLevelType w:val="multilevel"/>
     <w:tmpl w:val="4594A2AC"/>
@@ -6441,7 +7523,7 @@
       </w:rPr>
     </w:lvl>
   </w:abstractNum>
-  <w:abstractNum w:abstractNumId="20" w15:restartNumberingAfterBreak="0">
+  <w:abstractNum w:abstractNumId="28" w15:restartNumberingAfterBreak="0">
     <w:nsid w:val="39F93363"/>
     <w:multiLevelType w:val="multilevel"/>
     <w:tmpl w:val="3B883102"/>
@@ -6590,7 +7672,7 @@
       </w:rPr>
     </w:lvl>
   </w:abstractNum>
-  <w:abstractNum w:abstractNumId="21" w15:restartNumberingAfterBreak="0">
+  <w:abstractNum w:abstractNumId="29" w15:restartNumberingAfterBreak="0">
     <w:nsid w:val="3B4046E7"/>
     <w:multiLevelType w:val="multilevel"/>
     <w:tmpl w:val="B1128840"/>
@@ -6739,7 +7821,156 @@
       </w:rPr>
     </w:lvl>
   </w:abstractNum>
-  <w:abstractNum w:abstractNumId="22" w15:restartNumberingAfterBreak="0">
+  <w:abstractNum w:abstractNumId="30" w15:restartNumberingAfterBreak="0">
+    <w:nsid w:val="3E5B632C"/>
+    <w:multiLevelType w:val="multilevel"/>
+    <w:tmpl w:val="C9C0687A"/>
+    <w:lvl w:ilvl="0">
+      <w:start w:val="1"/>
+      <w:numFmt w:val="bullet"/>
+      <w:lvlText w:val=""/>
+      <w:lvlJc w:val="left"/>
+      <w:pPr>
+        <w:tabs>
+          <w:tab w:val="num" w:pos="720"/>
+        </w:tabs>
+        <w:ind w:left="720" w:hanging="360"/>
+      </w:pPr>
+      <w:rPr>
+        <w:rFonts w:ascii="Symbol" w:hAnsi="Symbol" w:hint="default"/>
+        <w:sz w:val="20"/>
+      </w:rPr>
+    </w:lvl>
+    <w:lvl w:ilvl="1" w:tentative="1">
+      <w:start w:val="1"/>
+      <w:numFmt w:val="bullet"/>
+      <w:lvlText w:val="o"/>
+      <w:lvlJc w:val="left"/>
+      <w:pPr>
+        <w:tabs>
+          <w:tab w:val="num" w:pos="1440"/>
+        </w:tabs>
+        <w:ind w:left="1440" w:hanging="360"/>
+      </w:pPr>
+      <w:rPr>
+        <w:rFonts w:ascii="Courier New" w:hAnsi="Courier New" w:hint="default"/>
+        <w:sz w:val="20"/>
+      </w:rPr>
+    </w:lvl>
+    <w:lvl w:ilvl="2" w:tentative="1">
+      <w:start w:val="1"/>
+      <w:numFmt w:val="bullet"/>
+      <w:lvlText w:val=""/>
+      <w:lvlJc w:val="left"/>
+      <w:pPr>
+        <w:tabs>
+          <w:tab w:val="num" w:pos="2160"/>
+        </w:tabs>
+        <w:ind w:left="2160" w:hanging="360"/>
+      </w:pPr>
+      <w:rPr>
+        <w:rFonts w:ascii="Wingdings" w:hAnsi="Wingdings" w:hint="default"/>
+        <w:sz w:val="20"/>
+      </w:rPr>
+    </w:lvl>
+    <w:lvl w:ilvl="3" w:tentative="1">
+      <w:start w:val="1"/>
+      <w:numFmt w:val="bullet"/>
+      <w:lvlText w:val=""/>
+      <w:lvlJc w:val="left"/>
+      <w:pPr>
+        <w:tabs>
+          <w:tab w:val="num" w:pos="2880"/>
+        </w:tabs>
+        <w:ind w:left="2880" w:hanging="360"/>
+      </w:pPr>
+      <w:rPr>
+        <w:rFonts w:ascii="Wingdings" w:hAnsi="Wingdings" w:hint="default"/>
+        <w:sz w:val="20"/>
+      </w:rPr>
+    </w:lvl>
+    <w:lvl w:ilvl="4" w:tentative="1">
+      <w:start w:val="1"/>
+      <w:numFmt w:val="bullet"/>
+      <w:lvlText w:val=""/>
+      <w:lvlJc w:val="left"/>
+      <w:pPr>
+        <w:tabs>
+          <w:tab w:val="num" w:pos="3600"/>
+        </w:tabs>
+        <w:ind w:left="3600" w:hanging="360"/>
+      </w:pPr>
+      <w:rPr>
+        <w:rFonts w:ascii="Wingdings" w:hAnsi="Wingdings" w:hint="default"/>
+        <w:sz w:val="20"/>
+      </w:rPr>
+    </w:lvl>
+    <w:lvl w:ilvl="5" w:tentative="1">
+      <w:start w:val="1"/>
+      <w:numFmt w:val="bullet"/>
+      <w:lvlText w:val=""/>
+      <w:lvlJc w:val="left"/>
+      <w:pPr>
+        <w:tabs>
+          <w:tab w:val="num" w:pos="4320"/>
+        </w:tabs>
+        <w:ind w:left="4320" w:hanging="360"/>
+      </w:pPr>
+      <w:rPr>
+        <w:rFonts w:ascii="Wingdings" w:hAnsi="Wingdings" w:hint="default"/>
+        <w:sz w:val="20"/>
+      </w:rPr>
+    </w:lvl>
+    <w:lvl w:ilvl="6" w:tentative="1">
+      <w:start w:val="1"/>
+      <w:numFmt w:val="bullet"/>
+      <w:lvlText w:val=""/>
+      <w:lvlJc w:val="left"/>
+      <w:pPr>
+        <w:tabs>
+          <w:tab w:val="num" w:pos="5040"/>
+        </w:tabs>
+        <w:ind w:left="5040" w:hanging="360"/>
+      </w:pPr>
+      <w:rPr>
+        <w:rFonts w:ascii="Wingdings" w:hAnsi="Wingdings" w:hint="default"/>
+        <w:sz w:val="20"/>
+      </w:rPr>
+    </w:lvl>
+    <w:lvl w:ilvl="7" w:tentative="1">
+      <w:start w:val="1"/>
+      <w:numFmt w:val="bullet"/>
+      <w:lvlText w:val=""/>
+      <w:lvlJc w:val="left"/>
+      <w:pPr>
+        <w:tabs>
+          <w:tab w:val="num" w:pos="5760"/>
+        </w:tabs>
+        <w:ind w:left="5760" w:hanging="360"/>
+      </w:pPr>
+      <w:rPr>
+        <w:rFonts w:ascii="Wingdings" w:hAnsi="Wingdings" w:hint="default"/>
+        <w:sz w:val="20"/>
+      </w:rPr>
+    </w:lvl>
+    <w:lvl w:ilvl="8" w:tentative="1">
+      <w:start w:val="1"/>
+      <w:numFmt w:val="bullet"/>
+      <w:lvlText w:val=""/>
+      <w:lvlJc w:val="left"/>
+      <w:pPr>
+        <w:tabs>
+          <w:tab w:val="num" w:pos="6480"/>
+        </w:tabs>
+        <w:ind w:left="6480" w:hanging="360"/>
+      </w:pPr>
+      <w:rPr>
+        <w:rFonts w:ascii="Wingdings" w:hAnsi="Wingdings" w:hint="default"/>
+        <w:sz w:val="20"/>
+      </w:rPr>
+    </w:lvl>
+  </w:abstractNum>
+  <w:abstractNum w:abstractNumId="31" w15:restartNumberingAfterBreak="0">
     <w:nsid w:val="40BA53A3"/>
     <w:multiLevelType w:val="multilevel"/>
     <w:tmpl w:val="DB90BB50"/>
@@ -6888,7 +8119,7 @@
       </w:rPr>
     </w:lvl>
   </w:abstractNum>
-  <w:abstractNum w:abstractNumId="23" w15:restartNumberingAfterBreak="0">
+  <w:abstractNum w:abstractNumId="32" w15:restartNumberingAfterBreak="0">
     <w:nsid w:val="41E36483"/>
     <w:multiLevelType w:val="multilevel"/>
     <w:tmpl w:val="709C7F54"/>
@@ -7037,7 +8268,7 @@
       </w:rPr>
     </w:lvl>
   </w:abstractNum>
-  <w:abstractNum w:abstractNumId="24" w15:restartNumberingAfterBreak="0">
+  <w:abstractNum w:abstractNumId="33" w15:restartNumberingAfterBreak="0">
     <w:nsid w:val="42683FF8"/>
     <w:multiLevelType w:val="multilevel"/>
     <w:tmpl w:val="7C4E19B8"/>
@@ -7186,7 +8417,156 @@
       </w:rPr>
     </w:lvl>
   </w:abstractNum>
-  <w:abstractNum w:abstractNumId="25" w15:restartNumberingAfterBreak="0">
+  <w:abstractNum w:abstractNumId="34" w15:restartNumberingAfterBreak="0">
+    <w:nsid w:val="42A62A42"/>
+    <w:multiLevelType w:val="multilevel"/>
+    <w:tmpl w:val="A5726F4E"/>
+    <w:lvl w:ilvl="0">
+      <w:start w:val="1"/>
+      <w:numFmt w:val="bullet"/>
+      <w:lvlText w:val=""/>
+      <w:lvlJc w:val="left"/>
+      <w:pPr>
+        <w:tabs>
+          <w:tab w:val="num" w:pos="720"/>
+        </w:tabs>
+        <w:ind w:left="720" w:hanging="360"/>
+      </w:pPr>
+      <w:rPr>
+        <w:rFonts w:ascii="Symbol" w:hAnsi="Symbol" w:hint="default"/>
+        <w:sz w:val="20"/>
+      </w:rPr>
+    </w:lvl>
+    <w:lvl w:ilvl="1" w:tentative="1">
+      <w:start w:val="1"/>
+      <w:numFmt w:val="bullet"/>
+      <w:lvlText w:val="o"/>
+      <w:lvlJc w:val="left"/>
+      <w:pPr>
+        <w:tabs>
+          <w:tab w:val="num" w:pos="1440"/>
+        </w:tabs>
+        <w:ind w:left="1440" w:hanging="360"/>
+      </w:pPr>
+      <w:rPr>
+        <w:rFonts w:ascii="Courier New" w:hAnsi="Courier New" w:hint="default"/>
+        <w:sz w:val="20"/>
+      </w:rPr>
+    </w:lvl>
+    <w:lvl w:ilvl="2" w:tentative="1">
+      <w:start w:val="1"/>
+      <w:numFmt w:val="bullet"/>
+      <w:lvlText w:val=""/>
+      <w:lvlJc w:val="left"/>
+      <w:pPr>
+        <w:tabs>
+          <w:tab w:val="num" w:pos="2160"/>
+        </w:tabs>
+        <w:ind w:left="2160" w:hanging="360"/>
+      </w:pPr>
+      <w:rPr>
+        <w:rFonts w:ascii="Wingdings" w:hAnsi="Wingdings" w:hint="default"/>
+        <w:sz w:val="20"/>
+      </w:rPr>
+    </w:lvl>
+    <w:lvl w:ilvl="3" w:tentative="1">
+      <w:start w:val="1"/>
+      <w:numFmt w:val="bullet"/>
+      <w:lvlText w:val=""/>
+      <w:lvlJc w:val="left"/>
+      <w:pPr>
+        <w:tabs>
+          <w:tab w:val="num" w:pos="2880"/>
+        </w:tabs>
+        <w:ind w:left="2880" w:hanging="360"/>
+      </w:pPr>
+      <w:rPr>
+        <w:rFonts w:ascii="Wingdings" w:hAnsi="Wingdings" w:hint="default"/>
+        <w:sz w:val="20"/>
+      </w:rPr>
+    </w:lvl>
+    <w:lvl w:ilvl="4" w:tentative="1">
+      <w:start w:val="1"/>
+      <w:numFmt w:val="bullet"/>
+      <w:lvlText w:val=""/>
+      <w:lvlJc w:val="left"/>
+      <w:pPr>
+        <w:tabs>
+          <w:tab w:val="num" w:pos="3600"/>
+        </w:tabs>
+        <w:ind w:left="3600" w:hanging="360"/>
+      </w:pPr>
+      <w:rPr>
+        <w:rFonts w:ascii="Wingdings" w:hAnsi="Wingdings" w:hint="default"/>
+        <w:sz w:val="20"/>
+      </w:rPr>
+    </w:lvl>
+    <w:lvl w:ilvl="5" w:tentative="1">
+      <w:start w:val="1"/>
+      <w:numFmt w:val="bullet"/>
+      <w:lvlText w:val=""/>
+      <w:lvlJc w:val="left"/>
+      <w:pPr>
+        <w:tabs>
+          <w:tab w:val="num" w:pos="4320"/>
+        </w:tabs>
+        <w:ind w:left="4320" w:hanging="360"/>
+      </w:pPr>
+      <w:rPr>
+        <w:rFonts w:ascii="Wingdings" w:hAnsi="Wingdings" w:hint="default"/>
+        <w:sz w:val="20"/>
+      </w:rPr>
+    </w:lvl>
+    <w:lvl w:ilvl="6" w:tentative="1">
+      <w:start w:val="1"/>
+      <w:numFmt w:val="bullet"/>
+      <w:lvlText w:val=""/>
+      <w:lvlJc w:val="left"/>
+      <w:pPr>
+        <w:tabs>
+          <w:tab w:val="num" w:pos="5040"/>
+        </w:tabs>
+        <w:ind w:left="5040" w:hanging="360"/>
+      </w:pPr>
+      <w:rPr>
+        <w:rFonts w:ascii="Wingdings" w:hAnsi="Wingdings" w:hint="default"/>
+        <w:sz w:val="20"/>
+      </w:rPr>
+    </w:lvl>
+    <w:lvl w:ilvl="7" w:tentative="1">
+      <w:start w:val="1"/>
+      <w:numFmt w:val="bullet"/>
+      <w:lvlText w:val=""/>
+      <w:lvlJc w:val="left"/>
+      <w:pPr>
+        <w:tabs>
+          <w:tab w:val="num" w:pos="5760"/>
+        </w:tabs>
+        <w:ind w:left="5760" w:hanging="360"/>
+      </w:pPr>
+      <w:rPr>
+        <w:rFonts w:ascii="Wingdings" w:hAnsi="Wingdings" w:hint="default"/>
+        <w:sz w:val="20"/>
+      </w:rPr>
+    </w:lvl>
+    <w:lvl w:ilvl="8" w:tentative="1">
+      <w:start w:val="1"/>
+      <w:numFmt w:val="bullet"/>
+      <w:lvlText w:val=""/>
+      <w:lvlJc w:val="left"/>
+      <w:pPr>
+        <w:tabs>
+          <w:tab w:val="num" w:pos="6480"/>
+        </w:tabs>
+        <w:ind w:left="6480" w:hanging="360"/>
+      </w:pPr>
+      <w:rPr>
+        <w:rFonts w:ascii="Wingdings" w:hAnsi="Wingdings" w:hint="default"/>
+        <w:sz w:val="20"/>
+      </w:rPr>
+    </w:lvl>
+  </w:abstractNum>
+  <w:abstractNum w:abstractNumId="35" w15:restartNumberingAfterBreak="0">
     <w:nsid w:val="45422EFF"/>
     <w:multiLevelType w:val="multilevel"/>
     <w:tmpl w:val="6E9022A8"/>
@@ -7335,7 +8715,7 @@
       </w:rPr>
     </w:lvl>
   </w:abstractNum>
-  <w:abstractNum w:abstractNumId="26" w15:restartNumberingAfterBreak="0">
+  <w:abstractNum w:abstractNumId="36" w15:restartNumberingAfterBreak="0">
     <w:nsid w:val="46D81232"/>
     <w:multiLevelType w:val="multilevel"/>
     <w:tmpl w:val="95E4F146"/>
@@ -7484,7 +8864,7 @@
       </w:rPr>
     </w:lvl>
   </w:abstractNum>
-  <w:abstractNum w:abstractNumId="27" w15:restartNumberingAfterBreak="0">
+  <w:abstractNum w:abstractNumId="37" w15:restartNumberingAfterBreak="0">
     <w:nsid w:val="49BD14AD"/>
     <w:multiLevelType w:val="multilevel"/>
     <w:tmpl w:val="EA1AAC02"/>
@@ -7633,7 +9013,7 @@
       </w:rPr>
     </w:lvl>
   </w:abstractNum>
-  <w:abstractNum w:abstractNumId="28" w15:restartNumberingAfterBreak="0">
+  <w:abstractNum w:abstractNumId="38" w15:restartNumberingAfterBreak="0">
     <w:nsid w:val="4B595235"/>
     <w:multiLevelType w:val="multilevel"/>
     <w:tmpl w:val="F52AE2C8"/>
@@ -7782,7 +9162,7 @@
       </w:rPr>
     </w:lvl>
   </w:abstractNum>
-  <w:abstractNum w:abstractNumId="29" w15:restartNumberingAfterBreak="0">
+  <w:abstractNum w:abstractNumId="39" w15:restartNumberingAfterBreak="0">
     <w:nsid w:val="4E600C34"/>
     <w:multiLevelType w:val="multilevel"/>
     <w:tmpl w:val="9B547F06"/>
@@ -7931,7 +9311,7 @@
       </w:rPr>
     </w:lvl>
   </w:abstractNum>
-  <w:abstractNum w:abstractNumId="30" w15:restartNumberingAfterBreak="0">
+  <w:abstractNum w:abstractNumId="40" w15:restartNumberingAfterBreak="0">
     <w:nsid w:val="522C3007"/>
     <w:multiLevelType w:val="multilevel"/>
     <w:tmpl w:val="67242990"/>
@@ -8080,7 +9460,7 @@
       </w:rPr>
     </w:lvl>
   </w:abstractNum>
-  <w:abstractNum w:abstractNumId="31" w15:restartNumberingAfterBreak="0">
+  <w:abstractNum w:abstractNumId="41" w15:restartNumberingAfterBreak="0">
     <w:nsid w:val="52681769"/>
     <w:multiLevelType w:val="multilevel"/>
     <w:tmpl w:val="8C80A68A"/>
@@ -8229,7 +9609,156 @@
       </w:rPr>
     </w:lvl>
   </w:abstractNum>
-  <w:abstractNum w:abstractNumId="32" w15:restartNumberingAfterBreak="0">
+  <w:abstractNum w:abstractNumId="42" w15:restartNumberingAfterBreak="0">
+    <w:nsid w:val="55875FC0"/>
+    <w:multiLevelType w:val="multilevel"/>
+    <w:tmpl w:val="09C8B42E"/>
+    <w:lvl w:ilvl="0">
+      <w:start w:val="1"/>
+      <w:numFmt w:val="bullet"/>
+      <w:lvlText w:val=""/>
+      <w:lvlJc w:val="left"/>
+      <w:pPr>
+        <w:tabs>
+          <w:tab w:val="num" w:pos="720"/>
+        </w:tabs>
+        <w:ind w:left="720" w:hanging="360"/>
+      </w:pPr>
+      <w:rPr>
+        <w:rFonts w:ascii="Symbol" w:hAnsi="Symbol" w:hint="default"/>
+        <w:sz w:val="20"/>
+      </w:rPr>
+    </w:lvl>
+    <w:lvl w:ilvl="1" w:tentative="1">
+      <w:start w:val="1"/>
+      <w:numFmt w:val="bullet"/>
+      <w:lvlText w:val="o"/>
+      <w:lvlJc w:val="left"/>
+      <w:pPr>
+        <w:tabs>
+          <w:tab w:val="num" w:pos="1440"/>
+        </w:tabs>
+        <w:ind w:left="1440" w:hanging="360"/>
+      </w:pPr>
+      <w:rPr>
+        <w:rFonts w:ascii="Courier New" w:hAnsi="Courier New" w:hint="default"/>
+        <w:sz w:val="20"/>
+      </w:rPr>
+    </w:lvl>
+    <w:lvl w:ilvl="2" w:tentative="1">
+      <w:start w:val="1"/>
+      <w:numFmt w:val="bullet"/>
+      <w:lvlText w:val=""/>
+      <w:lvlJc w:val="left"/>
+      <w:pPr>
+        <w:tabs>
+          <w:tab w:val="num" w:pos="2160"/>
+        </w:tabs>
+        <w:ind w:left="2160" w:hanging="360"/>
+      </w:pPr>
+      <w:rPr>
+        <w:rFonts w:ascii="Wingdings" w:hAnsi="Wingdings" w:hint="default"/>
+        <w:sz w:val="20"/>
+      </w:rPr>
+    </w:lvl>
+    <w:lvl w:ilvl="3" w:tentative="1">
+      <w:start w:val="1"/>
+      <w:numFmt w:val="bullet"/>
+      <w:lvlText w:val=""/>
+      <w:lvlJc w:val="left"/>
+      <w:pPr>
+        <w:tabs>
+          <w:tab w:val="num" w:pos="2880"/>
+        </w:tabs>
+        <w:ind w:left="2880" w:hanging="360"/>
+      </w:pPr>
+      <w:rPr>
+        <w:rFonts w:ascii="Wingdings" w:hAnsi="Wingdings" w:hint="default"/>
+        <w:sz w:val="20"/>
+      </w:rPr>
+    </w:lvl>
+    <w:lvl w:ilvl="4" w:tentative="1">
+      <w:start w:val="1"/>
+      <w:numFmt w:val="bullet"/>
+      <w:lvlText w:val=""/>
+      <w:lvlJc w:val="left"/>
+      <w:pPr>
+        <w:tabs>
+          <w:tab w:val="num" w:pos="3600"/>
+        </w:tabs>
+        <w:ind w:left="3600" w:hanging="360"/>
+      </w:pPr>
+      <w:rPr>
+        <w:rFonts w:ascii="Wingdings" w:hAnsi="Wingdings" w:hint="default"/>
+        <w:sz w:val="20"/>
+      </w:rPr>
+    </w:lvl>
+    <w:lvl w:ilvl="5" w:tentative="1">
+      <w:start w:val="1"/>
+      <w:numFmt w:val="bullet"/>
+      <w:lvlText w:val=""/>
+      <w:lvlJc w:val="left"/>
+      <w:pPr>
+        <w:tabs>
+          <w:tab w:val="num" w:pos="4320"/>
+        </w:tabs>
+        <w:ind w:left="4320" w:hanging="360"/>
+      </w:pPr>
+      <w:rPr>
+        <w:rFonts w:ascii="Wingdings" w:hAnsi="Wingdings" w:hint="default"/>
+        <w:sz w:val="20"/>
+      </w:rPr>
+    </w:lvl>
+    <w:lvl w:ilvl="6" w:tentative="1">
+      <w:start w:val="1"/>
+      <w:numFmt w:val="bullet"/>
+      <w:lvlText w:val=""/>
+      <w:lvlJc w:val="left"/>
+      <w:pPr>
+        <w:tabs>
+          <w:tab w:val="num" w:pos="5040"/>
+        </w:tabs>
+        <w:ind w:left="5040" w:hanging="360"/>
+      </w:pPr>
+      <w:rPr>
+        <w:rFonts w:ascii="Wingdings" w:hAnsi="Wingdings" w:hint="default"/>
+        <w:sz w:val="20"/>
+      </w:rPr>
+    </w:lvl>
+    <w:lvl w:ilvl="7" w:tentative="1">
+      <w:start w:val="1"/>
+      <w:numFmt w:val="bullet"/>
+      <w:lvlText w:val=""/>
+      <w:lvlJc w:val="left"/>
+      <w:pPr>
+        <w:tabs>
+          <w:tab w:val="num" w:pos="5760"/>
+        </w:tabs>
+        <w:ind w:left="5760" w:hanging="360"/>
+      </w:pPr>
+      <w:rPr>
+        <w:rFonts w:ascii="Wingdings" w:hAnsi="Wingdings" w:hint="default"/>
+        <w:sz w:val="20"/>
+      </w:rPr>
+    </w:lvl>
+    <w:lvl w:ilvl="8" w:tentative="1">
+      <w:start w:val="1"/>
+      <w:numFmt w:val="bullet"/>
+      <w:lvlText w:val=""/>
+      <w:lvlJc w:val="left"/>
+      <w:pPr>
+        <w:tabs>
+          <w:tab w:val="num" w:pos="6480"/>
+        </w:tabs>
+        <w:ind w:left="6480" w:hanging="360"/>
+      </w:pPr>
+      <w:rPr>
+        <w:rFonts w:ascii="Wingdings" w:hAnsi="Wingdings" w:hint="default"/>
+        <w:sz w:val="20"/>
+      </w:rPr>
+    </w:lvl>
+  </w:abstractNum>
+  <w:abstractNum w:abstractNumId="43" w15:restartNumberingAfterBreak="0">
     <w:nsid w:val="584877C3"/>
     <w:multiLevelType w:val="multilevel"/>
     <w:tmpl w:val="98E40480"/>
@@ -8378,7 +9907,7 @@
       </w:rPr>
     </w:lvl>
   </w:abstractNum>
-  <w:abstractNum w:abstractNumId="33" w15:restartNumberingAfterBreak="0">
+  <w:abstractNum w:abstractNumId="44" w15:restartNumberingAfterBreak="0">
     <w:nsid w:val="594B6BAD"/>
     <w:multiLevelType w:val="multilevel"/>
     <w:tmpl w:val="246CC5A8"/>
@@ -8527,7 +10056,7 @@
       </w:rPr>
     </w:lvl>
   </w:abstractNum>
-  <w:abstractNum w:abstractNumId="34" w15:restartNumberingAfterBreak="0">
+  <w:abstractNum w:abstractNumId="45" w15:restartNumberingAfterBreak="0">
     <w:nsid w:val="5D3A5110"/>
     <w:multiLevelType w:val="multilevel"/>
     <w:tmpl w:val="51BE3D7C"/>
@@ -8676,7 +10205,7 @@
       </w:rPr>
     </w:lvl>
   </w:abstractNum>
-  <w:abstractNum w:abstractNumId="35" w15:restartNumberingAfterBreak="0">
+  <w:abstractNum w:abstractNumId="46" w15:restartNumberingAfterBreak="0">
     <w:nsid w:val="5E6A586B"/>
     <w:multiLevelType w:val="multilevel"/>
     <w:tmpl w:val="A07055BE"/>
@@ -8825,7 +10354,7 @@
       </w:rPr>
     </w:lvl>
   </w:abstractNum>
-  <w:abstractNum w:abstractNumId="36" w15:restartNumberingAfterBreak="0">
+  <w:abstractNum w:abstractNumId="47" w15:restartNumberingAfterBreak="0">
     <w:nsid w:val="5F9B0931"/>
     <w:multiLevelType w:val="multilevel"/>
     <w:tmpl w:val="9E72FCFA"/>
@@ -8974,7 +10503,156 @@
       </w:rPr>
     </w:lvl>
   </w:abstractNum>
-  <w:abstractNum w:abstractNumId="37" w15:restartNumberingAfterBreak="0">
+  <w:abstractNum w:abstractNumId="48" w15:restartNumberingAfterBreak="0">
+    <w:nsid w:val="60FE3FC1"/>
+    <w:multiLevelType w:val="multilevel"/>
+    <w:tmpl w:val="2F9003E0"/>
+    <w:lvl w:ilvl="0">
+      <w:start w:val="1"/>
+      <w:numFmt w:val="bullet"/>
+      <w:lvlText w:val=""/>
+      <w:lvlJc w:val="left"/>
+      <w:pPr>
+        <w:tabs>
+          <w:tab w:val="num" w:pos="720"/>
+        </w:tabs>
+        <w:ind w:left="720" w:hanging="360"/>
+      </w:pPr>
+      <w:rPr>
+        <w:rFonts w:ascii="Symbol" w:hAnsi="Symbol" w:hint="default"/>
+        <w:sz w:val="20"/>
+      </w:rPr>
+    </w:lvl>
+    <w:lvl w:ilvl="1" w:tentative="1">
+      <w:start w:val="1"/>
+      <w:numFmt w:val="bullet"/>
+      <w:lvlText w:val="o"/>
+      <w:lvlJc w:val="left"/>
+      <w:pPr>
+        <w:tabs>
+          <w:tab w:val="num" w:pos="1440"/>
+        </w:tabs>
+        <w:ind w:left="1440" w:hanging="360"/>
+      </w:pPr>
+      <w:rPr>
+        <w:rFonts w:ascii="Courier New" w:hAnsi="Courier New" w:hint="default"/>
+        <w:sz w:val="20"/>
+      </w:rPr>
+    </w:lvl>
+    <w:lvl w:ilvl="2" w:tentative="1">
+      <w:start w:val="1"/>
+      <w:numFmt w:val="bullet"/>
+      <w:lvlText w:val=""/>
+      <w:lvlJc w:val="left"/>
+      <w:pPr>
+        <w:tabs>
+          <w:tab w:val="num" w:pos="2160"/>
+        </w:tabs>
+        <w:ind w:left="2160" w:hanging="360"/>
+      </w:pPr>
+      <w:rPr>
+        <w:rFonts w:ascii="Wingdings" w:hAnsi="Wingdings" w:hint="default"/>
+        <w:sz w:val="20"/>
+      </w:rPr>
+    </w:lvl>
+    <w:lvl w:ilvl="3" w:tentative="1">
+      <w:start w:val="1"/>
+      <w:numFmt w:val="bullet"/>
+      <w:lvlText w:val=""/>
+      <w:lvlJc w:val="left"/>
+      <w:pPr>
+        <w:tabs>
+          <w:tab w:val="num" w:pos="2880"/>
+        </w:tabs>
+        <w:ind w:left="2880" w:hanging="360"/>
+      </w:pPr>
+      <w:rPr>
+        <w:rFonts w:ascii="Wingdings" w:hAnsi="Wingdings" w:hint="default"/>
+        <w:sz w:val="20"/>
+      </w:rPr>
+    </w:lvl>
+    <w:lvl w:ilvl="4" w:tentative="1">
+      <w:start w:val="1"/>
+      <w:numFmt w:val="bullet"/>
+      <w:lvlText w:val=""/>
+      <w:lvlJc w:val="left"/>
+      <w:pPr>
+        <w:tabs>
+          <w:tab w:val="num" w:pos="3600"/>
+        </w:tabs>
+        <w:ind w:left="3600" w:hanging="360"/>
+      </w:pPr>
+      <w:rPr>
+        <w:rFonts w:ascii="Wingdings" w:hAnsi="Wingdings" w:hint="default"/>
+        <w:sz w:val="20"/>
+      </w:rPr>
+    </w:lvl>
+    <w:lvl w:ilvl="5" w:tentative="1">
+      <w:start w:val="1"/>
+      <w:numFmt w:val="bullet"/>
+      <w:lvlText w:val=""/>
+      <w:lvlJc w:val="left"/>
+      <w:pPr>
+        <w:tabs>
+          <w:tab w:val="num" w:pos="4320"/>
+        </w:tabs>
+        <w:ind w:left="4320" w:hanging="360"/>
+      </w:pPr>
+      <w:rPr>
+        <w:rFonts w:ascii="Wingdings" w:hAnsi="Wingdings" w:hint="default"/>
+        <w:sz w:val="20"/>
+      </w:rPr>
+    </w:lvl>
+    <w:lvl w:ilvl="6" w:tentative="1">
+      <w:start w:val="1"/>
+      <w:numFmt w:val="bullet"/>
+      <w:lvlText w:val=""/>
+      <w:lvlJc w:val="left"/>
+      <w:pPr>
+        <w:tabs>
+          <w:tab w:val="num" w:pos="5040"/>
+        </w:tabs>
+        <w:ind w:left="5040" w:hanging="360"/>
+      </w:pPr>
+      <w:rPr>
+        <w:rFonts w:ascii="Wingdings" w:hAnsi="Wingdings" w:hint="default"/>
+        <w:sz w:val="20"/>
+      </w:rPr>
+    </w:lvl>
+    <w:lvl w:ilvl="7" w:tentative="1">
+      <w:start w:val="1"/>
+      <w:numFmt w:val="bullet"/>
+      <w:lvlText w:val=""/>
+      <w:lvlJc w:val="left"/>
+      <w:pPr>
+        <w:tabs>
+          <w:tab w:val="num" w:pos="5760"/>
+        </w:tabs>
+        <w:ind w:left="5760" w:hanging="360"/>
+      </w:pPr>
+      <w:rPr>
+        <w:rFonts w:ascii="Wingdings" w:hAnsi="Wingdings" w:hint="default"/>
+        <w:sz w:val="20"/>
+      </w:rPr>
+    </w:lvl>
+    <w:lvl w:ilvl="8" w:tentative="1">
+      <w:start w:val="1"/>
+      <w:numFmt w:val="bullet"/>
+      <w:lvlText w:val=""/>
+      <w:lvlJc w:val="left"/>
+      <w:pPr>
+        <w:tabs>
+          <w:tab w:val="num" w:pos="6480"/>
+        </w:tabs>
+        <w:ind w:left="6480" w:hanging="360"/>
+      </w:pPr>
+      <w:rPr>
+        <w:rFonts w:ascii="Wingdings" w:hAnsi="Wingdings" w:hint="default"/>
+        <w:sz w:val="20"/>
+      </w:rPr>
+    </w:lvl>
+  </w:abstractNum>
+  <w:abstractNum w:abstractNumId="49" w15:restartNumberingAfterBreak="0">
     <w:nsid w:val="613B6C75"/>
     <w:multiLevelType w:val="multilevel"/>
     <w:tmpl w:val="0AA0F6E8"/>
@@ -9123,7 +10801,7 @@
       </w:rPr>
     </w:lvl>
   </w:abstractNum>
-  <w:abstractNum w:abstractNumId="38" w15:restartNumberingAfterBreak="0">
+  <w:abstractNum w:abstractNumId="50" w15:restartNumberingAfterBreak="0">
     <w:nsid w:val="63CC5CED"/>
     <w:multiLevelType w:val="multilevel"/>
     <w:tmpl w:val="5DA026D2"/>
@@ -9272,7 +10950,7 @@
       </w:rPr>
     </w:lvl>
   </w:abstractNum>
-  <w:abstractNum w:abstractNumId="39" w15:restartNumberingAfterBreak="0">
+  <w:abstractNum w:abstractNumId="51" w15:restartNumberingAfterBreak="0">
     <w:nsid w:val="680963BD"/>
     <w:multiLevelType w:val="multilevel"/>
     <w:tmpl w:val="0860BE92"/>
@@ -9421,7 +11099,156 @@
       </w:rPr>
     </w:lvl>
   </w:abstractNum>
-  <w:abstractNum w:abstractNumId="40" w15:restartNumberingAfterBreak="0">
+  <w:abstractNum w:abstractNumId="52" w15:restartNumberingAfterBreak="0">
+    <w:nsid w:val="6B057AA9"/>
+    <w:multiLevelType w:val="multilevel"/>
+    <w:tmpl w:val="E23A54BA"/>
+    <w:lvl w:ilvl="0">
+      <w:start w:val="1"/>
+      <w:numFmt w:val="bullet"/>
+      <w:lvlText w:val=""/>
+      <w:lvlJc w:val="left"/>
+      <w:pPr>
+        <w:tabs>
+          <w:tab w:val="num" w:pos="720"/>
+        </w:tabs>
+        <w:ind w:left="720" w:hanging="360"/>
+      </w:pPr>
+      <w:rPr>
+        <w:rFonts w:ascii="Symbol" w:hAnsi="Symbol" w:hint="default"/>
+        <w:sz w:val="20"/>
+      </w:rPr>
+    </w:lvl>
+    <w:lvl w:ilvl="1" w:tentative="1">
+      <w:start w:val="1"/>
+      <w:numFmt w:val="bullet"/>
+      <w:lvlText w:val="o"/>
+      <w:lvlJc w:val="left"/>
+      <w:pPr>
+        <w:tabs>
+          <w:tab w:val="num" w:pos="1440"/>
+        </w:tabs>
+        <w:ind w:left="1440" w:hanging="360"/>
+      </w:pPr>
+      <w:rPr>
+        <w:rFonts w:ascii="Courier New" w:hAnsi="Courier New" w:hint="default"/>
+        <w:sz w:val="20"/>
+      </w:rPr>
+    </w:lvl>
+    <w:lvl w:ilvl="2" w:tentative="1">
+      <w:start w:val="1"/>
+      <w:numFmt w:val="bullet"/>
+      <w:lvlText w:val=""/>
+      <w:lvlJc w:val="left"/>
+      <w:pPr>
+        <w:tabs>
+          <w:tab w:val="num" w:pos="2160"/>
+        </w:tabs>
+        <w:ind w:left="2160" w:hanging="360"/>
+      </w:pPr>
+      <w:rPr>
+        <w:rFonts w:ascii="Wingdings" w:hAnsi="Wingdings" w:hint="default"/>
+        <w:sz w:val="20"/>
+      </w:rPr>
+    </w:lvl>
+    <w:lvl w:ilvl="3" w:tentative="1">
+      <w:start w:val="1"/>
+      <w:numFmt w:val="bullet"/>
+      <w:lvlText w:val=""/>
+      <w:lvlJc w:val="left"/>
+      <w:pPr>
+        <w:tabs>
+          <w:tab w:val="num" w:pos="2880"/>
+        </w:tabs>
+        <w:ind w:left="2880" w:hanging="360"/>
+      </w:pPr>
+      <w:rPr>
+        <w:rFonts w:ascii="Wingdings" w:hAnsi="Wingdings" w:hint="default"/>
+        <w:sz w:val="20"/>
+      </w:rPr>
+    </w:lvl>
+    <w:lvl w:ilvl="4" w:tentative="1">
+      <w:start w:val="1"/>
+      <w:numFmt w:val="bullet"/>
+      <w:lvlText w:val=""/>
+      <w:lvlJc w:val="left"/>
+      <w:pPr>
+        <w:tabs>
+          <w:tab w:val="num" w:pos="3600"/>
+        </w:tabs>
+        <w:ind w:left="3600" w:hanging="360"/>
+      </w:pPr>
+      <w:rPr>
+        <w:rFonts w:ascii="Wingdings" w:hAnsi="Wingdings" w:hint="default"/>
+        <w:sz w:val="20"/>
+      </w:rPr>
+    </w:lvl>
+    <w:lvl w:ilvl="5" w:tentative="1">
+      <w:start w:val="1"/>
+      <w:numFmt w:val="bullet"/>
+      <w:lvlText w:val=""/>
+      <w:lvlJc w:val="left"/>
+      <w:pPr>
+        <w:tabs>
+          <w:tab w:val="num" w:pos="4320"/>
+        </w:tabs>
+        <w:ind w:left="4320" w:hanging="360"/>
+      </w:pPr>
+      <w:rPr>
+        <w:rFonts w:ascii="Wingdings" w:hAnsi="Wingdings" w:hint="default"/>
+        <w:sz w:val="20"/>
+      </w:rPr>
+    </w:lvl>
+    <w:lvl w:ilvl="6" w:tentative="1">
+      <w:start w:val="1"/>
+      <w:numFmt w:val="bullet"/>
+      <w:lvlText w:val=""/>
+      <w:lvlJc w:val="left"/>
+      <w:pPr>
+        <w:tabs>
+          <w:tab w:val="num" w:pos="5040"/>
+        </w:tabs>
+        <w:ind w:left="5040" w:hanging="360"/>
+      </w:pPr>
+      <w:rPr>
+        <w:rFonts w:ascii="Wingdings" w:hAnsi="Wingdings" w:hint="default"/>
+        <w:sz w:val="20"/>
+      </w:rPr>
+    </w:lvl>
+    <w:lvl w:ilvl="7" w:tentative="1">
+      <w:start w:val="1"/>
+      <w:numFmt w:val="bullet"/>
+      <w:lvlText w:val=""/>
+      <w:lvlJc w:val="left"/>
+      <w:pPr>
+        <w:tabs>
+          <w:tab w:val="num" w:pos="5760"/>
+        </w:tabs>
+        <w:ind w:left="5760" w:hanging="360"/>
+      </w:pPr>
+      <w:rPr>
+        <w:rFonts w:ascii="Wingdings" w:hAnsi="Wingdings" w:hint="default"/>
+        <w:sz w:val="20"/>
+      </w:rPr>
+    </w:lvl>
+    <w:lvl w:ilvl="8" w:tentative="1">
+      <w:start w:val="1"/>
+      <w:numFmt w:val="bullet"/>
+      <w:lvlText w:val=""/>
+      <w:lvlJc w:val="left"/>
+      <w:pPr>
+        <w:tabs>
+          <w:tab w:val="num" w:pos="6480"/>
+        </w:tabs>
+        <w:ind w:left="6480" w:hanging="360"/>
+      </w:pPr>
+      <w:rPr>
+        <w:rFonts w:ascii="Wingdings" w:hAnsi="Wingdings" w:hint="default"/>
+        <w:sz w:val="20"/>
+      </w:rPr>
+    </w:lvl>
+  </w:abstractNum>
+  <w:abstractNum w:abstractNumId="53" w15:restartNumberingAfterBreak="0">
     <w:nsid w:val="6C0B1E99"/>
     <w:multiLevelType w:val="multilevel"/>
     <w:tmpl w:val="0F48896C"/>
@@ -9570,7 +11397,7 @@
       </w:rPr>
     </w:lvl>
   </w:abstractNum>
-  <w:abstractNum w:abstractNumId="41" w15:restartNumberingAfterBreak="0">
+  <w:abstractNum w:abstractNumId="54" w15:restartNumberingAfterBreak="0">
     <w:nsid w:val="739F5E6D"/>
     <w:multiLevelType w:val="multilevel"/>
     <w:tmpl w:val="7DCC6174"/>
@@ -9719,7 +11546,7 @@
       </w:rPr>
     </w:lvl>
   </w:abstractNum>
-  <w:abstractNum w:abstractNumId="42" w15:restartNumberingAfterBreak="0">
+  <w:abstractNum w:abstractNumId="55" w15:restartNumberingAfterBreak="0">
     <w:nsid w:val="73D619E7"/>
     <w:multiLevelType w:val="multilevel"/>
     <w:tmpl w:val="C3E0DA3E"/>
@@ -9868,7 +11695,7 @@
       </w:rPr>
     </w:lvl>
   </w:abstractNum>
-  <w:abstractNum w:abstractNumId="43" w15:restartNumberingAfterBreak="0">
+  <w:abstractNum w:abstractNumId="56" w15:restartNumberingAfterBreak="0">
     <w:nsid w:val="7CFF0DAA"/>
     <w:multiLevelType w:val="multilevel"/>
     <w:tmpl w:val="CF3825DC"/>
@@ -10017,7 +11844,7 @@
       </w:rPr>
     </w:lvl>
   </w:abstractNum>
-  <w:abstractNum w:abstractNumId="44" w15:restartNumberingAfterBreak="0">
+  <w:abstractNum w:abstractNumId="57" w15:restartNumberingAfterBreak="0">
     <w:nsid w:val="7E6A698B"/>
     <w:multiLevelType w:val="multilevel"/>
     <w:tmpl w:val="9730ADC0"/>
@@ -10166,140 +11993,331 @@
       </w:rPr>
     </w:lvl>
   </w:abstractNum>
+  <w:abstractNum w:abstractNumId="58" w15:restartNumberingAfterBreak="0">
+    <w:nsid w:val="7F6A66E7"/>
+    <w:multiLevelType w:val="multilevel"/>
+    <w:tmpl w:val="F5267DEA"/>
+    <w:lvl w:ilvl="0">
+      <w:start w:val="1"/>
+      <w:numFmt w:val="bullet"/>
+      <w:lvlText w:val=""/>
+      <w:lvlJc w:val="left"/>
+      <w:pPr>
+        <w:tabs>
+          <w:tab w:val="num" w:pos="720"/>
+        </w:tabs>
+        <w:ind w:left="720" w:hanging="360"/>
+      </w:pPr>
+      <w:rPr>
+        <w:rFonts w:ascii="Symbol" w:hAnsi="Symbol" w:hint="default"/>
+        <w:sz w:val="20"/>
+      </w:rPr>
+    </w:lvl>
+    <w:lvl w:ilvl="1" w:tentative="1">
+      <w:start w:val="1"/>
+      <w:numFmt w:val="bullet"/>
+      <w:lvlText w:val="o"/>
+      <w:lvlJc w:val="left"/>
+      <w:pPr>
+        <w:tabs>
+          <w:tab w:val="num" w:pos="1440"/>
+        </w:tabs>
+        <w:ind w:left="1440" w:hanging="360"/>
+      </w:pPr>
+      <w:rPr>
+        <w:rFonts w:ascii="Courier New" w:hAnsi="Courier New" w:hint="default"/>
+        <w:sz w:val="20"/>
+      </w:rPr>
+    </w:lvl>
+    <w:lvl w:ilvl="2" w:tentative="1">
+      <w:start w:val="1"/>
+      <w:numFmt w:val="bullet"/>
+      <w:lvlText w:val=""/>
+      <w:lvlJc w:val="left"/>
+      <w:pPr>
+        <w:tabs>
+          <w:tab w:val="num" w:pos="2160"/>
+        </w:tabs>
+        <w:ind w:left="2160" w:hanging="360"/>
+      </w:pPr>
+      <w:rPr>
+        <w:rFonts w:ascii="Wingdings" w:hAnsi="Wingdings" w:hint="default"/>
+        <w:sz w:val="20"/>
+      </w:rPr>
+    </w:lvl>
+    <w:lvl w:ilvl="3" w:tentative="1">
+      <w:start w:val="1"/>
+      <w:numFmt w:val="bullet"/>
+      <w:lvlText w:val=""/>
+      <w:lvlJc w:val="left"/>
+      <w:pPr>
+        <w:tabs>
+          <w:tab w:val="num" w:pos="2880"/>
+        </w:tabs>
+        <w:ind w:left="2880" w:hanging="360"/>
+      </w:pPr>
+      <w:rPr>
+        <w:rFonts w:ascii="Wingdings" w:hAnsi="Wingdings" w:hint="default"/>
+        <w:sz w:val="20"/>
+      </w:rPr>
+    </w:lvl>
+    <w:lvl w:ilvl="4" w:tentative="1">
+      <w:start w:val="1"/>
+      <w:numFmt w:val="bullet"/>
+      <w:lvlText w:val=""/>
+      <w:lvlJc w:val="left"/>
+      <w:pPr>
+        <w:tabs>
+          <w:tab w:val="num" w:pos="3600"/>
+        </w:tabs>
+        <w:ind w:left="3600" w:hanging="360"/>
+      </w:pPr>
+      <w:rPr>
+        <w:rFonts w:ascii="Wingdings" w:hAnsi="Wingdings" w:hint="default"/>
+        <w:sz w:val="20"/>
+      </w:rPr>
+    </w:lvl>
+    <w:lvl w:ilvl="5" w:tentative="1">
+      <w:start w:val="1"/>
+      <w:numFmt w:val="bullet"/>
+      <w:lvlText w:val=""/>
+      <w:lvlJc w:val="left"/>
+      <w:pPr>
+        <w:tabs>
+          <w:tab w:val="num" w:pos="4320"/>
+        </w:tabs>
+        <w:ind w:left="4320" w:hanging="360"/>
+      </w:pPr>
+      <w:rPr>
+        <w:rFonts w:ascii="Wingdings" w:hAnsi="Wingdings" w:hint="default"/>
+        <w:sz w:val="20"/>
+      </w:rPr>
+    </w:lvl>
+    <w:lvl w:ilvl="6" w:tentative="1">
+      <w:start w:val="1"/>
+      <w:numFmt w:val="bullet"/>
+      <w:lvlText w:val=""/>
+      <w:lvlJc w:val="left"/>
+      <w:pPr>
+        <w:tabs>
+          <w:tab w:val="num" w:pos="5040"/>
+        </w:tabs>
+        <w:ind w:left="5040" w:hanging="360"/>
+      </w:pPr>
+      <w:rPr>
+        <w:rFonts w:ascii="Wingdings" w:hAnsi="Wingdings" w:hint="default"/>
+        <w:sz w:val="20"/>
+      </w:rPr>
+    </w:lvl>
+    <w:lvl w:ilvl="7" w:tentative="1">
+      <w:start w:val="1"/>
+      <w:numFmt w:val="bullet"/>
+      <w:lvlText w:val=""/>
+      <w:lvlJc w:val="left"/>
+      <w:pPr>
+        <w:tabs>
+          <w:tab w:val="num" w:pos="5760"/>
+        </w:tabs>
+        <w:ind w:left="5760" w:hanging="360"/>
+      </w:pPr>
+      <w:rPr>
+        <w:rFonts w:ascii="Wingdings" w:hAnsi="Wingdings" w:hint="default"/>
+        <w:sz w:val="20"/>
+      </w:rPr>
+    </w:lvl>
+    <w:lvl w:ilvl="8" w:tentative="1">
+      <w:start w:val="1"/>
+      <w:numFmt w:val="bullet"/>
+      <w:lvlText w:val=""/>
+      <w:lvlJc w:val="left"/>
+      <w:pPr>
+        <w:tabs>
+          <w:tab w:val="num" w:pos="6480"/>
+        </w:tabs>
+        <w:ind w:left="6480" w:hanging="360"/>
+      </w:pPr>
+      <w:rPr>
+        <w:rFonts w:ascii="Wingdings" w:hAnsi="Wingdings" w:hint="default"/>
+        <w:sz w:val="20"/>
+      </w:rPr>
+    </w:lvl>
+  </w:abstractNum>
   <w:num w:numId="1" w16cid:durableId="83190428">
-    <w:abstractNumId w:val="25"/>
+    <w:abstractNumId w:val="35"/>
   </w:num>
   <w:num w:numId="2" w16cid:durableId="902105231">
-    <w:abstractNumId w:val="22"/>
+    <w:abstractNumId w:val="31"/>
   </w:num>
   <w:num w:numId="3" w16cid:durableId="1929146619">
-    <w:abstractNumId w:val="43"/>
+    <w:abstractNumId w:val="56"/>
   </w:num>
   <w:num w:numId="4" w16cid:durableId="860123982">
-    <w:abstractNumId w:val="7"/>
+    <w:abstractNumId w:val="9"/>
   </w:num>
   <w:num w:numId="5" w16cid:durableId="831259350">
-    <w:abstractNumId w:val="5"/>
+    <w:abstractNumId w:val="6"/>
   </w:num>
   <w:num w:numId="6" w16cid:durableId="587274585">
-    <w:abstractNumId w:val="44"/>
+    <w:abstractNumId w:val="57"/>
   </w:num>
   <w:num w:numId="7" w16cid:durableId="1598556603">
-    <w:abstractNumId w:val="8"/>
+    <w:abstractNumId w:val="10"/>
   </w:num>
   <w:num w:numId="8" w16cid:durableId="862019781">
-    <w:abstractNumId w:val="31"/>
+    <w:abstractNumId w:val="41"/>
   </w:num>
   <w:num w:numId="9" w16cid:durableId="2084795135">
-    <w:abstractNumId w:val="24"/>
+    <w:abstractNumId w:val="33"/>
   </w:num>
   <w:num w:numId="10" w16cid:durableId="1172062534">
     <w:abstractNumId w:val="0"/>
   </w:num>
   <w:num w:numId="11" w16cid:durableId="503327424">
-    <w:abstractNumId w:val="27"/>
+    <w:abstractNumId w:val="37"/>
   </w:num>
   <w:num w:numId="12" w16cid:durableId="1441218468">
+    <w:abstractNumId w:val="39"/>
+  </w:num>
+  <w:num w:numId="13" w16cid:durableId="1354263719">
+    <w:abstractNumId w:val="16"/>
+  </w:num>
+  <w:num w:numId="14" w16cid:durableId="864945493">
+    <w:abstractNumId w:val="53"/>
+  </w:num>
+  <w:num w:numId="15" w16cid:durableId="1249729391">
+    <w:abstractNumId w:val="19"/>
+  </w:num>
+  <w:num w:numId="16" w16cid:durableId="1531607394">
+    <w:abstractNumId w:val="46"/>
+  </w:num>
+  <w:num w:numId="17" w16cid:durableId="778064977">
+    <w:abstractNumId w:val="21"/>
+  </w:num>
+  <w:num w:numId="18" w16cid:durableId="994458403">
     <w:abstractNumId w:val="29"/>
   </w:num>
-  <w:num w:numId="13" w16cid:durableId="1354263719">
-    <w:abstractNumId w:val="11"/>
+  <w:num w:numId="19" w16cid:durableId="1351955963">
+    <w:abstractNumId w:val="36"/>
   </w:num>
-  <w:num w:numId="14" w16cid:durableId="864945493">
-    <w:abstractNumId w:val="40"/>
+  <w:num w:numId="20" w16cid:durableId="1445613437">
+    <w:abstractNumId w:val="50"/>
   </w:num>
-  <w:num w:numId="15" w16cid:durableId="1249729391">
-    <w:abstractNumId w:val="13"/>
+  <w:num w:numId="21" w16cid:durableId="1129780035">
+    <w:abstractNumId w:val="24"/>
   </w:num>
-  <w:num w:numId="16" w16cid:durableId="1531607394">
-    <w:abstractNumId w:val="35"/>
-  </w:num>
-  <w:num w:numId="17" w16cid:durableId="778064977">
+  <w:num w:numId="22" w16cid:durableId="1799833300">
     <w:abstractNumId w:val="15"/>
   </w:num>
-  <w:num w:numId="18" w16cid:durableId="994458403">
-    <w:abstractNumId w:val="21"/>
-  </w:num>
-  <w:num w:numId="19" w16cid:durableId="1351955963">
-    <w:abstractNumId w:val="26"/>
-  </w:num>
-  <w:num w:numId="20" w16cid:durableId="1445613437">
-    <w:abstractNumId w:val="38"/>
-  </w:num>
-  <w:num w:numId="21" w16cid:durableId="1129780035">
-    <w:abstractNumId w:val="17"/>
-  </w:num>
-  <w:num w:numId="22" w16cid:durableId="1799833300">
-    <w:abstractNumId w:val="10"/>
-  </w:num>
   <w:num w:numId="23" w16cid:durableId="1428160559">
-    <w:abstractNumId w:val="37"/>
+    <w:abstractNumId w:val="49"/>
   </w:num>
   <w:num w:numId="24" w16cid:durableId="1620718010">
-    <w:abstractNumId w:val="14"/>
+    <w:abstractNumId w:val="20"/>
   </w:num>
   <w:num w:numId="25" w16cid:durableId="524170744">
-    <w:abstractNumId w:val="41"/>
+    <w:abstractNumId w:val="54"/>
   </w:num>
   <w:num w:numId="26" w16cid:durableId="2096323353">
-    <w:abstractNumId w:val="4"/>
+    <w:abstractNumId w:val="5"/>
   </w:num>
   <w:num w:numId="27" w16cid:durableId="1042554324">
-    <w:abstractNumId w:val="3"/>
+    <w:abstractNumId w:val="4"/>
   </w:num>
   <w:num w:numId="28" w16cid:durableId="604076200">
     <w:abstractNumId w:val="1"/>
   </w:num>
   <w:num w:numId="29" w16cid:durableId="67925949">
-    <w:abstractNumId w:val="19"/>
+    <w:abstractNumId w:val="27"/>
   </w:num>
   <w:num w:numId="30" w16cid:durableId="40521938">
+    <w:abstractNumId w:val="40"/>
+  </w:num>
+  <w:num w:numId="31" w16cid:durableId="1246260399">
+    <w:abstractNumId w:val="8"/>
+  </w:num>
+  <w:num w:numId="32" w16cid:durableId="823853761">
+    <w:abstractNumId w:val="44"/>
+  </w:num>
+  <w:num w:numId="33" w16cid:durableId="1465467901">
+    <w:abstractNumId w:val="47"/>
+  </w:num>
+  <w:num w:numId="34" w16cid:durableId="1401948803">
+    <w:abstractNumId w:val="28"/>
+  </w:num>
+  <w:num w:numId="35" w16cid:durableId="828132194">
+    <w:abstractNumId w:val="51"/>
+  </w:num>
+  <w:num w:numId="36" w16cid:durableId="2132087901">
+    <w:abstractNumId w:val="25"/>
+  </w:num>
+  <w:num w:numId="37" w16cid:durableId="2129202231">
+    <w:abstractNumId w:val="55"/>
+  </w:num>
+  <w:num w:numId="38" w16cid:durableId="765346478">
+    <w:abstractNumId w:val="12"/>
+  </w:num>
+  <w:num w:numId="39" w16cid:durableId="560286099">
+    <w:abstractNumId w:val="32"/>
+  </w:num>
+  <w:num w:numId="40" w16cid:durableId="414253410">
+    <w:abstractNumId w:val="3"/>
+  </w:num>
+  <w:num w:numId="41" w16cid:durableId="1736659497">
+    <w:abstractNumId w:val="38"/>
+  </w:num>
+  <w:num w:numId="42" w16cid:durableId="1817261558">
+    <w:abstractNumId w:val="22"/>
+  </w:num>
+  <w:num w:numId="43" w16cid:durableId="529414859">
+    <w:abstractNumId w:val="45"/>
+  </w:num>
+  <w:num w:numId="44" w16cid:durableId="1411463615">
+    <w:abstractNumId w:val="18"/>
+  </w:num>
+  <w:num w:numId="45" w16cid:durableId="286737192">
+    <w:abstractNumId w:val="43"/>
+  </w:num>
+  <w:num w:numId="46" w16cid:durableId="1066491524">
     <w:abstractNumId w:val="30"/>
   </w:num>
-  <w:num w:numId="31" w16cid:durableId="1246260399">
-    <w:abstractNumId w:val="6"/>
+  <w:num w:numId="47" w16cid:durableId="585458700">
+    <w:abstractNumId w:val="14"/>
   </w:num>
-  <w:num w:numId="32" w16cid:durableId="823853761">
-    <w:abstractNumId w:val="33"/>
+  <w:num w:numId="48" w16cid:durableId="1886990179">
+    <w:abstractNumId w:val="58"/>
   </w:num>
-  <w:num w:numId="33" w16cid:durableId="1465467901">
-    <w:abstractNumId w:val="36"/>
+  <w:num w:numId="49" w16cid:durableId="1045718158">
+    <w:abstractNumId w:val="11"/>
   </w:num>
-  <w:num w:numId="34" w16cid:durableId="1401948803">
-    <w:abstractNumId w:val="20"/>
-  </w:num>
-  <w:num w:numId="35" w16cid:durableId="828132194">
-    <w:abstractNumId w:val="39"/>
-  </w:num>
-  <w:num w:numId="36" w16cid:durableId="2132087901">
-    <w:abstractNumId w:val="18"/>
-  </w:num>
-  <w:num w:numId="37" w16cid:durableId="2129202231">
+  <w:num w:numId="50" w16cid:durableId="1872840829">
     <w:abstractNumId w:val="42"/>
   </w:num>
-  <w:num w:numId="38" w16cid:durableId="765346478">
-    <w:abstractNumId w:val="9"/>
-  </w:num>
-  <w:num w:numId="39" w16cid:durableId="560286099">
+  <w:num w:numId="51" w16cid:durableId="1388409635">
     <w:abstractNumId w:val="23"/>
   </w:num>
-  <w:num w:numId="40" w16cid:durableId="414253410">
-    <w:abstractNumId w:val="2"/>
+  <w:num w:numId="52" w16cid:durableId="7952961">
+    <w:abstractNumId w:val="48"/>
   </w:num>
-  <w:num w:numId="41" w16cid:durableId="1736659497">
-    <w:abstractNumId w:val="28"/>
+  <w:num w:numId="53" w16cid:durableId="978459898">
+    <w:abstractNumId w:val="17"/>
   </w:num>
-  <w:num w:numId="42" w16cid:durableId="1817261558">
-    <w:abstractNumId w:val="16"/>
+  <w:num w:numId="54" w16cid:durableId="1808935405">
+    <w:abstractNumId w:val="52"/>
   </w:num>
-  <w:num w:numId="43" w16cid:durableId="529414859">
+  <w:num w:numId="55" w16cid:durableId="793446954">
+    <w:abstractNumId w:val="13"/>
+  </w:num>
+  <w:num w:numId="56" w16cid:durableId="432557185">
+    <w:abstractNumId w:val="7"/>
+  </w:num>
+  <w:num w:numId="57" w16cid:durableId="1341857648">
     <w:abstractNumId w:val="34"/>
   </w:num>
-  <w:num w:numId="44" w16cid:durableId="1411463615">
-    <w:abstractNumId w:val="12"/>
+  <w:num w:numId="58" w16cid:durableId="436410105">
+    <w:abstractNumId w:val="26"/>
   </w:num>
-  <w:num w:numId="45" w16cid:durableId="286737192">
-    <w:abstractNumId w:val="32"/>
+  <w:num w:numId="59" w16cid:durableId="1396666125">
+    <w:abstractNumId w:val="2"/>
   </w:num>
 </w:numbering>
 </file>
